--- a/00-首页/题组Word/第一轮·综合套卷/第一轮综合卷09（学生版-打印版）.docx
+++ b/00-首页/题组Word/第一轮·综合套卷/第一轮综合卷09（学生版-打印版）.docx
@@ -6397,7 +6397,7 @@
         <m:sSup>
           <m:e>
             <m:r>
-              <m:t>​</m:t>
+              <m:t xml:space="preserve"> </m:t>
             </m:r>
           </m:e>
           <m:sup>
@@ -6502,7 +6502,7 @@
         <m:sSup>
           <m:e>
             <m:r>
-              <m:t>​</m:t>
+              <m:t xml:space="preserve"> </m:t>
             </m:r>
           </m:e>
           <m:sup>
@@ -6552,7 +6552,7 @@
         <m:sSup>
           <m:e>
             <m:r>
-              <m:t>​</m:t>
+              <m:t xml:space="preserve"> </m:t>
             </m:r>
           </m:e>
           <m:sup>

--- a/00-首页/题组Word/第一轮·综合套卷/第一轮综合卷09（学生版-打印版）.docx
+++ b/00-首页/题组Word/第一轮·综合套卷/第一轮综合卷09（学生版-打印版）.docx
@@ -484,8 +484,8 @@
     <w:p>
       <w:pPr>
         <w:pStyle w:val="FirstParagraph"/>
+        <w:spacing w:before="0" w:after="0"/>
         <w:ind w:left="480" w:hanging="480"/>
-        <w:spacing w:after="0"/>
       </w:pPr>
       <m:oMath>
         <m:sSub>
@@ -550,20 +550,45 @@
     <w:p>
       <w:pPr>
         <w:pStyle w:val="FirstParagraph"/>
+        <w:spacing w:before="0" w:after="0"/>
         <w:ind w:left="480" w:hanging="480"/>
+      </w:pPr>
+      <w:r>
+        <w:rPr>
+          <w:rFonts w:hint="eastAsia" w:ascii="Times New Roman" w:hAnsi="Times New Roman" w:eastAsia="Times New Roman" w:cs="Times New Roman"/>
+        </w:rPr>
+        <w:t>A.</w:t>
+      </w:r>
+      <w:r>
+        <w:rPr>
+          <w:rFonts w:hint="eastAsia" w:ascii="Times New Roman" w:hAnsi="Times New Roman" w:eastAsia="FangSong" w:cs="Times New Roman"/>
+        </w:rPr>
+        <w:t>直线形</w:t>
+      </w:r>
+      <w:r>
+        <w:rPr>
+          <w:rFonts w:ascii="Times New Roman" w:hAnsi="Times New Roman" w:eastAsia="Times New Roman" w:cs="Times New Roman"/>
+        </w:rPr>
+        <w:t xml:space="preserve"> </w:t>
+      </w:r>
+    </w:p>
+    <w:p>
+      <w:pPr>
+        <w:pStyle w:val="FirstParagraph"/>
         <w:spacing w:before="0" w:after="0"/>
-      </w:pPr>
-      <w:r>
-        <w:rPr>
-          <w:rFonts w:hint="eastAsia" w:ascii="Times New Roman" w:hAnsi="Times New Roman" w:eastAsia="Times New Roman" w:cs="Times New Roman"/>
-        </w:rPr>
-        <w:t>A.</w:t>
-      </w:r>
-      <w:r>
-        <w:rPr>
-          <w:rFonts w:hint="eastAsia" w:ascii="Times New Roman" w:hAnsi="Times New Roman" w:eastAsia="FangSong" w:cs="Times New Roman"/>
-        </w:rPr>
-        <w:t>直线形</w:t>
+        <w:ind w:left="480" w:hanging="480"/>
+      </w:pPr>
+      <w:r>
+        <w:rPr>
+          <w:rFonts w:hint="eastAsia" w:ascii="Times New Roman" w:hAnsi="Times New Roman" w:eastAsia="Times New Roman" w:cs="Times New Roman"/>
+        </w:rPr>
+        <w:t>B.</w:t>
+      </w:r>
+      <w:r>
+        <w:rPr>
+          <w:rFonts w:hint="eastAsia" w:ascii="Times New Roman" w:hAnsi="Times New Roman" w:eastAsia="FangSong" w:cs="Times New Roman"/>
+        </w:rPr>
+        <w:t>平面正方形</w:t>
       </w:r>
       <w:r>
         <w:rPr>
@@ -575,58 +600,33 @@
     <w:p>
       <w:pPr>
         <w:pStyle w:val="FirstParagraph"/>
+        <w:spacing w:before="0" w:after="0"/>
         <w:ind w:left="480" w:hanging="480"/>
+      </w:pPr>
+      <w:r>
+        <w:rPr>
+          <w:rFonts w:hint="eastAsia" w:ascii="Times New Roman" w:hAnsi="Times New Roman" w:eastAsia="Times New Roman" w:cs="Times New Roman"/>
+        </w:rPr>
+        <w:t>C.</w:t>
+      </w:r>
+      <w:r>
+        <w:rPr>
+          <w:rFonts w:hint="eastAsia" w:ascii="Times New Roman" w:hAnsi="Times New Roman" w:eastAsia="FangSong" w:cs="Times New Roman"/>
+        </w:rPr>
+        <w:t>四面体形</w:t>
+      </w:r>
+      <w:r>
+        <w:rPr>
+          <w:rFonts w:ascii="Times New Roman" w:hAnsi="Times New Roman" w:eastAsia="Times New Roman" w:cs="Times New Roman"/>
+        </w:rPr>
+        <w:t xml:space="preserve"> </w:t>
+      </w:r>
+    </w:p>
+    <w:p>
+      <w:pPr>
+        <w:pStyle w:val="FirstParagraph"/>
         <w:spacing w:before="0" w:after="0"/>
-      </w:pPr>
-      <w:r>
-        <w:rPr>
-          <w:rFonts w:hint="eastAsia" w:ascii="Times New Roman" w:hAnsi="Times New Roman" w:eastAsia="Times New Roman" w:cs="Times New Roman"/>
-        </w:rPr>
-        <w:t>B.</w:t>
-      </w:r>
-      <w:r>
-        <w:rPr>
-          <w:rFonts w:hint="eastAsia" w:ascii="Times New Roman" w:hAnsi="Times New Roman" w:eastAsia="FangSong" w:cs="Times New Roman"/>
-        </w:rPr>
-        <w:t>平面正方形</w:t>
-      </w:r>
-      <w:r>
-        <w:rPr>
-          <w:rFonts w:ascii="Times New Roman" w:hAnsi="Times New Roman" w:eastAsia="Times New Roman" w:cs="Times New Roman"/>
-        </w:rPr>
-        <w:t xml:space="preserve"> </w:t>
-      </w:r>
-    </w:p>
-    <w:p>
-      <w:pPr>
-        <w:pStyle w:val="FirstParagraph"/>
         <w:ind w:left="480" w:hanging="480"/>
-        <w:spacing w:before="0" w:after="0"/>
-      </w:pPr>
-      <w:r>
-        <w:rPr>
-          <w:rFonts w:hint="eastAsia" w:ascii="Times New Roman" w:hAnsi="Times New Roman" w:eastAsia="Times New Roman" w:cs="Times New Roman"/>
-        </w:rPr>
-        <w:t>C.</w:t>
-      </w:r>
-      <w:r>
-        <w:rPr>
-          <w:rFonts w:hint="eastAsia" w:ascii="Times New Roman" w:hAnsi="Times New Roman" w:eastAsia="FangSong" w:cs="Times New Roman"/>
-        </w:rPr>
-        <w:t>四面体形</w:t>
-      </w:r>
-      <w:r>
-        <w:rPr>
-          <w:rFonts w:ascii="Times New Roman" w:hAnsi="Times New Roman" w:eastAsia="Times New Roman" w:cs="Times New Roman"/>
-        </w:rPr>
-        <w:t xml:space="preserve"> </w:t>
-      </w:r>
-    </w:p>
-    <w:p>
-      <w:pPr>
-        <w:pStyle w:val="FirstParagraph"/>
-        <w:ind w:left="480" w:hanging="480"/>
-        <w:spacing w:before="0" w:after="180"/>
       </w:pPr>
       <w:r>
         <w:rPr>
@@ -690,8 +690,8 @@
     <w:p>
       <w:pPr>
         <w:pStyle w:val="FirstParagraph"/>
+        <w:spacing w:before="0" w:after="0"/>
         <w:ind w:left="480" w:hanging="480"/>
-        <w:spacing w:after="0"/>
       </w:pPr>
       <w:r>
         <w:rPr>
@@ -733,20 +733,45 @@
     <w:p>
       <w:pPr>
         <w:pStyle w:val="FirstParagraph"/>
+        <w:spacing w:before="0" w:after="0"/>
         <w:ind w:left="480" w:hanging="480"/>
+      </w:pPr>
+      <w:r>
+        <w:rPr>
+          <w:rFonts w:ascii="Times New Roman" w:hAnsi="Times New Roman" w:eastAsia="Times New Roman" w:cs="Times New Roman"/>
+        </w:rPr>
+        <w:t xml:space="preserve">A. </w:t>
+      </w:r>
+      <w:r>
+        <w:rPr>
+          <w:rFonts w:hint="eastAsia" w:ascii="Times New Roman" w:hAnsi="Times New Roman" w:eastAsia="FangSong" w:cs="Times New Roman"/>
+        </w:rPr>
+        <w:t xml:space="preserve">都具有四面体结构</w:t>
+      </w:r>
+      <w:r>
+        <w:rPr>
+          <w:rFonts w:ascii="Times New Roman" w:hAnsi="Times New Roman" w:eastAsia="Times New Roman" w:cs="Times New Roman"/>
+        </w:rPr>
+        <w:t xml:space="preserve"> </w:t>
+      </w:r>
+    </w:p>
+    <w:p>
+      <w:pPr>
+        <w:pStyle w:val="FirstParagraph"/>
         <w:spacing w:before="0" w:after="0"/>
-      </w:pPr>
-      <w:r>
-        <w:rPr>
-          <w:rFonts w:ascii="Times New Roman" w:hAnsi="Times New Roman" w:eastAsia="Times New Roman" w:cs="Times New Roman"/>
-        </w:rPr>
-        <w:t xml:space="preserve">A. </w:t>
-      </w:r>
-      <w:r>
-        <w:rPr>
-          <w:rFonts w:hint="eastAsia" w:ascii="Times New Roman" w:hAnsi="Times New Roman" w:eastAsia="FangSong" w:cs="Times New Roman"/>
-        </w:rPr>
-        <w:t xml:space="preserve">都具有四面体结构</w:t>
+        <w:ind w:left="480" w:hanging="480"/>
+      </w:pPr>
+      <w:r>
+        <w:rPr>
+          <w:rFonts w:ascii="Times New Roman" w:hAnsi="Times New Roman" w:eastAsia="Times New Roman" w:cs="Times New Roman"/>
+        </w:rPr>
+        <w:t xml:space="preserve">B. </w:t>
+      </w:r>
+      <w:r>
+        <w:rPr>
+          <w:rFonts w:hint="eastAsia" w:ascii="Times New Roman" w:hAnsi="Times New Roman" w:eastAsia="FangSong" w:cs="Times New Roman"/>
+        </w:rPr>
+        <w:t xml:space="preserve">都是以共价键结合的原子晶体</w:t>
       </w:r>
       <w:r>
         <w:rPr>
@@ -758,58 +783,33 @@
     <w:p>
       <w:pPr>
         <w:pStyle w:val="FirstParagraph"/>
+        <w:spacing w:before="0" w:after="0"/>
         <w:ind w:left="480" w:hanging="480"/>
+      </w:pPr>
+      <w:r>
+        <w:rPr>
+          <w:rFonts w:ascii="Times New Roman" w:hAnsi="Times New Roman" w:eastAsia="Times New Roman" w:cs="Times New Roman"/>
+        </w:rPr>
+        <w:t xml:space="preserve">C. </w:t>
+      </w:r>
+      <w:r>
+        <w:rPr>
+          <w:rFonts w:hint="eastAsia" w:ascii="Times New Roman" w:hAnsi="Times New Roman" w:eastAsia="FangSong" w:cs="Times New Roman"/>
+        </w:rPr>
+        <w:t xml:space="preserve">都具有非极性共价键</w:t>
+      </w:r>
+      <w:r>
+        <w:rPr>
+          <w:rFonts w:ascii="Times New Roman" w:hAnsi="Times New Roman" w:eastAsia="Times New Roman" w:cs="Times New Roman"/>
+        </w:rPr>
+        <w:t xml:space="preserve"> </w:t>
+      </w:r>
+    </w:p>
+    <w:p>
+      <w:pPr>
+        <w:pStyle w:val="FirstParagraph"/>
         <w:spacing w:before="0" w:after="0"/>
-      </w:pPr>
-      <w:r>
-        <w:rPr>
-          <w:rFonts w:ascii="Times New Roman" w:hAnsi="Times New Roman" w:eastAsia="Times New Roman" w:cs="Times New Roman"/>
-        </w:rPr>
-        <w:t xml:space="preserve">B. </w:t>
-      </w:r>
-      <w:r>
-        <w:rPr>
-          <w:rFonts w:hint="eastAsia" w:ascii="Times New Roman" w:hAnsi="Times New Roman" w:eastAsia="FangSong" w:cs="Times New Roman"/>
-        </w:rPr>
-        <w:t xml:space="preserve">都是以共价键结合的原子晶体</w:t>
-      </w:r>
-      <w:r>
-        <w:rPr>
-          <w:rFonts w:ascii="Times New Roman" w:hAnsi="Times New Roman" w:eastAsia="Times New Roman" w:cs="Times New Roman"/>
-        </w:rPr>
-        <w:t xml:space="preserve"> </w:t>
-      </w:r>
-    </w:p>
-    <w:p>
-      <w:pPr>
-        <w:pStyle w:val="FirstParagraph"/>
         <w:ind w:left="480" w:hanging="480"/>
-        <w:spacing w:before="0" w:after="0"/>
-      </w:pPr>
-      <w:r>
-        <w:rPr>
-          <w:rFonts w:ascii="Times New Roman" w:hAnsi="Times New Roman" w:eastAsia="Times New Roman" w:cs="Times New Roman"/>
-        </w:rPr>
-        <w:t xml:space="preserve">C. </w:t>
-      </w:r>
-      <w:r>
-        <w:rPr>
-          <w:rFonts w:hint="eastAsia" w:ascii="Times New Roman" w:hAnsi="Times New Roman" w:eastAsia="FangSong" w:cs="Times New Roman"/>
-        </w:rPr>
-        <w:t xml:space="preserve">都具有非极性共价键</w:t>
-      </w:r>
-      <w:r>
-        <w:rPr>
-          <w:rFonts w:ascii="Times New Roman" w:hAnsi="Times New Roman" w:eastAsia="Times New Roman" w:cs="Times New Roman"/>
-        </w:rPr>
-        <w:t xml:space="preserve"> </w:t>
-      </w:r>
-    </w:p>
-    <w:p>
-      <w:pPr>
-        <w:pStyle w:val="FirstParagraph"/>
-        <w:ind w:left="480" w:hanging="480"/>
-        <w:spacing w:before="0" w:after="180"/>
       </w:pPr>
       <w:r>
         <w:rPr>
@@ -873,8 +873,8 @@
     <w:p>
       <w:pPr>
         <w:pStyle w:val="FirstParagraph"/>
+        <w:spacing w:before="0" w:after="0"/>
         <w:ind w:left="480" w:hanging="480"/>
-        <w:spacing w:after="0"/>
       </w:pPr>
       <w:r>
         <w:rPr>
@@ -976,8 +976,8 @@
     <w:p>
       <w:pPr>
         <w:pStyle w:val="FirstParagraph"/>
+        <w:spacing w:before="0" w:after="0"/>
         <w:ind w:left="480" w:hanging="480"/>
-        <w:spacing w:before="0" w:after="0"/>
       </w:pPr>
       <w:r>
         <w:rPr>
@@ -1024,8 +1024,8 @@
     <w:p>
       <w:pPr>
         <w:pStyle w:val="FirstParagraph"/>
+        <w:spacing w:before="0" w:after="0"/>
         <w:ind w:left="480" w:hanging="480"/>
-        <w:spacing w:before="0" w:after="0"/>
       </w:pPr>
       <w:r>
         <w:rPr>
@@ -1066,8 +1066,8 @@
     <w:p>
       <w:pPr>
         <w:pStyle w:val="FirstParagraph"/>
+        <w:spacing w:before="0" w:after="0"/>
         <w:ind w:left="480" w:hanging="480"/>
-        <w:spacing w:before="0" w:after="0"/>
       </w:pPr>
       <w:r>
         <w:rPr>
@@ -1108,8 +1108,8 @@
     <w:p>
       <w:pPr>
         <w:pStyle w:val="FirstParagraph"/>
+        <w:spacing w:before="0" w:after="0"/>
         <w:ind w:left="480" w:hanging="480"/>
-        <w:spacing w:before="0" w:after="180"/>
       </w:pPr>
       <w:r>
         <w:rPr>
@@ -1798,8 +1798,8 @@
     <w:p>
       <w:pPr>
         <w:pStyle w:val="BodyText"/>
+        <w:spacing w:before="0" w:after="0"/>
         <w:ind w:left="480" w:hanging="480"/>
-        <w:spacing w:after="0"/>
       </w:pPr>
       <w:r>
         <w:rPr>
@@ -1823,20 +1823,45 @@
     <w:p>
       <w:pPr>
         <w:pStyle w:val="BodyText"/>
+        <w:spacing w:before="0" w:after="0"/>
         <w:ind w:left="480" w:hanging="480"/>
+      </w:pPr>
+      <w:r>
+        <w:rPr>
+          <w:rFonts w:hint="eastAsia" w:ascii="Times New Roman" w:hAnsi="Times New Roman" w:eastAsia="Times New Roman" w:cs="Times New Roman"/>
+        </w:rPr>
+        <w:t>B.</w:t>
+      </w:r>
+      <w:r>
+        <w:rPr>
+          <w:rFonts w:hint="eastAsia" w:ascii="Times New Roman" w:hAnsi="Times New Roman" w:eastAsia="FangSong" w:cs="Times New Roman"/>
+        </w:rPr>
+        <w:t>一级</w:t>
+      </w:r>
+      <w:r>
+        <w:rPr>
+          <w:rFonts w:ascii="Times New Roman" w:hAnsi="Times New Roman" w:eastAsia="Times New Roman" w:cs="Times New Roman"/>
+        </w:rPr>
+        <w:t xml:space="preserve"> </w:t>
+      </w:r>
+    </w:p>
+    <w:p>
+      <w:pPr>
+        <w:pStyle w:val="BodyText"/>
         <w:spacing w:before="0" w:after="0"/>
-      </w:pPr>
-      <w:r>
-        <w:rPr>
-          <w:rFonts w:hint="eastAsia" w:ascii="Times New Roman" w:hAnsi="Times New Roman" w:eastAsia="Times New Roman" w:cs="Times New Roman"/>
-        </w:rPr>
-        <w:t>B.</w:t>
-      </w:r>
-      <w:r>
-        <w:rPr>
-          <w:rFonts w:hint="eastAsia" w:ascii="Times New Roman" w:hAnsi="Times New Roman" w:eastAsia="FangSong" w:cs="Times New Roman"/>
-        </w:rPr>
-        <w:t>一级</w:t>
+        <w:ind w:left="480" w:hanging="480"/>
+      </w:pPr>
+      <w:r>
+        <w:rPr>
+          <w:rFonts w:hint="eastAsia" w:ascii="Times New Roman" w:hAnsi="Times New Roman" w:eastAsia="Times New Roman" w:cs="Times New Roman"/>
+        </w:rPr>
+        <w:t>C.</w:t>
+      </w:r>
+      <w:r>
+        <w:rPr>
+          <w:rFonts w:hint="eastAsia" w:ascii="Times New Roman" w:hAnsi="Times New Roman" w:eastAsia="FangSong" w:cs="Times New Roman"/>
+        </w:rPr>
+        <w:t>二级</w:t>
       </w:r>
       <w:r>
         <w:rPr>
@@ -1848,33 +1873,8 @@
     <w:p>
       <w:pPr>
         <w:pStyle w:val="BodyText"/>
+        <w:spacing w:before="0" w:after="0"/>
         <w:ind w:left="480" w:hanging="480"/>
-        <w:spacing w:before="0" w:after="0"/>
-      </w:pPr>
-      <w:r>
-        <w:rPr>
-          <w:rFonts w:hint="eastAsia" w:ascii="Times New Roman" w:hAnsi="Times New Roman" w:eastAsia="Times New Roman" w:cs="Times New Roman"/>
-        </w:rPr>
-        <w:t>C.</w:t>
-      </w:r>
-      <w:r>
-        <w:rPr>
-          <w:rFonts w:hint="eastAsia" w:ascii="Times New Roman" w:hAnsi="Times New Roman" w:eastAsia="FangSong" w:cs="Times New Roman"/>
-        </w:rPr>
-        <w:t>二级</w:t>
-      </w:r>
-      <w:r>
-        <w:rPr>
-          <w:rFonts w:ascii="Times New Roman" w:hAnsi="Times New Roman" w:eastAsia="Times New Roman" w:cs="Times New Roman"/>
-        </w:rPr>
-        <w:t xml:space="preserve"> </w:t>
-      </w:r>
-    </w:p>
-    <w:p>
-      <w:pPr>
-        <w:pStyle w:val="BodyText"/>
-        <w:ind w:left="480" w:hanging="480"/>
-        <w:spacing w:before="0" w:after="180"/>
       </w:pPr>
       <w:r>
         <w:rPr>
@@ -10577,6 +10577,7 @@
     <w:p>
       <w:pPr>
         <w:pStyle w:val="Compact"/>
+        <w:spacing w:before="0" w:after="0"/>
       </w:pPr>
       <w:r>
         <w:rPr>
@@ -10716,6 +10717,7 @@
     <w:p>
       <w:pPr>
         <w:pStyle w:val="Compact"/>
+        <w:spacing w:before="0" w:after="0"/>
       </w:pPr>
       <w:r>
         <w:rPr>
@@ -10889,6 +10891,7 @@
     <w:p>
       <w:pPr>
         <w:pStyle w:val="Compact"/>
+        <w:spacing w:before="0" w:after="0"/>
       </w:pPr>
       <w:r>
         <w:rPr>
@@ -10970,6 +10973,7 @@
     <w:p>
       <w:pPr>
         <w:pStyle w:val="Compact"/>
+        <w:spacing w:before="0" w:after="0"/>
       </w:pPr>
       <w:r>
         <w:rPr>
@@ -11549,6 +11553,7 @@
     <w:p>
       <w:pPr>
         <w:pStyle w:val="Compact"/>
+        <w:spacing w:before="0" w:after="0"/>
       </w:pPr>
       <w:r>
         <w:rPr>
@@ -11619,6 +11624,7 @@
     <w:p>
       <w:pPr>
         <w:pStyle w:val="Compact"/>
+        <w:spacing w:before="0" w:after="0"/>
       </w:pPr>
       <w:r>
         <w:rPr>
@@ -11669,6 +11675,7 @@
     <w:p>
       <w:pPr>
         <w:pStyle w:val="Compact"/>
+        <w:spacing w:before="0" w:after="0"/>
       </w:pPr>
       <w:r>
         <w:rPr>
@@ -11700,6 +11707,7 @@
     <w:p>
       <w:pPr>
         <w:pStyle w:val="Compact"/>
+        <w:spacing w:before="0" w:after="0"/>
       </w:pPr>
       <w:r>
         <w:rPr>
@@ -11871,6 +11879,14 @@
         <w:tblStyle w:val="Table"/>
         <w:tblW w:type="pct" w:w="5000"/>
         <w:tblLayout w:type="fixed"/>
+        <w:tblBorders>
+          <w:top w:val="single" w:sz="12" w:space="0" w:color="000000"/>
+          <w:left w:val="none" w:sz="0" w:space="0" w:color="auto"/>
+          <w:bottom w:val="single" w:sz="12" w:space="0" w:color="000000"/>
+          <w:right w:val="none" w:sz="0" w:space="0" w:color="auto"/>
+          <w:insideH w:val="none" w:sz="0" w:space="0" w:color="auto"/>
+          <w:insideV w:val="none" w:sz="0" w:space="0" w:color="auto"/>
+        </w:tblBorders>
         <w:tblLook w:firstRow="1" w:lastRow="0" w:firstColumn="0" w:lastColumn="0" w:noHBand="0" w:noVBand="0" w:val="0020"/>
       </w:tblPr>
       <w:tblGrid>
@@ -11884,7 +11900,11 @@
           <w:tblHeader w:val="on"/>
         </w:trPr>
         <w:tc>
-          <w:tcPr/>
+          <w:tcPr>
+            <w:tcBorders>
+              <w:bottom w:val="single" w:sz="8" w:space="0" w:color="000000"/>
+            </w:tcBorders>
+          </w:tcPr>
           <w:p>
             <w:pPr>
               <w:pStyle w:val="Compact"/>
@@ -11900,7 +11920,11 @@
           </w:p>
         </w:tc>
         <w:tc>
-          <w:tcPr/>
+          <w:tcPr>
+            <w:tcBorders>
+              <w:bottom w:val="single" w:sz="8" w:space="0" w:color="000000"/>
+            </w:tcBorders>
+          </w:tcPr>
           <w:p>
             <w:pPr>
               <w:pStyle w:val="Compact"/>
@@ -11937,7 +11961,11 @@
           </w:p>
         </w:tc>
         <w:tc>
-          <w:tcPr/>
+          <w:tcPr>
+            <w:tcBorders>
+              <w:bottom w:val="single" w:sz="8" w:space="0" w:color="000000"/>
+            </w:tcBorders>
+          </w:tcPr>
           <w:p>
             <w:pPr>
               <w:pStyle w:val="Compact"/>
@@ -11989,7 +12017,11 @@
           </w:p>
         </w:tc>
         <w:tc>
-          <w:tcPr/>
+          <w:tcPr>
+            <w:tcBorders>
+              <w:bottom w:val="single" w:sz="8" w:space="0" w:color="000000"/>
+            </w:tcBorders>
+          </w:tcPr>
           <w:p>
             <w:pPr>
               <w:pStyle w:val="Compact"/>
@@ -20589,7 +20621,6 @@
     <w:bookmarkEnd w:id="86"/>
     <w:bookmarkEnd w:id="87"/>
     <w:sectPr>
-      <w:headerReference w:type="default" r:id="rId82"/>
       <w:footerReference w:type="default" r:id="rId9"/>
       <w:footnotePr>
         <w:numRestart w:val="eachSect"/>
@@ -20616,16 +20647,6 @@
       <w:rPr>
         <w:rFonts w:ascii="Times New Roman" w:hAnsi="Times New Roman" w:eastAsia="Times New Roman" w:cs="Times New Roman"/>
         <w:b w:val="0"/>
-        <w:color w:val="000000"/>
-        <w:sz w:val="20"/>
-      </w:rPr>
-      <w:t xml:space="preserve">第 </w:t>
-    </w:r>
-    <w:r>
-      <w:rPr>
-        <w:rFonts w:ascii="Times New Roman" w:hAnsi="Times New Roman" w:eastAsia="Times New Roman" w:cs="Times New Roman"/>
-        <w:b w:val="0"/>
-        <w:color w:val="000000"/>
         <w:sz w:val="20"/>
       </w:rPr>
       <w:fldChar w:fldCharType="begin"/>
@@ -20634,7 +20655,6 @@
       <w:rPr>
         <w:rFonts w:ascii="Times New Roman" w:hAnsi="Times New Roman" w:eastAsia="Times New Roman" w:cs="Times New Roman"/>
         <w:b w:val="0"/>
-        <w:color w:val="000000"/>
         <w:sz w:val="20"/>
       </w:rPr>
       <w:instrText xml:space="preserve"> PAGE </w:instrText>
@@ -20643,91 +20663,9 @@
       <w:rPr>
         <w:rFonts w:ascii="Times New Roman" w:hAnsi="Times New Roman" w:eastAsia="Times New Roman" w:cs="Times New Roman"/>
         <w:b w:val="0"/>
-        <w:color w:val="000000"/>
-        <w:sz w:val="20"/>
-      </w:rPr>
-      <w:fldChar w:fldCharType="separate"/>
-    </w:r>
-    <w:r>
-      <w:rPr>
-        <w:rFonts w:ascii="Times New Roman" w:hAnsi="Times New Roman" w:eastAsia="Times New Roman" w:cs="Times New Roman"/>
-        <w:b w:val="0"/>
-        <w:color w:val="000000"/>
-        <w:sz w:val="20"/>
-      </w:rPr>
-      <w:t>1</w:t>
-    </w:r>
-    <w:r>
-      <w:rPr>
-        <w:rFonts w:ascii="Times New Roman" w:hAnsi="Times New Roman" w:eastAsia="Times New Roman" w:cs="Times New Roman"/>
-        <w:b w:val="0"/>
-        <w:color w:val="000000"/>
         <w:sz w:val="20"/>
       </w:rPr>
       <w:fldChar w:fldCharType="end"/>
-    </w:r>
-    <w:r>
-      <w:rPr>
-        <w:rFonts w:ascii="Times New Roman" w:hAnsi="Times New Roman" w:eastAsia="Times New Roman" w:cs="Times New Roman"/>
-        <w:b w:val="0"/>
-        <w:color w:val="000000"/>
-        <w:sz w:val="20"/>
-      </w:rPr>
-      <w:t xml:space="preserve"> 页 / 共 </w:t>
-    </w:r>
-    <w:r>
-      <w:rPr>
-        <w:rFonts w:ascii="Times New Roman" w:hAnsi="Times New Roman" w:eastAsia="Times New Roman" w:cs="Times New Roman"/>
-        <w:b w:val="0"/>
-        <w:color w:val="000000"/>
-        <w:sz w:val="20"/>
-      </w:rPr>
-      <w:fldChar w:fldCharType="begin"/>
-    </w:r>
-    <w:r>
-      <w:rPr>
-        <w:rFonts w:ascii="Times New Roman" w:hAnsi="Times New Roman" w:eastAsia="Times New Roman" w:cs="Times New Roman"/>
-        <w:b w:val="0"/>
-        <w:color w:val="000000"/>
-        <w:sz w:val="20"/>
-      </w:rPr>
-      <w:instrText xml:space="preserve"> NUMPAGES </w:instrText>
-    </w:r>
-    <w:r>
-      <w:rPr>
-        <w:rFonts w:ascii="Times New Roman" w:hAnsi="Times New Roman" w:eastAsia="Times New Roman" w:cs="Times New Roman"/>
-        <w:b w:val="0"/>
-        <w:color w:val="000000"/>
-        <w:sz w:val="20"/>
-      </w:rPr>
-      <w:fldChar w:fldCharType="separate"/>
-    </w:r>
-    <w:r>
-      <w:rPr>
-        <w:rFonts w:ascii="Times New Roman" w:hAnsi="Times New Roman" w:eastAsia="Times New Roman" w:cs="Times New Roman"/>
-        <w:b w:val="0"/>
-        <w:color w:val="000000"/>
-        <w:sz w:val="20"/>
-      </w:rPr>
-      <w:t>1</w:t>
-    </w:r>
-    <w:r>
-      <w:rPr>
-        <w:rFonts w:ascii="Times New Roman" w:hAnsi="Times New Roman" w:eastAsia="Times New Roman" w:cs="Times New Roman"/>
-        <w:b w:val="0"/>
-        <w:color w:val="000000"/>
-        <w:sz w:val="20"/>
-      </w:rPr>
-      <w:fldChar w:fldCharType="end"/>
-    </w:r>
-    <w:r>
-      <w:rPr>
-        <w:rFonts w:ascii="Times New Roman" w:hAnsi="Times New Roman" w:eastAsia="Times New Roman" w:cs="Times New Roman"/>
-        <w:b w:val="0"/>
-        <w:color w:val="000000"/>
-        <w:sz w:val="20"/>
-      </w:rPr>
-      <w:t xml:space="preserve"> 页</w:t>
     </w:r>
   </w:p>
 </w:ftr>
@@ -20750,28 +20688,6 @@
     </w:p>
   </w:footnote>
 </w:footnotes>
-</file>
-
-<file path=word/header1.xml><?xml version="1.0" encoding="utf-8"?>
-<w:hdr xmlns:m="http://schemas.openxmlformats.org/officeDocument/2006/math" xmlns:mc="http://schemas.openxmlformats.org/markup-compatibility/2006" xmlns:mo="http://schemas.microsoft.com/office/mac/office/2008/main" xmlns:mv="urn:schemas-microsoft-com:mac:vml" xmlns:o="urn:schemas-microsoft-com:office:office" xmlns:r="http://schemas.openxmlformats.org/officeDocument/2006/relationships" xmlns:v="urn:schemas-microsoft-com:vml" xmlns:w10="urn:schemas-microsoft-com:office:word" xmlns:w14="http://schemas.microsoft.com/office/word/2010/wordml" xmlns:w="http://schemas.openxmlformats.org/wordprocessingml/2006/main" xmlns:wne="http://schemas.microsoft.com/office/word/2006/wordml" xmlns:wp14="http://schemas.microsoft.com/office/word/2010/wordprocessingDrawing" xmlns:wp="http://schemas.openxmlformats.org/drawingml/2006/wordprocessingDrawing" xmlns:wpc="http://schemas.microsoft.com/office/word/2010/wordprocessingCanvas" xmlns:wpg="http://schemas.microsoft.com/office/word/2010/wordprocessingGroup" xmlns:wpi="http://schemas.microsoft.com/office/word/2010/wordprocessingInk" xmlns:wps="http://schemas.microsoft.com/office/word/2010/wordprocessingShape" mc:Ignorable="w14 wp14">
-  <w:p>
-    <w:pPr>
-      <w:jc w:val="right"/>
-      <w:pBdr>
-        <w:bottom w:val="single" w:sz="4" w:space="2" w:color="000000"/>
-      </w:pBdr>
-    </w:pPr>
-    <w:r>
-      <w:rPr>
-        <w:rFonts w:ascii="Times New Roman" w:hAnsi="Times New Roman" w:eastAsia="Times New Roman" w:cs="Times New Roman"/>
-        <w:b w:val="0"/>
-        <w:color w:val="000000"/>
-        <w:sz w:val="18"/>
-      </w:rPr>
-      <w:t xml:space="preserve">第一轮综合练习 · 第09卷</w:t>
-    </w:r>
-  </w:p>
-</w:hdr>
 </file>
 
 <file path=word/numbering.xml><?xml version="1.0" encoding="utf-8"?>

--- a/00-首页/题组Word/第一轮·综合套卷/第一轮综合卷09（学生版-打印版）.docx
+++ b/00-首页/题组Word/第一轮·综合套卷/第一轮综合卷09（学生版-打印版）.docx
@@ -6,8 +6,9 @@
     <w:p>
       <w:pPr>
         <w:pStyle w:val="Heading1"/>
-        <w:spacing w:before="280" w:after="120"/>
+        <w:spacing w:before="0" w:after="240"/>
         <w:jc w:val="center"/>
+        <w:keepNext/>
       </w:pPr>
       <w:r>
         <w:rPr>
@@ -54,7 +55,8 @@
     <w:p>
       <w:pPr>
         <w:pStyle w:val="Heading2"/>
-        <w:spacing w:before="280" w:after="120"/>
+        <w:spacing w:before="280" w:after="80"/>
+        <w:keepNext/>
       </w:pPr>
       <w:r>
         <w:rPr>
@@ -419,31 +421,6 @@
         </w:rPr>
         <w:t xml:space="preserve">分子不能稳定存在</w:t>
       </w:r>
-    </w:p>
-    <w:p>
-      <w:pPr>
-        <w:spacing w:before="0" w:after="0"/>
-      </w:pPr>
-    </w:p>
-    <w:p>
-      <w:pPr>
-        <w:spacing w:before="0" w:after="0"/>
-      </w:pPr>
-    </w:p>
-    <w:p>
-      <w:pPr>
-        <w:spacing w:before="0" w:after="0"/>
-      </w:pPr>
-    </w:p>
-    <w:p>
-      <w:pPr>
-        <w:spacing w:before="0" w:after="0"/>
-      </w:pPr>
-    </w:p>
-    <w:p>
-      <w:pPr>
-        <w:spacing w:before="0" w:after="0"/>
-      </w:pPr>
     </w:p>
     <w:p>
       <w:pPr>
@@ -484,8 +461,6 @@
     <w:p>
       <w:pPr>
         <w:pStyle w:val="FirstParagraph"/>
-        <w:spacing w:before="0" w:after="0"/>
-        <w:ind w:left="480" w:hanging="480"/>
       </w:pPr>
       <m:oMath>
         <m:sSub>
@@ -544,20 +519,7 @@
         <w:rPr>
           <w:rFonts w:hint="eastAsia" w:ascii="Times New Roman" w:hAnsi="Times New Roman" w:eastAsia="Times New Roman" w:cs="Times New Roman"/>
         </w:rPr>
-        <w:t>（）</w:t>
-      </w:r>
-    </w:p>
-    <w:p>
-      <w:pPr>
-        <w:pStyle w:val="FirstParagraph"/>
-        <w:spacing w:before="0" w:after="0"/>
-        <w:ind w:left="480" w:hanging="480"/>
-      </w:pPr>
-      <w:r>
-        <w:rPr>
-          <w:rFonts w:hint="eastAsia" w:ascii="Times New Roman" w:hAnsi="Times New Roman" w:eastAsia="Times New Roman" w:cs="Times New Roman"/>
-        </w:rPr>
-        <w:t>A.</w:t>
+        <w:t>（）A.</w:t>
       </w:r>
       <w:r>
         <w:rPr>
@@ -571,13 +533,6 @@
         </w:rPr>
         <w:t xml:space="preserve"> </w:t>
       </w:r>
-    </w:p>
-    <w:p>
-      <w:pPr>
-        <w:pStyle w:val="FirstParagraph"/>
-        <w:spacing w:before="0" w:after="0"/>
-        <w:ind w:left="480" w:hanging="480"/>
-      </w:pPr>
       <w:r>
         <w:rPr>
           <w:rFonts w:hint="eastAsia" w:ascii="Times New Roman" w:hAnsi="Times New Roman" w:eastAsia="Times New Roman" w:cs="Times New Roman"/>
@@ -596,13 +551,6 @@
         </w:rPr>
         <w:t xml:space="preserve"> </w:t>
       </w:r>
-    </w:p>
-    <w:p>
-      <w:pPr>
-        <w:pStyle w:val="FirstParagraph"/>
-        <w:spacing w:before="0" w:after="0"/>
-        <w:ind w:left="480" w:hanging="480"/>
-      </w:pPr>
       <w:r>
         <w:rPr>
           <w:rFonts w:hint="eastAsia" w:ascii="Times New Roman" w:hAnsi="Times New Roman" w:eastAsia="Times New Roman" w:cs="Times New Roman"/>
@@ -621,13 +569,6 @@
         </w:rPr>
         <w:t xml:space="preserve"> </w:t>
       </w:r>
-    </w:p>
-    <w:p>
-      <w:pPr>
-        <w:pStyle w:val="FirstParagraph"/>
-        <w:spacing w:before="0" w:after="0"/>
-        <w:ind w:left="480" w:hanging="480"/>
-      </w:pPr>
       <w:r>
         <w:rPr>
           <w:rFonts w:hint="eastAsia" w:ascii="Times New Roman" w:hAnsi="Times New Roman" w:eastAsia="Times New Roman" w:cs="Times New Roman"/>
@@ -640,16 +581,6 @@
         </w:rPr>
         <w:t>平面三角形</w:t>
       </w:r>
-    </w:p>
-    <w:p>
-      <w:pPr>
-        <w:spacing w:before="0" w:after="0"/>
-      </w:pPr>
-    </w:p>
-    <w:p>
-      <w:pPr>
-        <w:spacing w:before="0" w:after="0"/>
-      </w:pPr>
     </w:p>
     <w:p>
       <w:pPr>
@@ -690,8 +621,6 @@
     <w:p>
       <w:pPr>
         <w:pStyle w:val="FirstParagraph"/>
-        <w:spacing w:before="0" w:after="0"/>
-        <w:ind w:left="480" w:hanging="480"/>
       </w:pPr>
       <w:r>
         <w:rPr>
@@ -729,13 +658,6 @@
         </w:rPr>
         <w:t xml:space="preserve"> </w:t>
       </w:r>
-    </w:p>
-    <w:p>
-      <w:pPr>
-        <w:pStyle w:val="FirstParagraph"/>
-        <w:spacing w:before="0" w:after="0"/>
-        <w:ind w:left="480" w:hanging="480"/>
-      </w:pPr>
       <w:r>
         <w:rPr>
           <w:rFonts w:ascii="Times New Roman" w:hAnsi="Times New Roman" w:eastAsia="Times New Roman" w:cs="Times New Roman"/>
@@ -752,20 +674,7 @@
         <w:rPr>
           <w:rFonts w:ascii="Times New Roman" w:hAnsi="Times New Roman" w:eastAsia="Times New Roman" w:cs="Times New Roman"/>
         </w:rPr>
-        <w:t xml:space="preserve"> </w:t>
-      </w:r>
-    </w:p>
-    <w:p>
-      <w:pPr>
-        <w:pStyle w:val="FirstParagraph"/>
-        <w:spacing w:before="0" w:after="0"/>
-        <w:ind w:left="480" w:hanging="480"/>
-      </w:pPr>
-      <w:r>
-        <w:rPr>
-          <w:rFonts w:ascii="Times New Roman" w:hAnsi="Times New Roman" w:eastAsia="Times New Roman" w:cs="Times New Roman"/>
-        </w:rPr>
-        <w:t xml:space="preserve">B. </w:t>
+        <w:t xml:space="preserve"> B. </w:t>
       </w:r>
       <w:r>
         <w:rPr>
@@ -777,20 +686,7 @@
         <w:rPr>
           <w:rFonts w:ascii="Times New Roman" w:hAnsi="Times New Roman" w:eastAsia="Times New Roman" w:cs="Times New Roman"/>
         </w:rPr>
-        <w:t xml:space="preserve"> </w:t>
-      </w:r>
-    </w:p>
-    <w:p>
-      <w:pPr>
-        <w:pStyle w:val="FirstParagraph"/>
-        <w:spacing w:before="0" w:after="0"/>
-        <w:ind w:left="480" w:hanging="480"/>
-      </w:pPr>
-      <w:r>
-        <w:rPr>
-          <w:rFonts w:ascii="Times New Roman" w:hAnsi="Times New Roman" w:eastAsia="Times New Roman" w:cs="Times New Roman"/>
-        </w:rPr>
-        <w:t xml:space="preserve">C. </w:t>
+        <w:t xml:space="preserve"> C. </w:t>
       </w:r>
       <w:r>
         <w:rPr>
@@ -802,20 +698,7 @@
         <w:rPr>
           <w:rFonts w:ascii="Times New Roman" w:hAnsi="Times New Roman" w:eastAsia="Times New Roman" w:cs="Times New Roman"/>
         </w:rPr>
-        <w:t xml:space="preserve"> </w:t>
-      </w:r>
-    </w:p>
-    <w:p>
-      <w:pPr>
-        <w:pStyle w:val="FirstParagraph"/>
-        <w:spacing w:before="0" w:after="0"/>
-        <w:ind w:left="480" w:hanging="480"/>
-      </w:pPr>
-      <w:r>
-        <w:rPr>
-          <w:rFonts w:ascii="Times New Roman" w:hAnsi="Times New Roman" w:eastAsia="Times New Roman" w:cs="Times New Roman"/>
-        </w:rPr>
-        <w:t xml:space="preserve">D. </w:t>
+        <w:t xml:space="preserve"> D. </w:t>
       </w:r>
       <w:r>
         <w:rPr>
@@ -823,16 +706,6 @@
         </w:rPr>
         <w:t xml:space="preserve">其硬度和熔点相近</w:t>
       </w:r>
-    </w:p>
-    <w:p>
-      <w:pPr>
-        <w:spacing w:before="0" w:after="0"/>
-      </w:pPr>
-    </w:p>
-    <w:p>
-      <w:pPr>
-        <w:spacing w:before="0" w:after="0"/>
-      </w:pPr>
     </w:p>
     <w:p>
       <w:pPr>
@@ -873,8 +746,6 @@
     <w:p>
       <w:pPr>
         <w:pStyle w:val="FirstParagraph"/>
-        <w:spacing w:before="0" w:after="0"/>
-        <w:ind w:left="480" w:hanging="480"/>
       </w:pPr>
       <w:r>
         <w:rPr>
@@ -972,13 +843,6 @@
         </w:rPr>
         <w:t xml:space="preserve"> </w:t>
       </w:r>
-    </w:p>
-    <w:p>
-      <w:pPr>
-        <w:pStyle w:val="FirstParagraph"/>
-        <w:spacing w:before="0" w:after="0"/>
-        <w:ind w:left="480" w:hanging="480"/>
-      </w:pPr>
       <w:r>
         <w:rPr>
           <w:rFonts w:ascii="Times New Roman" w:hAnsi="Times New Roman" w:eastAsia="Times New Roman" w:cs="Times New Roman"/>
@@ -1020,13 +884,6 @@
         </w:rPr>
         <w:t xml:space="preserve"> </w:t>
       </w:r>
-    </w:p>
-    <w:p>
-      <w:pPr>
-        <w:pStyle w:val="FirstParagraph"/>
-        <w:spacing w:before="0" w:after="0"/>
-        <w:ind w:left="480" w:hanging="480"/>
-      </w:pPr>
       <w:r>
         <w:rPr>
           <w:rFonts w:ascii="Times New Roman" w:hAnsi="Times New Roman" w:eastAsia="Times New Roman" w:cs="Times New Roman"/>
@@ -1062,13 +919,6 @@
         </w:rPr>
         <w:t xml:space="preserve"> </w:t>
       </w:r>
-    </w:p>
-    <w:p>
-      <w:pPr>
-        <w:pStyle w:val="FirstParagraph"/>
-        <w:spacing w:before="0" w:after="0"/>
-        <w:ind w:left="480" w:hanging="480"/>
-      </w:pPr>
       <w:r>
         <w:rPr>
           <w:rFonts w:ascii="Times New Roman" w:hAnsi="Times New Roman" w:eastAsia="Times New Roman" w:cs="Times New Roman"/>
@@ -1104,13 +954,6 @@
         </w:rPr>
         <w:t xml:space="preserve"> </w:t>
       </w:r>
-    </w:p>
-    <w:p>
-      <w:pPr>
-        <w:pStyle w:val="FirstParagraph"/>
-        <w:spacing w:before="0" w:after="0"/>
-        <w:ind w:left="480" w:hanging="480"/>
-      </w:pPr>
       <w:r>
         <w:rPr>
           <w:rFonts w:ascii="Times New Roman" w:hAnsi="Times New Roman" w:eastAsia="Times New Roman" w:cs="Times New Roman"/>
@@ -1143,16 +986,6 @@
     </w:p>
     <w:p>
       <w:pPr>
-        <w:spacing w:before="0" w:after="0"/>
-      </w:pPr>
-    </w:p>
-    <w:p>
-      <w:pPr>
-        <w:spacing w:before="0" w:after="0"/>
-      </w:pPr>
-    </w:p>
-    <w:p>
-      <w:pPr>
         <w:spacing w:before="160" w:after="80"/>
       </w:pPr>
       <w:r>
@@ -1340,31 +1173,6 @@
         </w:rPr>
         <w:t>____。</w:t>
       </w:r>
-    </w:p>
-    <w:p>
-      <w:pPr>
-        <w:spacing w:before="0" w:after="0"/>
-      </w:pPr>
-    </w:p>
-    <w:p>
-      <w:pPr>
-        <w:spacing w:before="0" w:after="0"/>
-      </w:pPr>
-    </w:p>
-    <w:p>
-      <w:pPr>
-        <w:spacing w:before="0" w:after="0"/>
-      </w:pPr>
-    </w:p>
-    <w:p>
-      <w:pPr>
-        <w:spacing w:before="0" w:after="0"/>
-      </w:pPr>
-    </w:p>
-    <w:p>
-      <w:pPr>
-        <w:spacing w:before="0" w:after="0"/>
-      </w:pPr>
     </w:p>
     <w:p>
       <w:pPr>
@@ -1798,8 +1606,6 @@
     <w:p>
       <w:pPr>
         <w:pStyle w:val="BodyText"/>
-        <w:spacing w:before="0" w:after="0"/>
-        <w:ind w:left="480" w:hanging="480"/>
       </w:pPr>
       <w:r>
         <w:rPr>
@@ -1819,13 +1625,6 @@
         </w:rPr>
         <w:t xml:space="preserve"> </w:t>
       </w:r>
-    </w:p>
-    <w:p>
-      <w:pPr>
-        <w:pStyle w:val="BodyText"/>
-        <w:spacing w:before="0" w:after="0"/>
-        <w:ind w:left="480" w:hanging="480"/>
-      </w:pPr>
       <w:r>
         <w:rPr>
           <w:rFonts w:hint="eastAsia" w:ascii="Times New Roman" w:hAnsi="Times New Roman" w:eastAsia="Times New Roman" w:cs="Times New Roman"/>
@@ -1844,13 +1643,6 @@
         </w:rPr>
         <w:t xml:space="preserve"> </w:t>
       </w:r>
-    </w:p>
-    <w:p>
-      <w:pPr>
-        <w:pStyle w:val="BodyText"/>
-        <w:spacing w:before="0" w:after="0"/>
-        <w:ind w:left="480" w:hanging="480"/>
-      </w:pPr>
       <w:r>
         <w:rPr>
           <w:rFonts w:hint="eastAsia" w:ascii="Times New Roman" w:hAnsi="Times New Roman" w:eastAsia="Times New Roman" w:cs="Times New Roman"/>
@@ -1869,13 +1661,6 @@
         </w:rPr>
         <w:t xml:space="preserve"> </w:t>
       </w:r>
-    </w:p>
-    <w:p>
-      <w:pPr>
-        <w:pStyle w:val="BodyText"/>
-        <w:spacing w:before="0" w:after="0"/>
-        <w:ind w:left="480" w:hanging="480"/>
-      </w:pPr>
       <w:r>
         <w:rPr>
           <w:rFonts w:hint="eastAsia" w:ascii="Times New Roman" w:hAnsi="Times New Roman" w:eastAsia="Times New Roman" w:cs="Times New Roman"/>
@@ -1888,16 +1673,6 @@
         </w:rPr>
         <w:t>三级</w:t>
       </w:r>
-    </w:p>
-    <w:p>
-      <w:pPr>
-        <w:spacing w:before="0" w:after="0"/>
-      </w:pPr>
-    </w:p>
-    <w:p>
-      <w:pPr>
-        <w:spacing w:before="0" w:after="0"/>
-      </w:pPr>
     </w:p>
     <w:p>
       <w:pPr>
@@ -2490,46 +2265,6 @@
     </w:p>
     <w:p>
       <w:pPr>
-        <w:spacing w:before="0" w:after="0"/>
-      </w:pPr>
-    </w:p>
-    <w:p>
-      <w:pPr>
-        <w:spacing w:before="0" w:after="0"/>
-      </w:pPr>
-    </w:p>
-    <w:p>
-      <w:pPr>
-        <w:spacing w:before="0" w:after="0"/>
-      </w:pPr>
-    </w:p>
-    <w:p>
-      <w:pPr>
-        <w:spacing w:before="0" w:after="0"/>
-      </w:pPr>
-    </w:p>
-    <w:p>
-      <w:pPr>
-        <w:spacing w:before="0" w:after="0"/>
-      </w:pPr>
-    </w:p>
-    <w:p>
-      <w:pPr>
-        <w:spacing w:before="0" w:after="0"/>
-      </w:pPr>
-    </w:p>
-    <w:p>
-      <w:pPr>
-        <w:spacing w:before="0" w:after="0"/>
-      </w:pPr>
-    </w:p>
-    <w:p>
-      <w:pPr>
-        <w:spacing w:before="0" w:after="0"/>
-      </w:pPr>
-    </w:p>
-    <w:p>
-      <w:pPr>
         <w:spacing w:before="160" w:after="80"/>
       </w:pPr>
       <w:r>
@@ -2970,7 +2705,7 @@
         </w:rPr>
         <w:drawing>
           <wp:inline>
-            <wp:extent cx="3240000" cy="3228789"/>
+            <wp:extent cx="3240000" cy="3262344"/>
             <wp:effectExtent b="0" l="0" r="0" t="0"/>
             <wp:docPr descr="" title="" id="20" name="Picture"/>
             <a:graphic>
@@ -2991,7 +2726,7 @@
                   <pic:spPr bwMode="auto">
                     <a:xfrm>
                       <a:off x="0" y="0"/>
-                      <a:ext cx="3240000" cy="3228789"/>
+                      <a:ext cx="3240000" cy="3262344"/>
                     </a:xfrm>
                     <a:prstGeom prst="rect">
                       <a:avLst/>
@@ -3627,7 +3362,7 @@
         </w:rPr>
         <w:drawing>
           <wp:inline>
-            <wp:extent cx="3588972" cy="1549157"/>
+            <wp:extent cx="3600000" cy="1549157"/>
             <wp:effectExtent b="0" l="0" r="0" t="0"/>
             <wp:docPr descr="" title="" id="26" name="Picture"/>
             <a:graphic>
@@ -3648,7 +3383,7 @@
                   <pic:spPr bwMode="auto">
                     <a:xfrm>
                       <a:off x="0" y="0"/>
-                      <a:ext cx="3588972" cy="1549157"/>
+                      <a:ext cx="3600000" cy="1549157"/>
                     </a:xfrm>
                     <a:prstGeom prst="rect">
                       <a:avLst/>
@@ -3669,46 +3404,6 @@
     </w:p>
     <w:p>
       <w:pPr>
-        <w:spacing w:before="0" w:after="0"/>
-      </w:pPr>
-    </w:p>
-    <w:p>
-      <w:pPr>
-        <w:spacing w:before="0" w:after="0"/>
-      </w:pPr>
-    </w:p>
-    <w:p>
-      <w:pPr>
-        <w:spacing w:before="0" w:after="0"/>
-      </w:pPr>
-    </w:p>
-    <w:p>
-      <w:pPr>
-        <w:spacing w:before="0" w:after="0"/>
-      </w:pPr>
-    </w:p>
-    <w:p>
-      <w:pPr>
-        <w:spacing w:before="0" w:after="0"/>
-      </w:pPr>
-    </w:p>
-    <w:p>
-      <w:pPr>
-        <w:spacing w:before="0" w:after="0"/>
-      </w:pPr>
-    </w:p>
-    <w:p>
-      <w:pPr>
-        <w:spacing w:before="0" w:after="0"/>
-      </w:pPr>
-    </w:p>
-    <w:p>
-      <w:pPr>
-        <w:spacing w:before="0" w:after="0"/>
-      </w:pPr>
-    </w:p>
-    <w:p>
-      <w:pPr>
         <w:spacing w:before="160" w:after="80"/>
       </w:pPr>
       <w:r>
@@ -4142,7 +3837,7 @@
         </w:rPr>
         <w:drawing>
           <wp:inline>
-            <wp:extent cx="3240000" cy="3022292"/>
+            <wp:extent cx="3240000" cy="3062812"/>
             <wp:effectExtent b="0" l="0" r="0" t="0"/>
             <wp:docPr descr="" title="" id="30" name="Picture"/>
             <a:graphic>
@@ -4163,7 +3858,7 @@
                   <pic:spPr bwMode="auto">
                     <a:xfrm>
                       <a:off x="0" y="0"/>
-                      <a:ext cx="3240000" cy="3022292"/>
+                      <a:ext cx="3240000" cy="3062812"/>
                     </a:xfrm>
                     <a:prstGeom prst="rect">
                       <a:avLst/>
@@ -4346,7 +4041,7 @@
         </w:rPr>
         <w:drawing>
           <wp:inline>
-            <wp:extent cx="1800000" cy="1761702"/>
+            <wp:extent cx="1800000" cy="1800000"/>
             <wp:effectExtent b="0" l="0" r="0" t="0"/>
             <wp:docPr descr="" title="" id="33" name="Picture"/>
             <a:graphic>
@@ -4367,7 +4062,7 @@
                   <pic:spPr bwMode="auto">
                     <a:xfrm>
                       <a:off x="0" y="0"/>
-                      <a:ext cx="1800000" cy="1761702"/>
+                      <a:ext cx="1800000" cy="1800000"/>
                     </a:xfrm>
                     <a:prstGeom prst="rect">
                       <a:avLst/>
@@ -4819,7 +4514,7 @@
         </w:rPr>
         <w:drawing>
           <wp:inline>
-            <wp:extent cx="3240000" cy="3022292"/>
+            <wp:extent cx="3240000" cy="3062812"/>
             <wp:effectExtent b="0" l="0" r="0" t="0"/>
             <wp:docPr descr="" title="" id="35" name="Picture"/>
             <a:graphic>
@@ -4840,7 +4535,7 @@
                   <pic:spPr bwMode="auto">
                     <a:xfrm>
                       <a:off x="0" y="0"/>
-                      <a:ext cx="3240000" cy="3022292"/>
+                      <a:ext cx="3240000" cy="3062812"/>
                     </a:xfrm>
                     <a:prstGeom prst="rect">
                       <a:avLst/>
@@ -4884,7 +4579,7 @@
         </w:rPr>
         <w:drawing>
           <wp:inline>
-            <wp:extent cx="3590386" cy="1807209"/>
+            <wp:extent cx="3600000" cy="1807209"/>
             <wp:effectExtent b="0" l="0" r="0" t="0"/>
             <wp:docPr descr="" title="" id="38" name="Picture"/>
             <a:graphic>
@@ -4905,7 +4600,7 @@
                   <pic:spPr bwMode="auto">
                     <a:xfrm>
                       <a:off x="0" y="0"/>
-                      <a:ext cx="3590386" cy="1807209"/>
+                      <a:ext cx="3600000" cy="1807209"/>
                     </a:xfrm>
                     <a:prstGeom prst="rect">
                       <a:avLst/>
@@ -4936,7 +4631,7 @@
         </w:rPr>
         <w:drawing>
           <wp:inline>
-            <wp:extent cx="3595115" cy="1802416"/>
+            <wp:extent cx="3600000" cy="1802416"/>
             <wp:effectExtent b="0" l="0" r="0" t="0"/>
             <wp:docPr descr="" title="" id="41" name="Picture"/>
             <a:graphic>
@@ -4957,7 +4652,7 @@
                   <pic:spPr bwMode="auto">
                     <a:xfrm>
                       <a:off x="0" y="0"/>
-                      <a:ext cx="3595115" cy="1802416"/>
+                      <a:ext cx="3600000" cy="1802416"/>
                     </a:xfrm>
                     <a:prstGeom prst="rect">
                       <a:avLst/>
@@ -4978,46 +4673,6 @@
     </w:p>
     <w:p>
       <w:pPr>
-        <w:spacing w:before="0" w:after="0"/>
-      </w:pPr>
-    </w:p>
-    <w:p>
-      <w:pPr>
-        <w:spacing w:before="0" w:after="0"/>
-      </w:pPr>
-    </w:p>
-    <w:p>
-      <w:pPr>
-        <w:spacing w:before="0" w:after="0"/>
-      </w:pPr>
-    </w:p>
-    <w:p>
-      <w:pPr>
-        <w:spacing w:before="0" w:after="0"/>
-      </w:pPr>
-    </w:p>
-    <w:p>
-      <w:pPr>
-        <w:spacing w:before="0" w:after="0"/>
-      </w:pPr>
-    </w:p>
-    <w:p>
-      <w:pPr>
-        <w:spacing w:before="0" w:after="0"/>
-      </w:pPr>
-    </w:p>
-    <w:p>
-      <w:pPr>
-        <w:spacing w:before="0" w:after="0"/>
-      </w:pPr>
-    </w:p>
-    <w:p>
-      <w:pPr>
-        <w:spacing w:before="0" w:after="0"/>
-      </w:pPr>
-    </w:p>
-    <w:p>
-      <w:pPr>
         <w:spacing w:before="160" w:after="80"/>
       </w:pPr>
       <w:r>
@@ -5601,7 +5256,7 @@
         </w:rPr>
         <w:drawing>
           <wp:inline>
-            <wp:extent cx="2520000" cy="3722900"/>
+            <wp:extent cx="2520000" cy="3730513"/>
             <wp:effectExtent b="0" l="0" r="0" t="0"/>
             <wp:docPr descr="" title="" id="45" name="Picture"/>
             <a:graphic>
@@ -5622,7 +5277,7 @@
                   <pic:spPr bwMode="auto">
                     <a:xfrm>
                       <a:off x="0" y="0"/>
-                      <a:ext cx="2520000" cy="3722900"/>
+                      <a:ext cx="2520000" cy="3730513"/>
                     </a:xfrm>
                     <a:prstGeom prst="rect">
                       <a:avLst/>
@@ -6197,7 +5852,7 @@
         </w:rPr>
         <w:drawing>
           <wp:inline>
-            <wp:extent cx="2520000" cy="3722900"/>
+            <wp:extent cx="2520000" cy="3730513"/>
             <wp:effectExtent b="0" l="0" r="0" t="0"/>
             <wp:docPr descr="" title="" id="50" name="Picture"/>
             <a:graphic>
@@ -6218,7 +5873,7 @@
                   <pic:spPr bwMode="auto">
                     <a:xfrm>
                       <a:off x="0" y="0"/>
-                      <a:ext cx="2520000" cy="3722900"/>
+                      <a:ext cx="2520000" cy="3730513"/>
                     </a:xfrm>
                     <a:prstGeom prst="rect">
                       <a:avLst/>
@@ -6397,7 +6052,7 @@
         <m:sSup>
           <m:e>
             <m:r>
-              <m:t xml:space="preserve"> </m:t>
+              <m:t>​</m:t>
             </m:r>
           </m:e>
           <m:sup>
@@ -6502,7 +6157,7 @@
         <m:sSup>
           <m:e>
             <m:r>
-              <m:t xml:space="preserve"> </m:t>
+              <m:t>​</m:t>
             </m:r>
           </m:e>
           <m:sup>
@@ -6552,7 +6207,7 @@
         <m:sSup>
           <m:e>
             <m:r>
-              <m:t xml:space="preserve"> </m:t>
+              <m:t>​</m:t>
             </m:r>
           </m:e>
           <m:sup>
@@ -6598,46 +6253,6 @@
         </w:rPr>
         <w:t>。</w:t>
       </w:r>
-    </w:p>
-    <w:p>
-      <w:pPr>
-        <w:spacing w:before="0" w:after="0"/>
-      </w:pPr>
-    </w:p>
-    <w:p>
-      <w:pPr>
-        <w:spacing w:before="0" w:after="0"/>
-      </w:pPr>
-    </w:p>
-    <w:p>
-      <w:pPr>
-        <w:spacing w:before="0" w:after="0"/>
-      </w:pPr>
-    </w:p>
-    <w:p>
-      <w:pPr>
-        <w:spacing w:before="0" w:after="0"/>
-      </w:pPr>
-    </w:p>
-    <w:p>
-      <w:pPr>
-        <w:spacing w:before="0" w:after="0"/>
-      </w:pPr>
-    </w:p>
-    <w:p>
-      <w:pPr>
-        <w:spacing w:before="0" w:after="0"/>
-      </w:pPr>
-    </w:p>
-    <w:p>
-      <w:pPr>
-        <w:spacing w:before="0" w:after="0"/>
-      </w:pPr>
-    </w:p>
-    <w:p>
-      <w:pPr>
-        <w:spacing w:before="0" w:after="0"/>
-      </w:pPr>
     </w:p>
     <w:p>
       <w:pPr>
@@ -6828,31 +6443,6 @@
     </w:p>
     <w:p>
       <w:pPr>
-        <w:spacing w:before="0" w:after="0"/>
-      </w:pPr>
-    </w:p>
-    <w:p>
-      <w:pPr>
-        <w:spacing w:before="0" w:after="0"/>
-      </w:pPr>
-    </w:p>
-    <w:p>
-      <w:pPr>
-        <w:spacing w:before="0" w:after="0"/>
-      </w:pPr>
-    </w:p>
-    <w:p>
-      <w:pPr>
-        <w:spacing w:before="0" w:after="0"/>
-      </w:pPr>
-    </w:p>
-    <w:p>
-      <w:pPr>
-        <w:spacing w:before="0" w:after="0"/>
-      </w:pPr>
-    </w:p>
-    <w:p>
-      <w:pPr>
         <w:spacing w:before="160" w:after="80"/>
       </w:pPr>
       <w:r>
@@ -7771,46 +7361,6 @@
         </w:rPr>
         <w:t>？</w:t>
       </w:r>
-    </w:p>
-    <w:p>
-      <w:pPr>
-        <w:spacing w:before="0" w:after="0"/>
-      </w:pPr>
-    </w:p>
-    <w:p>
-      <w:pPr>
-        <w:spacing w:before="0" w:after="0"/>
-      </w:pPr>
-    </w:p>
-    <w:p>
-      <w:pPr>
-        <w:spacing w:before="0" w:after="0"/>
-      </w:pPr>
-    </w:p>
-    <w:p>
-      <w:pPr>
-        <w:spacing w:before="0" w:after="0"/>
-      </w:pPr>
-    </w:p>
-    <w:p>
-      <w:pPr>
-        <w:spacing w:before="0" w:after="0"/>
-      </w:pPr>
-    </w:p>
-    <w:p>
-      <w:pPr>
-        <w:spacing w:before="0" w:after="0"/>
-      </w:pPr>
-    </w:p>
-    <w:p>
-      <w:pPr>
-        <w:spacing w:before="0" w:after="0"/>
-      </w:pPr>
-    </w:p>
-    <w:p>
-      <w:pPr>
-        <w:spacing w:before="0" w:after="0"/>
-      </w:pPr>
     </w:p>
     <w:p>
       <w:pPr>
@@ -8205,31 +7755,6 @@
     </w:p>
     <w:p>
       <w:pPr>
-        <w:spacing w:before="0" w:after="0"/>
-      </w:pPr>
-    </w:p>
-    <w:p>
-      <w:pPr>
-        <w:spacing w:before="0" w:after="0"/>
-      </w:pPr>
-    </w:p>
-    <w:p>
-      <w:pPr>
-        <w:spacing w:before="0" w:after="0"/>
-      </w:pPr>
-    </w:p>
-    <w:p>
-      <w:pPr>
-        <w:spacing w:before="0" w:after="0"/>
-      </w:pPr>
-    </w:p>
-    <w:p>
-      <w:pPr>
-        <w:spacing w:before="0" w:after="0"/>
-      </w:pPr>
-    </w:p>
-    <w:p>
-      <w:pPr>
         <w:spacing w:before="160" w:after="80"/>
       </w:pPr>
       <w:r>
@@ -8808,7 +8333,7 @@
         </w:rPr>
         <w:drawing>
           <wp:inline>
-            <wp:extent cx="3600000" cy="2341667"/>
+            <wp:extent cx="3600000" cy="2426086"/>
             <wp:effectExtent b="0" l="0" r="0" t="0"/>
             <wp:docPr descr="" title="" id="59" name="Picture"/>
             <a:graphic>
@@ -8829,7 +8354,7 @@
                   <pic:spPr bwMode="auto">
                     <a:xfrm>
                       <a:off x="0" y="0"/>
-                      <a:ext cx="3600000" cy="2341667"/>
+                      <a:ext cx="3600000" cy="2426086"/>
                     </a:xfrm>
                     <a:prstGeom prst="rect">
                       <a:avLst/>
@@ -8850,46 +8375,6 @@
     </w:p>
     <w:p>
       <w:pPr>
-        <w:spacing w:before="0" w:after="0"/>
-      </w:pPr>
-    </w:p>
-    <w:p>
-      <w:pPr>
-        <w:spacing w:before="0" w:after="0"/>
-      </w:pPr>
-    </w:p>
-    <w:p>
-      <w:pPr>
-        <w:spacing w:before="0" w:after="0"/>
-      </w:pPr>
-    </w:p>
-    <w:p>
-      <w:pPr>
-        <w:spacing w:before="0" w:after="0"/>
-      </w:pPr>
-    </w:p>
-    <w:p>
-      <w:pPr>
-        <w:spacing w:before="0" w:after="0"/>
-      </w:pPr>
-    </w:p>
-    <w:p>
-      <w:pPr>
-        <w:spacing w:before="0" w:after="0"/>
-      </w:pPr>
-    </w:p>
-    <w:p>
-      <w:pPr>
-        <w:spacing w:before="0" w:after="0"/>
-      </w:pPr>
-    </w:p>
-    <w:p>
-      <w:pPr>
-        <w:spacing w:before="0" w:after="0"/>
-      </w:pPr>
-    </w:p>
-    <w:p>
-      <w:pPr>
         <w:spacing w:before="160" w:after="80"/>
       </w:pPr>
       <w:r>
@@ -9174,46 +8659,6 @@
         </w:rPr>
         <w:t>。</w:t>
       </w:r>
-    </w:p>
-    <w:p>
-      <w:pPr>
-        <w:spacing w:before="0" w:after="0"/>
-      </w:pPr>
-    </w:p>
-    <w:p>
-      <w:pPr>
-        <w:spacing w:before="0" w:after="0"/>
-      </w:pPr>
-    </w:p>
-    <w:p>
-      <w:pPr>
-        <w:spacing w:before="0" w:after="0"/>
-      </w:pPr>
-    </w:p>
-    <w:p>
-      <w:pPr>
-        <w:spacing w:before="0" w:after="0"/>
-      </w:pPr>
-    </w:p>
-    <w:p>
-      <w:pPr>
-        <w:spacing w:before="0" w:after="0"/>
-      </w:pPr>
-    </w:p>
-    <w:p>
-      <w:pPr>
-        <w:spacing w:before="0" w:after="0"/>
-      </w:pPr>
-    </w:p>
-    <w:p>
-      <w:pPr>
-        <w:spacing w:before="0" w:after="0"/>
-      </w:pPr>
-    </w:p>
-    <w:p>
-      <w:pPr>
-        <w:spacing w:before="0" w:after="0"/>
-      </w:pPr>
     </w:p>
     <w:p>
       <w:pPr>
@@ -10242,46 +9687,6 @@
     </w:p>
     <w:p>
       <w:pPr>
-        <w:spacing w:before="0" w:after="0"/>
-      </w:pPr>
-    </w:p>
-    <w:p>
-      <w:pPr>
-        <w:spacing w:before="0" w:after="0"/>
-      </w:pPr>
-    </w:p>
-    <w:p>
-      <w:pPr>
-        <w:spacing w:before="0" w:after="0"/>
-      </w:pPr>
-    </w:p>
-    <w:p>
-      <w:pPr>
-        <w:spacing w:before="0" w:after="0"/>
-      </w:pPr>
-    </w:p>
-    <w:p>
-      <w:pPr>
-        <w:spacing w:before="0" w:after="0"/>
-      </w:pPr>
-    </w:p>
-    <w:p>
-      <w:pPr>
-        <w:spacing w:before="0" w:after="0"/>
-      </w:pPr>
-    </w:p>
-    <w:p>
-      <w:pPr>
-        <w:spacing w:before="0" w:after="0"/>
-      </w:pPr>
-    </w:p>
-    <w:p>
-      <w:pPr>
-        <w:spacing w:before="0" w:after="0"/>
-      </w:pPr>
-    </w:p>
-    <w:p>
-      <w:pPr>
         <w:spacing w:before="160" w:after="80"/>
       </w:pPr>
       <w:r>
@@ -10534,7 +9939,7 @@
         </w:rPr>
         <w:drawing>
           <wp:inline>
-            <wp:extent cx="3599999" cy="1525023"/>
+            <wp:extent cx="3600000" cy="1525023"/>
             <wp:effectExtent b="0" l="0" r="0" t="0"/>
             <wp:docPr descr="" title="" id="65" name="Picture"/>
             <a:graphic>
@@ -10555,7 +9960,7 @@
                   <pic:spPr bwMode="auto">
                     <a:xfrm>
                       <a:off x="0" y="0"/>
-                      <a:ext cx="3599999" cy="1525023"/>
+                      <a:ext cx="3600000" cy="1525023"/>
                     </a:xfrm>
                     <a:prstGeom prst="rect">
                       <a:avLst/>
@@ -10577,7 +9982,10 @@
     <w:p>
       <w:pPr>
         <w:pStyle w:val="Compact"/>
-        <w:spacing w:before="0" w:after="0"/>
+        <w:numPr>
+          <w:ilvl w:val="0"/>
+          <w:numId w:val="1005"/>
+        </w:numPr>
       </w:pPr>
       <w:r>
         <w:rPr>
@@ -10717,7 +10125,10 @@
     <w:p>
       <w:pPr>
         <w:pStyle w:val="Compact"/>
-        <w:spacing w:before="0" w:after="0"/>
+        <w:numPr>
+          <w:ilvl w:val="0"/>
+          <w:numId w:val="1005"/>
+        </w:numPr>
       </w:pPr>
       <w:r>
         <w:rPr>
@@ -10891,7 +10302,10 @@
     <w:p>
       <w:pPr>
         <w:pStyle w:val="Compact"/>
-        <w:spacing w:before="0" w:after="0"/>
+        <w:numPr>
+          <w:ilvl w:val="0"/>
+          <w:numId w:val="1005"/>
+        </w:numPr>
       </w:pPr>
       <w:r>
         <w:rPr>
@@ -10973,7 +10387,10 @@
     <w:p>
       <w:pPr>
         <w:pStyle w:val="Compact"/>
-        <w:spacing w:before="0" w:after="0"/>
+        <w:numPr>
+          <w:ilvl w:val="0"/>
+          <w:numId w:val="1005"/>
+        </w:numPr>
       </w:pPr>
       <w:r>
         <w:rPr>
@@ -11058,16 +10475,6 @@
         </w:rPr>
         <w:t>)</w:t>
       </w:r>
-    </w:p>
-    <w:p>
-      <w:pPr>
-        <w:spacing w:before="0" w:after="0"/>
-      </w:pPr>
-    </w:p>
-    <w:p>
-      <w:pPr>
-        <w:spacing w:before="0" w:after="0"/>
-      </w:pPr>
     </w:p>
     <w:p>
       <w:pPr>
@@ -11553,7 +10960,10 @@
     <w:p>
       <w:pPr>
         <w:pStyle w:val="Compact"/>
-        <w:spacing w:before="0" w:after="0"/>
+        <w:numPr>
+          <w:ilvl w:val="0"/>
+          <w:numId w:val="1006"/>
+        </w:numPr>
       </w:pPr>
       <w:r>
         <w:rPr>
@@ -11624,7 +11034,10 @@
     <w:p>
       <w:pPr>
         <w:pStyle w:val="Compact"/>
-        <w:spacing w:before="0" w:after="0"/>
+        <w:numPr>
+          <w:ilvl w:val="0"/>
+          <w:numId w:val="1006"/>
+        </w:numPr>
       </w:pPr>
       <w:r>
         <w:rPr>
@@ -11675,7 +11088,10 @@
     <w:p>
       <w:pPr>
         <w:pStyle w:val="Compact"/>
-        <w:spacing w:before="0" w:after="0"/>
+        <w:numPr>
+          <w:ilvl w:val="0"/>
+          <w:numId w:val="1006"/>
+        </w:numPr>
       </w:pPr>
       <w:r>
         <w:rPr>
@@ -11707,7 +11123,10 @@
     <w:p>
       <w:pPr>
         <w:pStyle w:val="Compact"/>
-        <w:spacing w:before="0" w:after="0"/>
+        <w:numPr>
+          <w:ilvl w:val="0"/>
+          <w:numId w:val="1006"/>
+        </w:numPr>
       </w:pPr>
       <w:r>
         <w:rPr>
@@ -11754,16 +11173,6 @@
         </w:rPr>
         <w:t xml:space="preserve"> → 2 RbI</w:t>
       </w:r>
-    </w:p>
-    <w:p>
-      <w:pPr>
-        <w:spacing w:before="0" w:after="0"/>
-      </w:pPr>
-    </w:p>
-    <w:p>
-      <w:pPr>
-        <w:spacing w:before="0" w:after="0"/>
-      </w:pPr>
     </w:p>
     <w:p>
       <w:pPr>
@@ -11879,14 +11288,6 @@
         <w:tblStyle w:val="Table"/>
         <w:tblW w:type="pct" w:w="5000"/>
         <w:tblLayout w:type="fixed"/>
-        <w:tblBorders>
-          <w:top w:val="single" w:sz="12" w:space="0" w:color="000000"/>
-          <w:left w:val="none" w:sz="0" w:space="0" w:color="auto"/>
-          <w:bottom w:val="single" w:sz="12" w:space="0" w:color="000000"/>
-          <w:right w:val="none" w:sz="0" w:space="0" w:color="auto"/>
-          <w:insideH w:val="none" w:sz="0" w:space="0" w:color="auto"/>
-          <w:insideV w:val="none" w:sz="0" w:space="0" w:color="auto"/>
-        </w:tblBorders>
         <w:tblLook w:firstRow="1" w:lastRow="0" w:firstColumn="0" w:lastColumn="0" w:noHBand="0" w:noVBand="0" w:val="0020"/>
       </w:tblPr>
       <w:tblGrid>
@@ -11900,11 +11301,7 @@
           <w:tblHeader w:val="on"/>
         </w:trPr>
         <w:tc>
-          <w:tcPr>
-            <w:tcBorders>
-              <w:bottom w:val="single" w:sz="8" w:space="0" w:color="000000"/>
-            </w:tcBorders>
-          </w:tcPr>
+          <w:tcPr/>
           <w:p>
             <w:pPr>
               <w:pStyle w:val="Compact"/>
@@ -11920,11 +11317,7 @@
           </w:p>
         </w:tc>
         <w:tc>
-          <w:tcPr>
-            <w:tcBorders>
-              <w:bottom w:val="single" w:sz="8" w:space="0" w:color="000000"/>
-            </w:tcBorders>
-          </w:tcPr>
+          <w:tcPr/>
           <w:p>
             <w:pPr>
               <w:pStyle w:val="Compact"/>
@@ -11961,11 +11354,7 @@
           </w:p>
         </w:tc>
         <w:tc>
-          <w:tcPr>
-            <w:tcBorders>
-              <w:bottom w:val="single" w:sz="8" w:space="0" w:color="000000"/>
-            </w:tcBorders>
-          </w:tcPr>
+          <w:tcPr/>
           <w:p>
             <w:pPr>
               <w:pStyle w:val="Compact"/>
@@ -12017,11 +11406,7 @@
           </w:p>
         </w:tc>
         <w:tc>
-          <w:tcPr>
-            <w:tcBorders>
-              <w:bottom w:val="single" w:sz="8" w:space="0" w:color="000000"/>
-            </w:tcBorders>
-          </w:tcPr>
+          <w:tcPr/>
           <w:p>
             <w:pPr>
               <w:pStyle w:val="Compact"/>
@@ -12633,46 +12018,6 @@
     </w:p>
     <w:p>
       <w:pPr>
-        <w:spacing w:before="0" w:after="0"/>
-      </w:pPr>
-    </w:p>
-    <w:p>
-      <w:pPr>
-        <w:spacing w:before="0" w:after="0"/>
-      </w:pPr>
-    </w:p>
-    <w:p>
-      <w:pPr>
-        <w:spacing w:before="0" w:after="0"/>
-      </w:pPr>
-    </w:p>
-    <w:p>
-      <w:pPr>
-        <w:spacing w:before="0" w:after="0"/>
-      </w:pPr>
-    </w:p>
-    <w:p>
-      <w:pPr>
-        <w:spacing w:before="0" w:after="0"/>
-      </w:pPr>
-    </w:p>
-    <w:p>
-      <w:pPr>
-        <w:spacing w:before="0" w:after="0"/>
-      </w:pPr>
-    </w:p>
-    <w:p>
-      <w:pPr>
-        <w:spacing w:before="0" w:after="0"/>
-      </w:pPr>
-    </w:p>
-    <w:p>
-      <w:pPr>
-        <w:spacing w:before="0" w:after="0"/>
-      </w:pPr>
-    </w:p>
-    <w:p>
-      <w:pPr>
         <w:spacing w:before="160" w:after="80"/>
       </w:pPr>
       <w:r>
@@ -13351,31 +12696,6 @@
         </w:rPr>
         <w:t xml:space="preserve">。</w:t>
       </w:r>
-    </w:p>
-    <w:p>
-      <w:pPr>
-        <w:spacing w:before="0" w:after="0"/>
-      </w:pPr>
-    </w:p>
-    <w:p>
-      <w:pPr>
-        <w:spacing w:before="0" w:after="0"/>
-      </w:pPr>
-    </w:p>
-    <w:p>
-      <w:pPr>
-        <w:spacing w:before="0" w:after="0"/>
-      </w:pPr>
-    </w:p>
-    <w:p>
-      <w:pPr>
-        <w:spacing w:before="0" w:after="0"/>
-      </w:pPr>
-    </w:p>
-    <w:p>
-      <w:pPr>
-        <w:spacing w:before="0" w:after="0"/>
-      </w:pPr>
     </w:p>
     <w:p>
       <w:pPr>
@@ -13644,21 +12964,6 @@
     </w:p>
     <w:p>
       <w:pPr>
-        <w:spacing w:before="0" w:after="0"/>
-      </w:pPr>
-    </w:p>
-    <w:p>
-      <w:pPr>
-        <w:spacing w:before="0" w:after="0"/>
-      </w:pPr>
-    </w:p>
-    <w:p>
-      <w:pPr>
-        <w:spacing w:before="0" w:after="0"/>
-      </w:pPr>
-    </w:p>
-    <w:p>
-      <w:pPr>
         <w:spacing w:before="160" w:after="80"/>
       </w:pPr>
       <w:r>
@@ -14009,21 +13314,6 @@
         </w:rPr>
         <w:t>。</w:t>
       </w:r>
-    </w:p>
-    <w:p>
-      <w:pPr>
-        <w:spacing w:before="0" w:after="0"/>
-      </w:pPr>
-    </w:p>
-    <w:p>
-      <w:pPr>
-        <w:spacing w:before="0" w:after="0"/>
-      </w:pPr>
-    </w:p>
-    <w:p>
-      <w:pPr>
-        <w:spacing w:before="0" w:after="0"/>
-      </w:pPr>
     </w:p>
     <w:p>
       <w:pPr>
@@ -14706,7 +13996,7 @@
         </w:rPr>
         <w:drawing>
           <wp:inline>
-            <wp:extent cx="3240000" cy="2496159"/>
+            <wp:extent cx="3240000" cy="2546225"/>
             <wp:effectExtent b="0" l="0" r="0" t="0"/>
             <wp:docPr descr="" title="" id="77" name="Picture"/>
             <a:graphic>
@@ -14727,7 +14017,7 @@
                   <pic:spPr bwMode="auto">
                     <a:xfrm>
                       <a:off x="0" y="0"/>
-                      <a:ext cx="3240000" cy="2496159"/>
+                      <a:ext cx="3240000" cy="2546225"/>
                     </a:xfrm>
                     <a:prstGeom prst="rect">
                       <a:avLst/>
@@ -15421,46 +14711,6 @@
         </w:rPr>
         <w:t>。</w:t>
       </w:r>
-    </w:p>
-    <w:p>
-      <w:pPr>
-        <w:spacing w:before="0" w:after="0"/>
-      </w:pPr>
-    </w:p>
-    <w:p>
-      <w:pPr>
-        <w:spacing w:before="0" w:after="0"/>
-      </w:pPr>
-    </w:p>
-    <w:p>
-      <w:pPr>
-        <w:spacing w:before="0" w:after="0"/>
-      </w:pPr>
-    </w:p>
-    <w:p>
-      <w:pPr>
-        <w:spacing w:before="0" w:after="0"/>
-      </w:pPr>
-    </w:p>
-    <w:p>
-      <w:pPr>
-        <w:spacing w:before="0" w:after="0"/>
-      </w:pPr>
-    </w:p>
-    <w:p>
-      <w:pPr>
-        <w:spacing w:before="0" w:after="0"/>
-      </w:pPr>
-    </w:p>
-    <w:p>
-      <w:pPr>
-        <w:spacing w:before="0" w:after="0"/>
-      </w:pPr>
-    </w:p>
-    <w:p>
-      <w:pPr>
-        <w:spacing w:before="0" w:after="0"/>
-      </w:pPr>
     </w:p>
     <w:p>
       <w:pPr>
@@ -16422,36 +15672,7 @@
         <w:rPr>
           <w:rFonts w:ascii="Times New Roman" w:hAnsi="Times New Roman" w:eastAsia="Times New Roman" w:cs="Times New Roman"/>
         </w:rPr>
-        <w:t xml:space="preserve"> </w:t>
-      </w:r>
-      <m:oMath>
-        <m:r>
-          <m:t>25</m:t>
-        </m:r>
-        <m:sSup>
-          <m:e>
-            <m:r>
-              <m:t> </m:t>
-            </m:r>
-          </m:e>
-          <m:sup>
-            <m:r>
-              <m:t>θ</m:t>
-            </m:r>
-          </m:sup>
-        </m:sSup>
-        <m:r>
-          <m:rPr>
-            <m:sty m:val="p"/>
-          </m:rPr>
-          <m:t>C</m:t>
-        </m:r>
-      </m:oMath>
-      <w:r>
-        <w:rPr>
-          <w:rFonts w:ascii="Times New Roman" w:hAnsi="Times New Roman" w:eastAsia="Times New Roman" w:cs="Times New Roman"/>
-        </w:rPr>
-        <w:t xml:space="preserve">、101 kPa </w:t>
+        <w:t xml:space="preserve"> 25 °C、101 kPa </w:t>
       </w:r>
       <w:r>
         <w:rPr>
@@ -18276,31 +17497,6 @@
     </w:p>
     <w:p>
       <w:pPr>
-        <w:spacing w:before="0" w:after="0"/>
-      </w:pPr>
-    </w:p>
-    <w:p>
-      <w:pPr>
-        <w:spacing w:before="0" w:after="0"/>
-      </w:pPr>
-    </w:p>
-    <w:p>
-      <w:pPr>
-        <w:spacing w:before="0" w:after="0"/>
-      </w:pPr>
-    </w:p>
-    <w:p>
-      <w:pPr>
-        <w:spacing w:before="0" w:after="0"/>
-      </w:pPr>
-    </w:p>
-    <w:p>
-      <w:pPr>
-        <w:spacing w:before="0" w:after="0"/>
-      </w:pPr>
-    </w:p>
-    <w:p>
-      <w:pPr>
         <w:spacing w:before="160" w:after="80"/>
       </w:pPr>
       <w:r>
@@ -19701,7 +18897,7 @@
         </w:rPr>
         <w:drawing>
           <wp:inline>
-            <wp:extent cx="3600000" cy="2421968"/>
+            <wp:extent cx="3600000" cy="2454919"/>
             <wp:effectExtent b="0" l="0" r="0" t="0"/>
             <wp:docPr descr="" title="" id="82" name="Picture"/>
             <a:graphic>
@@ -19722,7 +18918,7 @@
                   <pic:spPr bwMode="auto">
                     <a:xfrm>
                       <a:off x="0" y="0"/>
-                      <a:ext cx="3600000" cy="2421968"/>
+                      <a:ext cx="3600000" cy="2454919"/>
                     </a:xfrm>
                     <a:prstGeom prst="rect">
                       <a:avLst/>
@@ -19767,46 +18963,6 @@
     </w:p>
     <w:p>
       <w:pPr>
-        <w:spacing w:before="0" w:after="0"/>
-      </w:pPr>
-    </w:p>
-    <w:p>
-      <w:pPr>
-        <w:spacing w:before="0" w:after="0"/>
-      </w:pPr>
-    </w:p>
-    <w:p>
-      <w:pPr>
-        <w:spacing w:before="0" w:after="0"/>
-      </w:pPr>
-    </w:p>
-    <w:p>
-      <w:pPr>
-        <w:spacing w:before="0" w:after="0"/>
-      </w:pPr>
-    </w:p>
-    <w:p>
-      <w:pPr>
-        <w:spacing w:before="0" w:after="0"/>
-      </w:pPr>
-    </w:p>
-    <w:p>
-      <w:pPr>
-        <w:spacing w:before="0" w:after="0"/>
-      </w:pPr>
-    </w:p>
-    <w:p>
-      <w:pPr>
-        <w:spacing w:before="0" w:after="0"/>
-      </w:pPr>
-    </w:p>
-    <w:p>
-      <w:pPr>
-        <w:spacing w:before="0" w:after="0"/>
-      </w:pPr>
-    </w:p>
-    <w:p>
-      <w:pPr>
         <w:spacing w:before="160" w:after="80"/>
       </w:pPr>
       <w:r>
@@ -19844,51 +19000,6 @@
     <w:p>
       <w:pPr>
         <w:pStyle w:val="FirstParagraph"/>
-      </w:pPr>
-      <w:r>
-        <w:rPr>
-          <w:rFonts w:ascii="Times New Roman" w:hAnsi="Times New Roman" w:eastAsia="Times New Roman" w:cs="Times New Roman"/>
-          <w:b/>
-          <w:bCs/>
-        </w:rPr>
-        <w:t xml:space="preserve">5 </w:t>
-      </w:r>
-      <w:r>
-        <w:rPr>
-          <w:rFonts w:hint="eastAsia" w:ascii="Times New Roman" w:hAnsi="Times New Roman" w:eastAsia="Times New Roman" w:cs="Times New Roman"/>
-          <w:b/>
-          <w:bCs/>
-        </w:rPr>
-        <w:t>(12</w:t>
-      </w:r>
-      <w:r>
-        <w:rPr>
-          <w:rFonts w:hint="eastAsia" w:ascii="Times New Roman" w:hAnsi="Times New Roman" w:eastAsia="FangSong" w:cs="Times New Roman"/>
-          <w:b/>
-          <w:bCs/>
-        </w:rPr>
-        <w:t>分</w:t>
-      </w:r>
-      <w:r>
-        <w:rPr>
-          <w:rFonts w:hint="eastAsia" w:ascii="Times New Roman" w:hAnsi="Times New Roman" w:eastAsia="Times New Roman" w:cs="Times New Roman"/>
-          <w:b/>
-          <w:bCs/>
-        </w:rPr>
-        <w:t>)</w:t>
-      </w:r>
-      <w:r>
-        <w:rPr>
-          <w:rFonts w:ascii="Times New Roman" w:hAnsi="Times New Roman" w:eastAsia="Times New Roman" w:cs="Times New Roman"/>
-          <w:b/>
-          <w:bCs/>
-        </w:rPr>
-        <w:t xml:space="preserve"> &lt;&lt;&lt;</w:t>
-      </w:r>
-    </w:p>
-    <w:p>
-      <w:pPr>
-        <w:pStyle w:val="BodyText"/>
       </w:pPr>
       <w:r>
         <w:rPr>
@@ -20584,31 +19695,6 @@
     </w:p>
     <w:p>
       <w:pPr>
-        <w:spacing w:before="0" w:after="0"/>
-      </w:pPr>
-    </w:p>
-    <w:p>
-      <w:pPr>
-        <w:spacing w:before="0" w:after="0"/>
-      </w:pPr>
-    </w:p>
-    <w:p>
-      <w:pPr>
-        <w:spacing w:before="0" w:after="0"/>
-      </w:pPr>
-    </w:p>
-    <w:p>
-      <w:pPr>
-        <w:spacing w:before="0" w:after="0"/>
-      </w:pPr>
-    </w:p>
-    <w:p>
-      <w:pPr>
-        <w:spacing w:before="0" w:after="0"/>
-      </w:pPr>
-    </w:p>
-    <w:p>
-      <w:pPr>
         <w:spacing w:before="160" w:after="80"/>
       </w:pPr>
       <w:r>
@@ -20622,6 +19708,7 @@
     <w:bookmarkEnd w:id="87"/>
     <w:sectPr>
       <w:footerReference w:type="default" r:id="rId9"/>
+      <w:headerReference w:type="default" r:id="rId10"/>
       <w:footnotePr>
         <w:numRestart w:val="eachSect"/>
       </w:footnotePr>
@@ -20640,32 +19727,90 @@
 <w:ftr xmlns:m="http://schemas.openxmlformats.org/officeDocument/2006/math" xmlns:mc="http://schemas.openxmlformats.org/markup-compatibility/2006" xmlns:mo="http://schemas.microsoft.com/office/mac/office/2008/main" xmlns:mv="urn:schemas-microsoft-com:mac:vml" xmlns:o="urn:schemas-microsoft-com:office:office" xmlns:r="http://schemas.openxmlformats.org/officeDocument/2006/relationships" xmlns:v="urn:schemas-microsoft-com:vml" xmlns:w10="urn:schemas-microsoft-com:office:word" xmlns:w14="http://schemas.microsoft.com/office/word/2010/wordml" xmlns:w="http://schemas.openxmlformats.org/wordprocessingml/2006/main" xmlns:wne="http://schemas.microsoft.com/office/word/2006/wordml" xmlns:wp14="http://schemas.microsoft.com/office/word/2010/wordprocessingDrawing" xmlns:wp="http://schemas.openxmlformats.org/drawingml/2006/wordprocessingDrawing" xmlns:wpc="http://schemas.microsoft.com/office/word/2010/wordprocessingCanvas" xmlns:wpg="http://schemas.microsoft.com/office/word/2010/wordprocessingGroup" xmlns:wpi="http://schemas.microsoft.com/office/word/2010/wordprocessingInk" xmlns:wps="http://schemas.microsoft.com/office/word/2010/wordprocessingShape" mc:Ignorable="w14 wp14">
   <w:p>
     <w:pPr>
-      <w:pStyle w:val="Footer"/>
       <w:jc w:val="center"/>
     </w:pPr>
     <w:r>
       <w:rPr>
-        <w:rFonts w:ascii="Times New Roman" w:hAnsi="Times New Roman" w:eastAsia="Times New Roman" w:cs="Times New Roman"/>
-        <w:b w:val="0"/>
-        <w:sz w:val="20"/>
+        <w:color w:val="000000"/>
+        <w:sz w:val="18"/>
+      </w:rPr>
+      <w:t xml:space="preserve">第 </w:t>
+    </w:r>
+    <w:r>
+      <w:rPr>
+        <w:color w:val="000000"/>
+        <w:sz w:val="18"/>
       </w:rPr>
       <w:fldChar w:fldCharType="begin"/>
     </w:r>
     <w:r>
       <w:rPr>
-        <w:rFonts w:ascii="Times New Roman" w:hAnsi="Times New Roman" w:eastAsia="Times New Roman" w:cs="Times New Roman"/>
-        <w:b w:val="0"/>
-        <w:sz w:val="20"/>
+        <w:sz w:val="18"/>
       </w:rPr>
       <w:instrText xml:space="preserve"> PAGE </w:instrText>
     </w:r>
     <w:r>
       <w:rPr>
-        <w:rFonts w:ascii="Times New Roman" w:hAnsi="Times New Roman" w:eastAsia="Times New Roman" w:cs="Times New Roman"/>
-        <w:b w:val="0"/>
-        <w:sz w:val="20"/>
+        <w:sz w:val="18"/>
+      </w:rPr>
+      <w:fldChar w:fldCharType="separate"/>
+    </w:r>
+    <w:r>
+      <w:rPr>
+        <w:sz w:val="18"/>
+      </w:rPr>
+      <w:t>1</w:t>
+    </w:r>
+    <w:r>
+      <w:rPr>
+        <w:sz w:val="18"/>
       </w:rPr>
       <w:fldChar w:fldCharType="end"/>
+    </w:r>
+    <w:r>
+      <w:rPr>
+        <w:color w:val="000000"/>
+        <w:sz w:val="18"/>
+      </w:rPr>
+      <w:t xml:space="preserve"> 页 / 共 </w:t>
+    </w:r>
+    <w:r>
+      <w:rPr>
+        <w:color w:val="000000"/>
+        <w:sz w:val="18"/>
+      </w:rPr>
+      <w:fldChar w:fldCharType="begin"/>
+    </w:r>
+    <w:r>
+      <w:rPr>
+        <w:sz w:val="18"/>
+      </w:rPr>
+      <w:instrText xml:space="preserve"> NUMPAGES </w:instrText>
+    </w:r>
+    <w:r>
+      <w:rPr>
+        <w:sz w:val="18"/>
+      </w:rPr>
+      <w:fldChar w:fldCharType="separate"/>
+    </w:r>
+    <w:r>
+      <w:rPr>
+        <w:sz w:val="18"/>
+      </w:rPr>
+      <w:t>1</w:t>
+    </w:r>
+    <w:r>
+      <w:rPr>
+        <w:sz w:val="18"/>
+      </w:rPr>
+      <w:fldChar w:fldCharType="end"/>
+    </w:r>
+    <w:r>
+      <w:rPr>
+        <w:color w:val="000000"/>
+        <w:sz w:val="18"/>
+      </w:rPr>
+      <w:t xml:space="preserve"> 页</w:t>
     </w:r>
   </w:p>
 </w:ftr>
@@ -20688,6 +19833,26 @@
     </w:p>
   </w:footnote>
 </w:footnotes>
+</file>
+
+<file path=word/header1.xml><?xml version="1.0" encoding="utf-8"?>
+<w:hdr xmlns:m="http://schemas.openxmlformats.org/officeDocument/2006/math" xmlns:mc="http://schemas.openxmlformats.org/markup-compatibility/2006" xmlns:mo="http://schemas.microsoft.com/office/mac/office/2008/main" xmlns:mv="urn:schemas-microsoft-com:mac:vml" xmlns:o="urn:schemas-microsoft-com:office:office" xmlns:r="http://schemas.openxmlformats.org/officeDocument/2006/relationships" xmlns:v="urn:schemas-microsoft-com:vml" xmlns:w10="urn:schemas-microsoft-com:office:word" xmlns:w14="http://schemas.microsoft.com/office/word/2010/wordml" xmlns:w="http://schemas.openxmlformats.org/wordprocessingml/2006/main" xmlns:wne="http://schemas.microsoft.com/office/word/2006/wordml" xmlns:wp14="http://schemas.microsoft.com/office/word/2010/wordprocessingDrawing" xmlns:wp="http://schemas.openxmlformats.org/drawingml/2006/wordprocessingDrawing" xmlns:wpc="http://schemas.microsoft.com/office/word/2010/wordprocessingCanvas" xmlns:wpg="http://schemas.microsoft.com/office/word/2010/wordprocessingGroup" xmlns:wpi="http://schemas.microsoft.com/office/word/2010/wordprocessingInk" xmlns:wps="http://schemas.microsoft.com/office/word/2010/wordprocessingShape" mc:Ignorable="w14 wp14">
+  <w:p>
+    <w:pPr>
+      <w:jc w:val="right"/>
+      <w:pBdr>
+        <w:bottom w:val="single" w:sz="4" w:space="2" w:color="000000"/>
+      </w:pBdr>
+    </w:pPr>
+    <w:r>
+      <w:rPr>
+        <w:color w:val="000000"/>
+        <w:sz w:val="18"/>
+      </w:rPr>
+      <w:t>第一轮综合卷09（学生版）</w:t>
+    </w:r>
+  </w:p>
+</w:hdr>
 </file>
 
 <file path=word/numbering.xml><?xml version="1.0" encoding="utf-8"?>
@@ -21163,7 +20328,7 @@
     <ns0:rPr>
       <ns0:rFonts ns0:ascii="Times New Roman" ns0:cs="Times New Roman" ns0:eastAsia="SimHei" ns0:hAnsi="Times New Roman"/>
       <ns0:b/>
-      <ns0:color ns0:val="000000"/>
+      <ns0:color ns0:val="17324D"/>
       <ns0:sz ns0:val="44"/>
       <ns0:szCs ns0:val="56"/>
     </ns0:rPr>
@@ -21305,7 +20470,7 @@
     <ns0:rPr>
       <ns0:rFonts ns0:ascii="Times New Roman" ns0:cs="Times New Roman" ns0:eastAsia="SimHei" ns0:hAnsi="Times New Roman"/>
       <ns0:b/>
-      <ns0:color ns0:val="000000"/>
+      <ns0:color ns0:val="17324D"/>
       <ns0:sz ns0:val="32"/>
       <ns0:szCs ns0:val="40"/>
     </ns0:rPr>
@@ -21329,7 +20494,7 @@
     <ns0:rPr>
       <ns0:rFonts ns0:ascii="Times New Roman" ns0:cs="Times New Roman" ns0:eastAsia="SimHei" ns0:hAnsi="Times New Roman"/>
       <ns0:b/>
-      <ns0:color ns0:val="000000"/>
+      <ns0:color ns0:val="17324D"/>
       <ns0:sz ns0:val="28"/>
       <ns0:szCs ns0:val="32"/>
     </ns0:rPr>
@@ -21353,7 +20518,7 @@
     <ns0:rPr>
       <ns0:rFonts ns0:ascii="Times New Roman" ns0:cs="Times New Roman" ns0:eastAsia="SimHei" ns0:hAnsi="Times New Roman"/>
       <ns0:b/>
-      <ns0:color ns0:val="000000"/>
+      <ns0:color ns0:val="17324D"/>
       <ns0:sz ns0:val="25"/>
       <ns0:szCs ns0:val="28"/>
     </ns0:rPr>
@@ -21829,7 +20994,7 @@
     <w:rPr>
       <w:rFonts w:ascii="Times New Roman" w:hAnsi="Times New Roman" w:eastAsia="FangSong" w:cs="Times New Roman"/>
       <w:b/>
-      <w:color w:val="007020"/>
+      <w:color w:val="000000"/>
     </w:rPr>
   </w:style>
   <w:style w:type="character" w:customStyle="1" w:styleId="DataTypeTok">
@@ -21837,7 +21002,7 @@
     <w:basedOn w:val="VerbatimChar"/>
     <w:rPr>
       <w:rFonts w:ascii="Times New Roman" w:hAnsi="Times New Roman" w:eastAsia="FangSong" w:cs="Times New Roman"/>
-      <w:color w:val="902000"/>
+      <w:color w:val="000000"/>
     </w:rPr>
   </w:style>
   <w:style w:type="character" w:customStyle="1" w:styleId="DecValTok">
@@ -21845,7 +21010,7 @@
     <w:basedOn w:val="VerbatimChar"/>
     <w:rPr>
       <w:rFonts w:ascii="Times New Roman" w:hAnsi="Times New Roman" w:eastAsia="FangSong" w:cs="Times New Roman"/>
-      <w:color w:val="40a070"/>
+      <w:color w:val="000000"/>
     </w:rPr>
   </w:style>
   <w:style w:type="character" w:customStyle="1" w:styleId="BaseNTok">
@@ -21853,7 +21018,7 @@
     <w:basedOn w:val="VerbatimChar"/>
     <w:rPr>
       <w:rFonts w:ascii="Times New Roman" w:hAnsi="Times New Roman" w:eastAsia="FangSong" w:cs="Times New Roman"/>
-      <w:color w:val="40a070"/>
+      <w:color w:val="000000"/>
     </w:rPr>
   </w:style>
   <w:style w:type="character" w:customStyle="1" w:styleId="FloatTok">
@@ -21861,7 +21026,7 @@
     <w:basedOn w:val="VerbatimChar"/>
     <w:rPr>
       <w:rFonts w:ascii="Times New Roman" w:hAnsi="Times New Roman" w:eastAsia="FangSong" w:cs="Times New Roman"/>
-      <w:color w:val="40a070"/>
+      <w:color w:val="000000"/>
     </w:rPr>
   </w:style>
   <w:style w:type="character" w:customStyle="1" w:styleId="ConstantTok">
@@ -21869,7 +21034,7 @@
     <w:basedOn w:val="VerbatimChar"/>
     <w:rPr>
       <w:rFonts w:ascii="Times New Roman" w:hAnsi="Times New Roman" w:eastAsia="FangSong" w:cs="Times New Roman"/>
-      <w:color w:val="880000"/>
+      <w:color w:val="000000"/>
     </w:rPr>
   </w:style>
   <w:style w:type="character" w:customStyle="1" w:styleId="CharTok">
@@ -21877,7 +21042,7 @@
     <w:basedOn w:val="VerbatimChar"/>
     <w:rPr>
       <w:rFonts w:ascii="Times New Roman" w:hAnsi="Times New Roman" w:eastAsia="FangSong" w:cs="Times New Roman"/>
-      <w:color w:val="4070a0"/>
+      <w:color w:val="000000"/>
     </w:rPr>
   </w:style>
   <w:style w:type="character" w:customStyle="1" w:styleId="SpecialCharTok">
@@ -21885,7 +21050,7 @@
     <w:basedOn w:val="VerbatimChar"/>
     <w:rPr>
       <w:rFonts w:ascii="Times New Roman" w:hAnsi="Times New Roman" w:eastAsia="FangSong" w:cs="Times New Roman"/>
-      <w:color w:val="4070a0"/>
+      <w:color w:val="000000"/>
     </w:rPr>
   </w:style>
   <w:style w:type="character" w:customStyle="1" w:styleId="StringTok">
@@ -21893,7 +21058,7 @@
     <w:basedOn w:val="VerbatimChar"/>
     <w:rPr>
       <w:rFonts w:ascii="Times New Roman" w:hAnsi="Times New Roman" w:eastAsia="FangSong" w:cs="Times New Roman"/>
-      <w:color w:val="4070a0"/>
+      <w:color w:val="000000"/>
     </w:rPr>
   </w:style>
   <w:style w:type="character" w:customStyle="1" w:styleId="VerbatimStringTok">
@@ -21901,7 +21066,7 @@
     <w:basedOn w:val="VerbatimChar"/>
     <w:rPr>
       <w:rFonts w:ascii="Times New Roman" w:hAnsi="Times New Roman" w:eastAsia="FangSong" w:cs="Times New Roman"/>
-      <w:color w:val="4070a0"/>
+      <w:color w:val="000000"/>
     </w:rPr>
   </w:style>
   <w:style w:type="character" w:customStyle="1" w:styleId="SpecialStringTok">
@@ -21909,7 +21074,7 @@
     <w:basedOn w:val="VerbatimChar"/>
     <w:rPr>
       <w:rFonts w:ascii="Times New Roman" w:hAnsi="Times New Roman" w:eastAsia="FangSong" w:cs="Times New Roman"/>
-      <w:color w:val="bb6688"/>
+      <w:color w:val="000000"/>
     </w:rPr>
   </w:style>
   <w:style w:type="character" w:customStyle="1" w:styleId="ImportTok">
@@ -21918,7 +21083,7 @@
     <w:rPr>
       <w:rFonts w:ascii="Times New Roman" w:hAnsi="Times New Roman" w:eastAsia="FangSong" w:cs="Times New Roman"/>
       <w:b/>
-      <w:color w:val="008000"/>
+      <w:color w:val="000000"/>
     </w:rPr>
   </w:style>
   <w:style w:type="character" w:customStyle="1" w:styleId="CommentTok">
@@ -21927,7 +21092,7 @@
     <w:rPr>
       <w:rFonts w:ascii="Times New Roman" w:hAnsi="Times New Roman" w:eastAsia="FangSong" w:cs="Times New Roman"/>
       <w:i/>
-      <w:color w:val="60a0b0"/>
+      <w:color w:val="000000"/>
     </w:rPr>
   </w:style>
   <w:style w:type="character" w:customStyle="1" w:styleId="DocumentationTok">
@@ -21936,7 +21101,7 @@
     <w:rPr>
       <w:rFonts w:ascii="Times New Roman" w:hAnsi="Times New Roman" w:eastAsia="FangSong" w:cs="Times New Roman"/>
       <w:i/>
-      <w:color w:val="ba2121"/>
+      <w:color w:val="000000"/>
     </w:rPr>
   </w:style>
   <w:style w:type="character" w:customStyle="1" w:styleId="AnnotationTok">
@@ -21946,7 +21111,7 @@
       <w:rFonts w:ascii="Times New Roman" w:hAnsi="Times New Roman" w:eastAsia="FangSong" w:cs="Times New Roman"/>
       <w:b/>
       <w:i/>
-      <w:color w:val="60a0b0"/>
+      <w:color w:val="000000"/>
     </w:rPr>
   </w:style>
   <w:style w:type="character" w:customStyle="1" w:styleId="CommentVarTok">
@@ -21956,7 +21121,7 @@
       <w:rFonts w:ascii="Times New Roman" w:hAnsi="Times New Roman" w:eastAsia="FangSong" w:cs="Times New Roman"/>
       <w:b/>
       <w:i/>
-      <w:color w:val="60a0b0"/>
+      <w:color w:val="000000"/>
     </w:rPr>
   </w:style>
   <w:style w:type="character" w:customStyle="1" w:styleId="OtherTok">
@@ -21964,7 +21129,7 @@
     <w:basedOn w:val="VerbatimChar"/>
     <w:rPr>
       <w:rFonts w:ascii="Times New Roman" w:hAnsi="Times New Roman" w:eastAsia="FangSong" w:cs="Times New Roman"/>
-      <w:color w:val="007020"/>
+      <w:color w:val="000000"/>
     </w:rPr>
   </w:style>
   <w:style w:type="character" w:customStyle="1" w:styleId="FunctionTok">
@@ -21972,7 +21137,7 @@
     <w:basedOn w:val="VerbatimChar"/>
     <w:rPr>
       <w:rFonts w:ascii="Times New Roman" w:hAnsi="Times New Roman" w:eastAsia="FangSong" w:cs="Times New Roman"/>
-      <w:color w:val="06287e"/>
+      <w:color w:val="000000"/>
     </w:rPr>
   </w:style>
   <w:style w:type="character" w:customStyle="1" w:styleId="VariableTok">
@@ -21980,7 +21145,7 @@
     <w:basedOn w:val="VerbatimChar"/>
     <w:rPr>
       <w:rFonts w:ascii="Times New Roman" w:hAnsi="Times New Roman" w:eastAsia="FangSong" w:cs="Times New Roman"/>
-      <w:color w:val="19177c"/>
+      <w:color w:val="000000"/>
     </w:rPr>
   </w:style>
   <w:style w:type="character" w:customStyle="1" w:styleId="ControlFlowTok">
@@ -21989,7 +21154,7 @@
     <w:rPr>
       <w:rFonts w:ascii="Times New Roman" w:hAnsi="Times New Roman" w:eastAsia="FangSong" w:cs="Times New Roman"/>
       <w:b/>
-      <w:color w:val="007020"/>
+      <w:color w:val="000000"/>
     </w:rPr>
   </w:style>
   <w:style w:type="character" w:customStyle="1" w:styleId="OperatorTok">
@@ -21997,7 +21162,7 @@
     <w:basedOn w:val="VerbatimChar"/>
     <w:rPr>
       <w:rFonts w:ascii="Times New Roman" w:hAnsi="Times New Roman" w:eastAsia="FangSong" w:cs="Times New Roman"/>
-      <w:color w:val="666666"/>
+      <w:color w:val="000000"/>
     </w:rPr>
   </w:style>
   <w:style w:type="character" w:customStyle="1" w:styleId="BuiltInTok">
@@ -22005,7 +21170,7 @@
     <w:basedOn w:val="VerbatimChar"/>
     <w:rPr>
       <w:rFonts w:ascii="Times New Roman" w:hAnsi="Times New Roman" w:eastAsia="FangSong" w:cs="Times New Roman"/>
-      <w:color w:val="008000"/>
+      <w:color w:val="000000"/>
     </w:rPr>
   </w:style>
   <w:style w:type="character" w:customStyle="1" w:styleId="ExtensionTok">
@@ -22020,7 +21185,7 @@
     <w:basedOn w:val="VerbatimChar"/>
     <w:rPr>
       <w:rFonts w:ascii="Times New Roman" w:hAnsi="Times New Roman" w:eastAsia="FangSong" w:cs="Times New Roman"/>
-      <w:color w:val="bc7a00"/>
+      <w:color w:val="000000"/>
     </w:rPr>
   </w:style>
   <w:style w:type="character" w:customStyle="1" w:styleId="AttributeTok">
@@ -22028,7 +21193,7 @@
     <w:basedOn w:val="VerbatimChar"/>
     <w:rPr>
       <w:rFonts w:ascii="Times New Roman" w:hAnsi="Times New Roman" w:eastAsia="FangSong" w:cs="Times New Roman"/>
-      <w:color w:val="7d9029"/>
+      <w:color w:val="000000"/>
     </w:rPr>
   </w:style>
   <w:style w:type="character" w:customStyle="1" w:styleId="RegionMarkerTok">
@@ -22045,7 +21210,7 @@
       <w:rFonts w:ascii="Times New Roman" w:hAnsi="Times New Roman" w:eastAsia="FangSong" w:cs="Times New Roman"/>
       <w:b/>
       <w:i/>
-      <w:color w:val="60a0b0"/>
+      <w:color w:val="000000"/>
     </w:rPr>
   </w:style>
   <w:style w:type="character" w:customStyle="1" w:styleId="WarningTok">
@@ -22055,7 +21220,7 @@
       <w:rFonts w:ascii="Times New Roman" w:hAnsi="Times New Roman" w:eastAsia="FangSong" w:cs="Times New Roman"/>
       <w:b/>
       <w:i/>
-      <w:color w:val="60a0b0"/>
+      <w:color w:val="000000"/>
     </w:rPr>
   </w:style>
   <w:style w:type="character" w:customStyle="1" w:styleId="AlertTok">
@@ -22064,7 +21229,7 @@
     <w:rPr>
       <w:rFonts w:ascii="Times New Roman" w:hAnsi="Times New Roman" w:eastAsia="FangSong" w:cs="Times New Roman"/>
       <w:b/>
-      <w:color w:val="ff0000"/>
+      <w:color w:val="000000"/>
     </w:rPr>
   </w:style>
   <w:style w:type="character" w:customStyle="1" w:styleId="ErrorTok">
@@ -22073,7 +21238,7 @@
     <w:rPr>
       <w:rFonts w:ascii="Times New Roman" w:hAnsi="Times New Roman" w:eastAsia="FangSong" w:cs="Times New Roman"/>
       <w:b/>
-      <w:color w:val="ff0000"/>
+      <w:color w:val="000000"/>
     </w:rPr>
   </w:style>
   <w:style w:type="character" w:customStyle="1" w:styleId="NormalTok">

--- a/00-首页/题组Word/第一轮·综合套卷/第一轮综合卷09（学生版-打印版）.docx
+++ b/00-首页/题组Word/第一轮·综合套卷/第一轮综合卷09（学生版-打印版）.docx
@@ -43,6 +43,60 @@
     </w:p>
     <w:p>
       <w:pPr>
+        <w:pStyle w:val="BlockText"/>
+        <w:ind w:firstLine="420"/>
+      </w:pPr>
+      <w:r>
+        <w:rPr>
+          <w:rFonts w:hint="eastAsia" w:ascii="Times New Roman" w:hAnsi="Times New Roman" w:eastAsia="FangSong" w:cs="Times New Roman"/>
+        </w:rPr>
+        <w:t xml:space="preserve">共</w:t>
+      </w:r>
+      <w:r>
+        <w:rPr>
+          <w:rFonts w:ascii="Times New Roman" w:hAnsi="Times New Roman" w:eastAsia="Times New Roman" w:cs="Times New Roman"/>
+        </w:rPr>
+        <w:t xml:space="preserve"> 26 </w:t>
+      </w:r>
+      <w:r>
+        <w:rPr>
+          <w:rFonts w:hint="eastAsia" w:ascii="Times New Roman" w:hAnsi="Times New Roman" w:eastAsia="FangSong" w:cs="Times New Roman"/>
+        </w:rPr>
+        <w:t>题</w:t>
+      </w:r>
+      <w:r>
+        <w:rPr>
+          <w:rFonts w:hint="eastAsia" w:ascii="Times New Roman" w:hAnsi="Times New Roman" w:eastAsia="Times New Roman" w:cs="Times New Roman"/>
+        </w:rPr>
+        <w:t>。</w:t>
+      </w:r>
+      <w:r>
+        <w:rPr>
+          <w:rFonts w:hint="eastAsia" w:ascii="Times New Roman" w:hAnsi="Times New Roman" w:eastAsia="FangSong" w:cs="Times New Roman"/>
+        </w:rPr>
+        <w:t>建议先独立完成</w:t>
+      </w:r>
+      <w:r>
+        <w:rPr>
+          <w:rFonts w:hint="eastAsia" w:ascii="Times New Roman" w:hAnsi="Times New Roman" w:eastAsia="Times New Roman" w:cs="Times New Roman"/>
+        </w:rPr>
+        <w:t>，</w:t>
+      </w:r>
+      <w:r>
+        <w:rPr>
+          <w:rFonts w:hint="eastAsia" w:ascii="Times New Roman" w:hAnsi="Times New Roman" w:eastAsia="FangSong" w:cs="Times New Roman"/>
+        </w:rPr>
+        <w:t>再核对答案</w:t>
+      </w:r>
+      <w:r>
+        <w:rPr>
+          <w:rFonts w:hint="eastAsia" w:ascii="Times New Roman" w:hAnsi="Times New Roman" w:eastAsia="Times New Roman" w:cs="Times New Roman"/>
+        </w:rPr>
+        <w:t>。</w:t>
+      </w:r>
+    </w:p>
+    <w:p>
+      <w:pPr>
         <w:spacing w:before="160" w:after="80"/>
       </w:pPr>
       <w:r>
@@ -93,6 +147,7 @@
     <w:p>
       <w:pPr>
         <w:pStyle w:val="FirstParagraph"/>
+        <w:ind w:firstLine="420"/>
       </w:pPr>
       <w:r>
         <w:rPr>
@@ -134,7 +189,23 @@
         <w:rPr>
           <w:rFonts w:hint="eastAsia" w:ascii="Times New Roman" w:hAnsi="Times New Roman" w:eastAsia="Times New Roman" w:cs="Times New Roman"/>
         </w:rPr>
-        <w:t xml:space="preserve">）A.</w:t>
+        <w:t xml:space="preserve">）</w:t>
+      </w:r>
+    </w:p>
+    <w:p>
+      <w:pPr>
+        <w:pStyle w:val="Compact"/>
+        <w:numPr>
+          <w:ilvl w:val="0"/>
+          <w:numId w:val="1001"/>
+        </w:numPr>
+        <w:ind w:firstLine="420"/>
+      </w:pPr>
+      <w:r>
+        <w:rPr>
+          <w:rFonts w:ascii="Times New Roman" w:hAnsi="Times New Roman" w:eastAsia="Times New Roman" w:cs="Times New Roman"/>
+        </w:rPr>
+        <w:t xml:space="preserve">A.</w:t>
       </w:r>
       <w:r>
         <w:rPr>
@@ -212,13 +283,23 @@
         <w:rPr>
           <w:rFonts w:hint="eastAsia" w:ascii="Times New Roman" w:hAnsi="Times New Roman" w:eastAsia="FangSong" w:cs="Times New Roman"/>
         </w:rPr>
-        <w:t>分子的小</w:t>
-      </w:r>
-      <w:r>
-        <w:rPr>
-          <w:rFonts w:hint="eastAsia" w:ascii="Times New Roman" w:hAnsi="Times New Roman" w:eastAsia="Times New Roman" w:cs="Times New Roman"/>
-        </w:rPr>
-        <w:t>B.</w:t>
+        <w:t xml:space="preserve">分子的小</w:t>
+      </w:r>
+    </w:p>
+    <w:p>
+      <w:pPr>
+        <w:pStyle w:val="Compact"/>
+        <w:numPr>
+          <w:ilvl w:val="0"/>
+          <w:numId w:val="1001"/>
+        </w:numPr>
+        <w:ind w:firstLine="420"/>
+      </w:pPr>
+      <w:r>
+        <w:rPr>
+          <w:rFonts w:ascii="Times New Roman" w:hAnsi="Times New Roman" w:eastAsia="Times New Roman" w:cs="Times New Roman"/>
+        </w:rPr>
+        <w:t xml:space="preserve">B.</w:t>
       </w:r>
       <w:r>
         <w:rPr>
@@ -268,7 +349,23 @@
         <w:rPr>
           <w:rFonts w:hint="eastAsia" w:ascii="Times New Roman" w:hAnsi="Times New Roman" w:eastAsia="Times New Roman" w:cs="Times New Roman"/>
         </w:rPr>
-        <w:t>2.5C.</w:t>
+        <w:t>2.5</w:t>
+      </w:r>
+    </w:p>
+    <w:p>
+      <w:pPr>
+        <w:pStyle w:val="Compact"/>
+        <w:numPr>
+          <w:ilvl w:val="0"/>
+          <w:numId w:val="1001"/>
+        </w:numPr>
+        <w:ind w:firstLine="420"/>
+      </w:pPr>
+      <w:r>
+        <w:rPr>
+          <w:rFonts w:ascii="Times New Roman" w:hAnsi="Times New Roman" w:eastAsia="Times New Roman" w:cs="Times New Roman"/>
+        </w:rPr>
+        <w:t xml:space="preserve">C.</w:t>
       </w:r>
       <w:r>
         <w:rPr>
@@ -354,8 +451,18 @@
         <w:rPr>
           <w:rFonts w:hint="eastAsia" w:ascii="Times New Roman" w:hAnsi="Times New Roman" w:eastAsia="FangSong" w:cs="Times New Roman"/>
         </w:rPr>
-        <w:t>是等电子体系</w:t>
-      </w:r>
+        <w:t xml:space="preserve">是等电子体系</w:t>
+      </w:r>
+    </w:p>
+    <w:p>
+      <w:pPr>
+        <w:pStyle w:val="Compact"/>
+        <w:numPr>
+          <w:ilvl w:val="0"/>
+          <w:numId w:val="1001"/>
+        </w:numPr>
+        <w:ind w:firstLine="420"/>
+      </w:pPr>
       <w:r>
         <w:rPr>
           <w:rFonts w:hint="eastAsia" w:ascii="Times New Roman" w:hAnsi="Times New Roman" w:eastAsia="Times New Roman" w:cs="Times New Roman"/>
@@ -461,6 +568,7 @@
     <w:p>
       <w:pPr>
         <w:pStyle w:val="FirstParagraph"/>
+        <w:ind w:firstLine="420"/>
       </w:pPr>
       <m:oMath>
         <m:sSub>
@@ -519,7 +627,23 @@
         <w:rPr>
           <w:rFonts w:hint="eastAsia" w:ascii="Times New Roman" w:hAnsi="Times New Roman" w:eastAsia="Times New Roman" w:cs="Times New Roman"/>
         </w:rPr>
-        <w:t>（）A.</w:t>
+        <w:t xml:space="preserve">（）</w:t>
+      </w:r>
+    </w:p>
+    <w:p>
+      <w:pPr>
+        <w:pStyle w:val="Compact"/>
+        <w:numPr>
+          <w:ilvl w:val="0"/>
+          <w:numId w:val="1002"/>
+        </w:numPr>
+        <w:ind w:firstLine="420"/>
+      </w:pPr>
+      <w:r>
+        <w:rPr>
+          <w:rFonts w:hint="eastAsia" w:ascii="Times New Roman" w:hAnsi="Times New Roman" w:eastAsia="Times New Roman" w:cs="Times New Roman"/>
+        </w:rPr>
+        <w:t>A.</w:t>
       </w:r>
       <w:r>
         <w:rPr>
@@ -527,12 +651,16 @@
         </w:rPr>
         <w:t>直线形</w:t>
       </w:r>
-      <w:r>
-        <w:rPr>
-          <w:rFonts w:ascii="Times New Roman" w:hAnsi="Times New Roman" w:eastAsia="Times New Roman" w:cs="Times New Roman"/>
-        </w:rPr>
-        <w:t xml:space="preserve"> </w:t>
-      </w:r>
+    </w:p>
+    <w:p>
+      <w:pPr>
+        <w:pStyle w:val="Compact"/>
+        <w:numPr>
+          <w:ilvl w:val="0"/>
+          <w:numId w:val="1002"/>
+        </w:numPr>
+        <w:ind w:firstLine="420"/>
+      </w:pPr>
       <w:r>
         <w:rPr>
           <w:rFonts w:hint="eastAsia" w:ascii="Times New Roman" w:hAnsi="Times New Roman" w:eastAsia="Times New Roman" w:cs="Times New Roman"/>
@@ -545,12 +673,16 @@
         </w:rPr>
         <w:t>平面正方形</w:t>
       </w:r>
-      <w:r>
-        <w:rPr>
-          <w:rFonts w:ascii="Times New Roman" w:hAnsi="Times New Roman" w:eastAsia="Times New Roman" w:cs="Times New Roman"/>
-        </w:rPr>
-        <w:t xml:space="preserve"> </w:t>
-      </w:r>
+    </w:p>
+    <w:p>
+      <w:pPr>
+        <w:pStyle w:val="Compact"/>
+        <w:numPr>
+          <w:ilvl w:val="0"/>
+          <w:numId w:val="1002"/>
+        </w:numPr>
+        <w:ind w:firstLine="420"/>
+      </w:pPr>
       <w:r>
         <w:rPr>
           <w:rFonts w:hint="eastAsia" w:ascii="Times New Roman" w:hAnsi="Times New Roman" w:eastAsia="Times New Roman" w:cs="Times New Roman"/>
@@ -563,12 +695,16 @@
         </w:rPr>
         <w:t>四面体形</w:t>
       </w:r>
-      <w:r>
-        <w:rPr>
-          <w:rFonts w:ascii="Times New Roman" w:hAnsi="Times New Roman" w:eastAsia="Times New Roman" w:cs="Times New Roman"/>
-        </w:rPr>
-        <w:t xml:space="preserve"> </w:t>
-      </w:r>
+    </w:p>
+    <w:p>
+      <w:pPr>
+        <w:pStyle w:val="Compact"/>
+        <w:numPr>
+          <w:ilvl w:val="0"/>
+          <w:numId w:val="1002"/>
+        </w:numPr>
+        <w:ind w:firstLine="420"/>
+      </w:pPr>
       <w:r>
         <w:rPr>
           <w:rFonts w:hint="eastAsia" w:ascii="Times New Roman" w:hAnsi="Times New Roman" w:eastAsia="Times New Roman" w:cs="Times New Roman"/>
@@ -621,6 +757,7 @@
     <w:p>
       <w:pPr>
         <w:pStyle w:val="FirstParagraph"/>
+        <w:ind w:firstLine="420"/>
       </w:pPr>
       <w:r>
         <w:rPr>
@@ -662,7 +799,7 @@
         <w:rPr>
           <w:rFonts w:ascii="Times New Roman" w:hAnsi="Times New Roman" w:eastAsia="Times New Roman" w:cs="Times New Roman"/>
         </w:rPr>
-        <w:t xml:space="preserve">A. </w:t>
+        <w:t xml:space="preserve">- A. </w:t>
       </w:r>
       <w:r>
         <w:rPr>
@@ -674,7 +811,13 @@
         <w:rPr>
           <w:rFonts w:ascii="Times New Roman" w:hAnsi="Times New Roman" w:eastAsia="Times New Roman" w:cs="Times New Roman"/>
         </w:rPr>
-        <w:t xml:space="preserve"> B. </w:t>
+        <w:t xml:space="preserve"> </w:t>
+      </w:r>
+      <w:r>
+        <w:rPr>
+          <w:rFonts w:ascii="Times New Roman" w:hAnsi="Times New Roman" w:eastAsia="Times New Roman" w:cs="Times New Roman"/>
+        </w:rPr>
+        <w:t xml:space="preserve">- B. </w:t>
       </w:r>
       <w:r>
         <w:rPr>
@@ -686,7 +829,13 @@
         <w:rPr>
           <w:rFonts w:ascii="Times New Roman" w:hAnsi="Times New Roman" w:eastAsia="Times New Roman" w:cs="Times New Roman"/>
         </w:rPr>
-        <w:t xml:space="preserve"> C. </w:t>
+        <w:t xml:space="preserve"> </w:t>
+      </w:r>
+      <w:r>
+        <w:rPr>
+          <w:rFonts w:ascii="Times New Roman" w:hAnsi="Times New Roman" w:eastAsia="Times New Roman" w:cs="Times New Roman"/>
+        </w:rPr>
+        <w:t xml:space="preserve">- C. </w:t>
       </w:r>
       <w:r>
         <w:rPr>
@@ -698,7 +847,13 @@
         <w:rPr>
           <w:rFonts w:ascii="Times New Roman" w:hAnsi="Times New Roman" w:eastAsia="Times New Roman" w:cs="Times New Roman"/>
         </w:rPr>
-        <w:t xml:space="preserve"> D. </w:t>
+        <w:t xml:space="preserve"> </w:t>
+      </w:r>
+      <w:r>
+        <w:rPr>
+          <w:rFonts w:ascii="Times New Roman" w:hAnsi="Times New Roman" w:eastAsia="Times New Roman" w:cs="Times New Roman"/>
+        </w:rPr>
+        <w:t xml:space="preserve">- D. </w:t>
       </w:r>
       <w:r>
         <w:rPr>
@@ -746,6 +901,7 @@
     <w:p>
       <w:pPr>
         <w:pStyle w:val="FirstParagraph"/>
+        <w:ind w:firstLine="420"/>
       </w:pPr>
       <w:r>
         <w:rPr>
@@ -847,7 +1003,7 @@
         <w:rPr>
           <w:rFonts w:ascii="Times New Roman" w:hAnsi="Times New Roman" w:eastAsia="Times New Roman" w:cs="Times New Roman"/>
         </w:rPr>
-        <w:t xml:space="preserve">A.</w:t>
+        <w:t xml:space="preserve">- A.</w:t>
       </w:r>
       <w:r>
         <w:rPr>
@@ -888,7 +1044,7 @@
         <w:rPr>
           <w:rFonts w:ascii="Times New Roman" w:hAnsi="Times New Roman" w:eastAsia="Times New Roman" w:cs="Times New Roman"/>
         </w:rPr>
-        <w:t xml:space="preserve">B.</w:t>
+        <w:t xml:space="preserve">- B.</w:t>
       </w:r>
       <w:r>
         <w:rPr>
@@ -923,7 +1079,7 @@
         <w:rPr>
           <w:rFonts w:ascii="Times New Roman" w:hAnsi="Times New Roman" w:eastAsia="Times New Roman" w:cs="Times New Roman"/>
         </w:rPr>
-        <w:t xml:space="preserve">C.</w:t>
+        <w:t xml:space="preserve">- C.</w:t>
       </w:r>
       <w:r>
         <w:rPr>
@@ -958,7 +1114,7 @@
         <w:rPr>
           <w:rFonts w:ascii="Times New Roman" w:hAnsi="Times New Roman" w:eastAsia="Times New Roman" w:cs="Times New Roman"/>
         </w:rPr>
-        <w:t xml:space="preserve">D.</w:t>
+        <w:t xml:space="preserve">- D.</w:t>
       </w:r>
       <w:r>
         <w:rPr>
@@ -1023,6 +1179,7 @@
     <w:p>
       <w:pPr>
         <w:pStyle w:val="FirstParagraph"/>
+        <w:ind w:firstLine="420"/>
       </w:pPr>
       <w:r>
         <w:rPr>
@@ -1088,6 +1245,7 @@
     <w:p>
       <w:pPr>
         <w:pStyle w:val="BodyText"/>
+        <w:ind w:firstLine="420"/>
       </w:pPr>
       <w:r>
         <w:rPr>
@@ -1213,6 +1371,7 @@
     <w:p>
       <w:pPr>
         <w:pStyle w:val="FirstParagraph"/>
+        <w:ind w:firstLine="420"/>
       </w:pPr>
       <w:r>
         <w:rPr>
@@ -1378,6 +1537,7 @@
     <w:p>
       <w:pPr>
         <w:pStyle w:val="BodyText"/>
+        <w:ind w:firstLine="420"/>
       </w:pPr>
       <w:r>
         <w:rPr>
@@ -1433,6 +1593,7 @@
     <w:p>
       <w:pPr>
         <w:pStyle w:val="BodyText"/>
+        <w:ind w:firstLine="420"/>
       </w:pPr>
       <w:r>
         <w:rPr>
@@ -1583,6 +1744,7 @@
     <w:p>
       <w:pPr>
         <w:pStyle w:val="BodyText"/>
+        <w:ind w:firstLine="420"/>
       </w:pPr>
       <w:r>
         <w:rPr>
@@ -1605,7 +1767,12 @@
     </w:p>
     <w:p>
       <w:pPr>
-        <w:pStyle w:val="BodyText"/>
+        <w:pStyle w:val="Compact"/>
+        <w:numPr>
+          <w:ilvl w:val="0"/>
+          <w:numId w:val="1003"/>
+        </w:numPr>
+        <w:ind w:firstLine="420"/>
       </w:pPr>
       <w:r>
         <w:rPr>
@@ -1619,12 +1786,16 @@
         </w:rPr>
         <w:t>零级</w:t>
       </w:r>
-      <w:r>
-        <w:rPr>
-          <w:rFonts w:ascii="Times New Roman" w:hAnsi="Times New Roman" w:eastAsia="Times New Roman" w:cs="Times New Roman"/>
-        </w:rPr>
-        <w:t xml:space="preserve"> </w:t>
-      </w:r>
+    </w:p>
+    <w:p>
+      <w:pPr>
+        <w:pStyle w:val="Compact"/>
+        <w:numPr>
+          <w:ilvl w:val="0"/>
+          <w:numId w:val="1003"/>
+        </w:numPr>
+        <w:ind w:firstLine="420"/>
+      </w:pPr>
       <w:r>
         <w:rPr>
           <w:rFonts w:hint="eastAsia" w:ascii="Times New Roman" w:hAnsi="Times New Roman" w:eastAsia="Times New Roman" w:cs="Times New Roman"/>
@@ -1637,12 +1808,16 @@
         </w:rPr>
         <w:t>一级</w:t>
       </w:r>
-      <w:r>
-        <w:rPr>
-          <w:rFonts w:ascii="Times New Roman" w:hAnsi="Times New Roman" w:eastAsia="Times New Roman" w:cs="Times New Roman"/>
-        </w:rPr>
-        <w:t xml:space="preserve"> </w:t>
-      </w:r>
+    </w:p>
+    <w:p>
+      <w:pPr>
+        <w:pStyle w:val="Compact"/>
+        <w:numPr>
+          <w:ilvl w:val="0"/>
+          <w:numId w:val="1003"/>
+        </w:numPr>
+        <w:ind w:firstLine="420"/>
+      </w:pPr>
       <w:r>
         <w:rPr>
           <w:rFonts w:hint="eastAsia" w:ascii="Times New Roman" w:hAnsi="Times New Roman" w:eastAsia="Times New Roman" w:cs="Times New Roman"/>
@@ -1655,12 +1830,16 @@
         </w:rPr>
         <w:t>二级</w:t>
       </w:r>
-      <w:r>
-        <w:rPr>
-          <w:rFonts w:ascii="Times New Roman" w:hAnsi="Times New Roman" w:eastAsia="Times New Roman" w:cs="Times New Roman"/>
-        </w:rPr>
-        <w:t xml:space="preserve"> </w:t>
-      </w:r>
+    </w:p>
+    <w:p>
+      <w:pPr>
+        <w:pStyle w:val="Compact"/>
+        <w:numPr>
+          <w:ilvl w:val="0"/>
+          <w:numId w:val="1003"/>
+        </w:numPr>
+        <w:ind w:firstLine="420"/>
+      </w:pPr>
       <w:r>
         <w:rPr>
           <w:rFonts w:hint="eastAsia" w:ascii="Times New Roman" w:hAnsi="Times New Roman" w:eastAsia="Times New Roman" w:cs="Times New Roman"/>
@@ -1713,6 +1892,7 @@
     <w:p>
       <w:pPr>
         <w:pStyle w:val="FirstParagraph"/>
+        <w:ind w:firstLine="420"/>
       </w:pPr>
       <w:r>
         <w:rPr>
@@ -2089,14 +2269,12 @@
     </w:p>
     <w:p>
       <w:pPr>
-        <w:pStyle w:val="BodyText"/>
-      </w:pPr>
-      <w:r>
-        <w:rPr>
-          <w:rFonts w:ascii="Times New Roman" w:hAnsi="Times New Roman" w:eastAsia="Times New Roman" w:cs="Times New Roman"/>
-        </w:rPr>
-        <w:t xml:space="preserve">6-1 </w:t>
-      </w:r>
+        <w:numPr>
+          <w:ilvl w:val="0"/>
+          <w:numId w:val="1004"/>
+        </w:numPr>
+        <w:ind w:firstLine="420"/>
+      </w:pPr>
       <w:r>
         <w:rPr>
           <w:rFonts w:hint="eastAsia" w:ascii="Times New Roman" w:hAnsi="Times New Roman" w:eastAsia="FangSong" w:cs="Times New Roman"/>
@@ -2112,14 +2290,12 @@
     </w:p>
     <w:p>
       <w:pPr>
-        <w:pStyle w:val="BodyText"/>
-      </w:pPr>
-      <w:r>
-        <w:rPr>
-          <w:rFonts w:ascii="Times New Roman" w:hAnsi="Times New Roman" w:eastAsia="Times New Roman" w:cs="Times New Roman"/>
-        </w:rPr>
-        <w:t xml:space="preserve">6-2 </w:t>
-      </w:r>
+        <w:numPr>
+          <w:ilvl w:val="0"/>
+          <w:numId w:val="1004"/>
+        </w:numPr>
+        <w:ind w:firstLine="420"/>
+      </w:pPr>
       <w:r>
         <w:rPr>
           <w:rFonts w:hint="eastAsia" w:ascii="Times New Roman" w:hAnsi="Times New Roman" w:eastAsia="FangSong" w:cs="Times New Roman"/>
@@ -2171,14 +2347,12 @@
     </w:p>
     <w:p>
       <w:pPr>
-        <w:pStyle w:val="BodyText"/>
-      </w:pPr>
-      <w:r>
-        <w:rPr>
-          <w:rFonts w:ascii="Times New Roman" w:hAnsi="Times New Roman" w:eastAsia="Times New Roman" w:cs="Times New Roman"/>
-        </w:rPr>
-        <w:t xml:space="preserve">6-3 </w:t>
-      </w:r>
+        <w:numPr>
+          <w:ilvl w:val="0"/>
+          <w:numId w:val="1004"/>
+        </w:numPr>
+        <w:ind w:firstLine="420"/>
+      </w:pPr>
       <w:r>
         <w:rPr>
           <w:rFonts w:hint="eastAsia" w:ascii="Times New Roman" w:hAnsi="Times New Roman" w:eastAsia="FangSong" w:cs="Times New Roman"/>
@@ -2206,14 +2380,12 @@
     </w:p>
     <w:p>
       <w:pPr>
-        <w:pStyle w:val="BodyText"/>
-      </w:pPr>
-      <w:r>
-        <w:rPr>
-          <w:rFonts w:ascii="Times New Roman" w:hAnsi="Times New Roman" w:eastAsia="Times New Roman" w:cs="Times New Roman"/>
-        </w:rPr>
-        <w:t xml:space="preserve">6-4 </w:t>
-      </w:r>
+        <w:numPr>
+          <w:ilvl w:val="0"/>
+          <w:numId w:val="1004"/>
+        </w:numPr>
+        <w:ind w:firstLine="420"/>
+      </w:pPr>
       <w:r>
         <w:rPr>
           <w:rFonts w:hint="eastAsia" w:ascii="Times New Roman" w:hAnsi="Times New Roman" w:eastAsia="FangSong" w:cs="Times New Roman"/>
@@ -2302,6 +2474,7 @@
     <w:p>
       <w:pPr>
         <w:pStyle w:val="FirstParagraph"/>
+        <w:ind w:firstLine="420"/>
       </w:pPr>
       <w:r>
         <w:rPr>
@@ -2748,6 +2921,7 @@
     <w:p>
       <w:pPr>
         <w:pStyle w:val="BodyText"/>
+        <w:ind w:firstLine="420"/>
       </w:pPr>
       <w:r>
         <w:rPr>
@@ -2872,6 +3046,7 @@
     <w:p>
       <w:pPr>
         <w:pStyle w:val="BodyText"/>
+        <w:ind w:firstLine="420"/>
       </w:pPr>
       <w:r>
         <w:rPr>
@@ -3288,6 +3463,7 @@
     <w:p>
       <w:pPr>
         <w:pStyle w:val="BodyText"/>
+        <w:ind w:firstLine="420"/>
       </w:pPr>
       <w:r>
         <w:rPr>
@@ -3441,6 +3617,7 @@
     <w:p>
       <w:pPr>
         <w:pStyle w:val="FirstParagraph"/>
+        <w:ind w:firstLine="420"/>
       </w:pPr>
       <w:r>
         <w:rPr>
@@ -3799,6 +3976,7 @@
     <w:p>
       <w:pPr>
         <w:pStyle w:val="BodyText"/>
+        <w:ind w:firstLine="420"/>
       </w:pPr>
       <w:r>
         <w:rPr>
@@ -3880,6 +4058,7 @@
     <w:p>
       <w:pPr>
         <w:pStyle w:val="BodyText"/>
+        <w:ind w:firstLine="420"/>
       </w:pPr>
       <w:r>
         <w:rPr>
@@ -3975,6 +4154,7 @@
     <w:p>
       <w:pPr>
         <w:pStyle w:val="BodyText"/>
+        <w:ind w:firstLine="420"/>
       </w:pPr>
       <w:r>
         <w:rPr>
@@ -4084,6 +4264,7 @@
     <w:p>
       <w:pPr>
         <w:pStyle w:val="BodyText"/>
+        <w:ind w:firstLine="420"/>
       </w:pPr>
       <w:r>
         <w:rPr>
@@ -4217,6 +4398,7 @@
     <w:p>
       <w:pPr>
         <w:pStyle w:val="BodyText"/>
+        <w:ind w:firstLine="420"/>
       </w:pPr>
       <w:r>
         <w:rPr>
@@ -4318,6 +4500,7 @@
     <w:p>
       <w:pPr>
         <w:pStyle w:val="BodyText"/>
+        <w:ind w:firstLine="420"/>
       </w:pPr>
       <w:r>
         <w:rPr>
@@ -4347,6 +4530,7 @@
     <w:p>
       <w:pPr>
         <w:pStyle w:val="BodyText"/>
+        <w:ind w:firstLine="420"/>
       </w:pPr>
       <w:r>
         <w:rPr>
@@ -4426,6 +4610,7 @@
     <w:p>
       <w:pPr>
         <w:pStyle w:val="BodyText"/>
+        <w:ind w:firstLine="420"/>
       </w:pPr>
       <w:r>
         <w:rPr>
@@ -4557,6 +4742,7 @@
     <w:p>
       <w:pPr>
         <w:pStyle w:val="BodyText"/>
+        <w:ind w:firstLine="420"/>
       </w:pPr>
       <w:r>
         <w:rPr>
@@ -4710,6 +4896,7 @@
     <w:p>
       <w:pPr>
         <w:pStyle w:val="FirstParagraph"/>
+        <w:ind w:firstLine="420"/>
       </w:pPr>
       <w:r>
         <w:rPr>
@@ -4883,6 +5070,7 @@
     <w:p>
       <w:pPr>
         <w:pStyle w:val="BodyText"/>
+        <w:ind w:firstLine="420"/>
       </w:pPr>
       <w:r>
         <w:rPr>
@@ -5213,6 +5401,7 @@
     <w:p>
       <w:pPr>
         <w:pStyle w:val="BodyText"/>
+        <w:ind w:firstLine="420"/>
       </w:pPr>
       <w:r>
         <w:rPr>
@@ -5299,6 +5488,7 @@
     <w:p>
       <w:pPr>
         <w:pStyle w:val="BodyText"/>
+        <w:ind w:firstLine="420"/>
       </w:pPr>
       <w:r>
         <w:rPr>
@@ -5474,6 +5664,7 @@
     <w:p>
       <w:pPr>
         <w:pStyle w:val="BodyText"/>
+        <w:ind w:firstLine="420"/>
       </w:pPr>
       <w:r>
         <w:rPr>
@@ -5538,6 +5729,7 @@
     <w:p>
       <w:pPr>
         <w:pStyle w:val="BodyText"/>
+        <w:ind w:firstLine="420"/>
       </w:pPr>
       <w:r>
         <w:rPr>
@@ -5826,6 +6018,7 @@
     <w:p>
       <w:pPr>
         <w:pStyle w:val="BodyText"/>
+        <w:ind w:firstLine="420"/>
       </w:pPr>
       <w:r>
         <w:rPr>
@@ -5895,6 +6088,7 @@
     <w:p>
       <w:pPr>
         <w:pStyle w:val="BodyText"/>
+        <w:ind w:firstLine="420"/>
       </w:pPr>
       <w:r>
         <w:rPr>
@@ -6023,6 +6217,7 @@
     <w:p>
       <w:pPr>
         <w:pStyle w:val="BodyText"/>
+        <w:ind w:firstLine="420"/>
       </w:pPr>
       <w:r>
         <w:rPr>
@@ -6293,6 +6488,7 @@
     <w:p>
       <w:pPr>
         <w:pStyle w:val="FirstParagraph"/>
+        <w:ind w:firstLine="420"/>
       </w:pPr>
       <w:r>
         <w:rPr>
@@ -6439,6 +6635,460 @@
           <w:rFonts w:hint="eastAsia" w:ascii="Times New Roman" w:hAnsi="Times New Roman" w:eastAsia="Times New Roman" w:cs="Times New Roman"/>
         </w:rPr>
         <w:t>：</w:t>
+      </w:r>
+    </w:p>
+    <w:p>
+      <w:pPr>
+        <w:pStyle w:val="BodyText"/>
+      </w:pPr>
+      <m:oMath>
+        <m:oMathPr>
+          <m:ctrlPr>
+            <w:rPr>
+              <w:sz w:val="28"/>
+              <w:szCs w:val="28"/>
+            </w:rPr>
+          </m:ctrlPr>
+        </m:oMathPr>
+        <m:r>
+          <m:t>p</m:t>
+        </m:r>
+        <m:r>
+          <m:rPr>
+            <m:sty m:val="p"/>
+          </m:rPr>
+          <m:t>=</m:t>
+        </m:r>
+        <m:r>
+          <m:t>1</m:t>
+        </m:r>
+        <m:r>
+          <m:rPr>
+            <m:sty m:val="p"/>
+          </m:rPr>
+          <m:t>,</m:t>
+        </m:r>
+        <m:r>
+          <m:t>2</m:t>
+        </m:r>
+        <m:r>
+          <m:rPr>
+            <m:sty m:val="p"/>
+          </m:rPr>
+          <m:t>,</m:t>
+        </m:r>
+        <m:r>
+          <m:t>3</m:t>
+        </m:r>
+        <m:r>
+          <m:rPr>
+            <m:sty m:val="p"/>
+          </m:rPr>
+          <m:t>,</m:t>
+        </m:r>
+        <m:r>
+          <m:t>4</m:t>
+        </m:r>
+        <m:r>
+          <m:rPr>
+            <m:sty m:val="p"/>
+          </m:rPr>
+          <m:t>,</m:t>
+        </m:r>
+        <m:r>
+          <m:t>5</m:t>
+        </m:r>
+        <m:r>
+          <m:rPr>
+            <m:sty m:val="p"/>
+          </m:rPr>
+          <m:t>,</m:t>
+        </m:r>
+        <m:r>
+          <m:rPr>
+            <m:sty m:val="p"/>
+          </m:rPr>
+          <m:t>…</m:t>
+        </m:r>
+      </m:oMath>
+      <w:r>
+        <w:rPr>
+          <w:rFonts w:ascii="Times New Roman" w:hAnsi="Times New Roman" w:eastAsia="Times New Roman" w:cs="Times New Roman"/>
+        </w:rPr>
+        <w:t xml:space="preserve">​</w:t>
+      </w:r>
+    </w:p>
+    <w:p>
+      <w:pPr>
+        <w:pStyle w:val="BodyText"/>
+        <w:ind w:firstLine="420"/>
+      </w:pPr>
+      <m:oMath>
+        <m:r>
+          <m:t>q</m:t>
+        </m:r>
+        <m:r>
+          <m:rPr>
+            <m:sty m:val="p"/>
+          </m:rPr>
+          <m:t>≤</m:t>
+        </m:r>
+        <m:r>
+          <m:t>p</m:t>
+        </m:r>
+      </m:oMath>
+      <w:r>
+        <w:rPr>
+          <w:rFonts w:hint="eastAsia" w:ascii="Times New Roman" w:hAnsi="Times New Roman" w:eastAsia="Times New Roman" w:cs="Times New Roman"/>
+        </w:rPr>
+        <w:t>，</w:t>
+      </w:r>
+      <w:r>
+        <w:rPr>
+          <w:rFonts w:hint="eastAsia" w:ascii="Times New Roman" w:hAnsi="Times New Roman" w:eastAsia="FangSong" w:cs="Times New Roman"/>
+        </w:rPr>
+        <w:t>但只有正奇数</w:t>
+      </w:r>
+      <w:r>
+        <w:rPr>
+          <w:rFonts w:hint="eastAsia" w:ascii="Times New Roman" w:hAnsi="Times New Roman" w:eastAsia="Times New Roman" w:cs="Times New Roman"/>
+        </w:rPr>
+        <w:t>；</w:t>
+      </w:r>
+    </w:p>
+    <w:p>
+      <w:pPr>
+        <w:pStyle w:val="BodyText"/>
+        <w:ind w:firstLine="420"/>
+      </w:pPr>
+      <m:oMath>
+        <m:r>
+          <m:t>r</m:t>
+        </m:r>
+      </m:oMath>
+      <w:r>
+        <w:rPr>
+          <w:rFonts w:ascii="Times New Roman" w:hAnsi="Times New Roman" w:eastAsia="Times New Roman" w:cs="Times New Roman"/>
+        </w:rPr>
+        <w:t xml:space="preserve"> </w:t>
+      </w:r>
+      <w:r>
+        <w:rPr>
+          <w:rFonts w:hint="eastAsia" w:ascii="Times New Roman" w:hAnsi="Times New Roman" w:eastAsia="FangSong" w:cs="Times New Roman"/>
+        </w:rPr>
+        <w:t xml:space="preserve">取从</w:t>
+      </w:r>
+      <w:r>
+        <w:rPr>
+          <w:rFonts w:ascii="Times New Roman" w:hAnsi="Times New Roman" w:eastAsia="Times New Roman" w:cs="Times New Roman"/>
+        </w:rPr>
+        <w:t xml:space="preserve"> </w:t>
+      </w:r>
+      <m:oMath>
+        <m:r>
+          <m:rPr>
+            <m:sty m:val="p"/>
+          </m:rPr>
+          <m:t>−</m:t>
+        </m:r>
+        <m:r>
+          <m:t>q</m:t>
+        </m:r>
+      </m:oMath>
+      <w:r>
+        <w:rPr>
+          <w:rFonts w:ascii="Times New Roman" w:hAnsi="Times New Roman" w:eastAsia="Times New Roman" w:cs="Times New Roman"/>
+        </w:rPr>
+        <w:t xml:space="preserve"> </w:t>
+      </w:r>
+      <w:r>
+        <w:rPr>
+          <w:rFonts w:hint="eastAsia" w:ascii="Times New Roman" w:hAnsi="Times New Roman" w:eastAsia="FangSong" w:cs="Times New Roman"/>
+        </w:rPr>
+        <w:t xml:space="preserve">到</w:t>
+      </w:r>
+      <w:r>
+        <w:rPr>
+          <w:rFonts w:ascii="Times New Roman" w:hAnsi="Times New Roman" w:eastAsia="Times New Roman" w:cs="Times New Roman"/>
+        </w:rPr>
+        <w:t xml:space="preserve"> </w:t>
+      </w:r>
+      <m:oMath>
+        <m:r>
+          <m:rPr>
+            <m:sty m:val="p"/>
+          </m:rPr>
+          <m:t>+</m:t>
+        </m:r>
+        <m:r>
+          <m:t>q</m:t>
+        </m:r>
+      </m:oMath>
+      <w:r>
+        <w:rPr>
+          <w:rFonts w:ascii="Times New Roman" w:hAnsi="Times New Roman" w:eastAsia="Times New Roman" w:cs="Times New Roman"/>
+        </w:rPr>
+        <w:t xml:space="preserve"> </w:t>
+      </w:r>
+      <w:r>
+        <w:rPr>
+          <w:rFonts w:hint="eastAsia" w:ascii="Times New Roman" w:hAnsi="Times New Roman" w:eastAsia="FangSong" w:cs="Times New Roman"/>
+        </w:rPr>
+        <w:t>的所有偶数</w:t>
+      </w:r>
+      <w:r>
+        <w:rPr>
+          <w:rFonts w:hint="eastAsia" w:ascii="Times New Roman" w:hAnsi="Times New Roman" w:eastAsia="Times New Roman" w:cs="Times New Roman"/>
+        </w:rPr>
+        <w:t>（</w:t>
+      </w:r>
+      <w:r>
+        <w:rPr>
+          <w:rFonts w:hint="eastAsia" w:ascii="Times New Roman" w:hAnsi="Times New Roman" w:eastAsia="FangSong" w:cs="Times New Roman"/>
+        </w:rPr>
+        <w:t>零被认为是偶数</w:t>
+      </w:r>
+      <w:r>
+        <w:rPr>
+          <w:rFonts w:hint="eastAsia" w:ascii="Times New Roman" w:hAnsi="Times New Roman" w:eastAsia="Times New Roman" w:cs="Times New Roman"/>
+        </w:rPr>
+        <w:t>）；</w:t>
+      </w:r>
+    </w:p>
+    <w:p>
+      <w:pPr>
+        <w:pStyle w:val="BodyText"/>
+        <w:ind w:firstLine="420"/>
+      </w:pPr>
+      <m:oMath>
+        <m:r>
+          <m:t>s</m:t>
+        </m:r>
+      </m:oMath>
+      <w:r>
+        <w:rPr>
+          <w:rFonts w:ascii="Times New Roman" w:hAnsi="Times New Roman" w:eastAsia="Times New Roman" w:cs="Times New Roman"/>
+        </w:rPr>
+        <w:t xml:space="preserve"> </w:t>
+      </w:r>
+      <w:r>
+        <w:rPr>
+          <w:rFonts w:hint="eastAsia" w:ascii="Times New Roman" w:hAnsi="Times New Roman" w:eastAsia="FangSong" w:cs="Times New Roman"/>
+        </w:rPr>
+        <w:t xml:space="preserve">取</w:t>
+      </w:r>
+      <w:r>
+        <w:rPr>
+          <w:rFonts w:ascii="Times New Roman" w:hAnsi="Times New Roman" w:eastAsia="Times New Roman" w:cs="Times New Roman"/>
+        </w:rPr>
+        <w:t xml:space="preserve"> </w:t>
+      </w:r>
+      <m:oMath>
+        <m:r>
+          <m:rPr>
+            <m:sty m:val="p"/>
+          </m:rPr>
+          <m:t>+</m:t>
+        </m:r>
+        <m:f>
+          <m:fPr>
+            <m:type m:val="bar"/>
+          </m:fPr>
+          <m:num>
+            <m:r>
+              <m:t>1</m:t>
+            </m:r>
+          </m:num>
+          <m:den>
+            <m:r>
+              <m:t>2</m:t>
+            </m:r>
+          </m:den>
+        </m:f>
+      </m:oMath>
+      <w:r>
+        <w:rPr>
+          <w:rFonts w:ascii="Times New Roman" w:hAnsi="Times New Roman" w:eastAsia="Times New Roman" w:cs="Times New Roman"/>
+        </w:rPr>
+        <w:t xml:space="preserve"> </w:t>
+      </w:r>
+      <w:r>
+        <w:rPr>
+          <w:rFonts w:hint="eastAsia" w:ascii="Times New Roman" w:hAnsi="Times New Roman" w:eastAsia="FangSong" w:cs="Times New Roman"/>
+        </w:rPr>
+        <w:t xml:space="preserve">和</w:t>
+      </w:r>
+      <w:r>
+        <w:rPr>
+          <w:rFonts w:ascii="Times New Roman" w:hAnsi="Times New Roman" w:eastAsia="Times New Roman" w:cs="Times New Roman"/>
+        </w:rPr>
+        <w:t xml:space="preserve"> </w:t>
+      </w:r>
+      <m:oMath>
+        <m:r>
+          <m:rPr>
+            <m:sty m:val="p"/>
+          </m:rPr>
+          <m:t>−</m:t>
+        </m:r>
+        <m:f>
+          <m:fPr>
+            <m:type m:val="bar"/>
+          </m:fPr>
+          <m:num>
+            <m:r>
+              <m:t>1</m:t>
+            </m:r>
+          </m:num>
+          <m:den>
+            <m:r>
+              <m:t>2</m:t>
+            </m:r>
+          </m:den>
+        </m:f>
+      </m:oMath>
+      <w:r>
+        <w:rPr>
+          <w:rFonts w:ascii="Times New Roman" w:hAnsi="Times New Roman" w:eastAsia="Times New Roman" w:cs="Times New Roman"/>
+        </w:rPr>
+        <w:t xml:space="preserve">。</w:t>
+      </w:r>
+    </w:p>
+    <w:p>
+      <w:pPr>
+        <w:numPr>
+          <w:ilvl w:val="0"/>
+          <w:numId w:val="1005"/>
+        </w:numPr>
+        <w:ind w:firstLine="420"/>
+      </w:pPr>
+      <w:r>
+        <w:rPr>
+          <w:rFonts w:hint="eastAsia" w:ascii="Times New Roman" w:hAnsi="Times New Roman" w:eastAsia="FangSong" w:cs="Times New Roman"/>
+        </w:rPr>
+        <w:t>分别指出下面量子数条件下可以容纳的电子数</w:t>
+      </w:r>
+      <w:r>
+        <w:rPr>
+          <w:rFonts w:hint="eastAsia" w:ascii="Times New Roman" w:hAnsi="Times New Roman" w:eastAsia="Times New Roman" w:cs="Times New Roman"/>
+        </w:rPr>
+        <w:t>：①</w:t>
+      </w:r>
+      <w:r>
+        <w:rPr>
+          <w:rFonts w:ascii="Times New Roman" w:hAnsi="Times New Roman" w:eastAsia="Times New Roman" w:cs="Times New Roman"/>
+        </w:rPr>
+        <w:t xml:space="preserve"> </w:t>
+      </w:r>
+      <w:r>
+        <w:rPr>
+          <w:rFonts w:hint="eastAsia" w:ascii="Times New Roman" w:hAnsi="Times New Roman" w:eastAsia="Times New Roman" w:cs="Times New Roman"/>
+        </w:rPr>
+        <w:t xml:space="preserve">p=6；②</w:t>
+      </w:r>
+      <w:r>
+        <w:rPr>
+          <w:rFonts w:ascii="Times New Roman" w:hAnsi="Times New Roman" w:eastAsia="Times New Roman" w:cs="Times New Roman"/>
+        </w:rPr>
+        <w:t xml:space="preserve"> </w:t>
+      </w:r>
+      <w:r>
+        <w:rPr>
+          <w:rFonts w:hint="eastAsia" w:ascii="Times New Roman" w:hAnsi="Times New Roman" w:eastAsia="Times New Roman" w:cs="Times New Roman"/>
+        </w:rPr>
+        <w:t xml:space="preserve">p=4、q=3；③</w:t>
+      </w:r>
+      <w:r>
+        <w:rPr>
+          <w:rFonts w:ascii="Times New Roman" w:hAnsi="Times New Roman" w:eastAsia="Times New Roman" w:cs="Times New Roman"/>
+        </w:rPr>
+        <w:t xml:space="preserve"> p=3、q=0、r=0。</w:t>
+      </w:r>
+    </w:p>
+    <w:p>
+      <w:pPr>
+        <w:numPr>
+          <w:ilvl w:val="0"/>
+          <w:numId w:val="1005"/>
+        </w:numPr>
+        <w:ind w:firstLine="420"/>
+      </w:pPr>
+      <w:r>
+        <w:rPr>
+          <w:rFonts w:hint="eastAsia" w:ascii="Times New Roman" w:hAnsi="Times New Roman" w:eastAsia="FangSong" w:cs="Times New Roman"/>
+        </w:rPr>
+        <w:t>试写出前四周期反应性最低的四种元素的原子序数</w:t>
+      </w:r>
+      <w:r>
+        <w:rPr>
+          <w:rFonts w:hint="eastAsia" w:ascii="Times New Roman" w:hAnsi="Times New Roman" w:eastAsia="Times New Roman" w:cs="Times New Roman"/>
+        </w:rPr>
+        <w:t>。</w:t>
+      </w:r>
+    </w:p>
+    <w:p>
+      <w:pPr>
+        <w:numPr>
+          <w:ilvl w:val="0"/>
+          <w:numId w:val="1005"/>
+        </w:numPr>
+        <w:ind w:firstLine="420"/>
+      </w:pPr>
+      <w:r>
+        <w:rPr>
+          <w:rFonts w:hint="eastAsia" w:ascii="Times New Roman" w:hAnsi="Times New Roman" w:eastAsia="FangSong" w:cs="Times New Roman"/>
+        </w:rPr>
+        <w:t>试画出该星球上前四周期的元素周期表</w:t>
+      </w:r>
+      <w:r>
+        <w:rPr>
+          <w:rFonts w:hint="eastAsia" w:ascii="Times New Roman" w:hAnsi="Times New Roman" w:eastAsia="Times New Roman" w:cs="Times New Roman"/>
+        </w:rPr>
+        <w:t>。</w:t>
+      </w:r>
+    </w:p>
+    <w:p>
+      <w:pPr>
+        <w:numPr>
+          <w:ilvl w:val="0"/>
+          <w:numId w:val="1005"/>
+        </w:numPr>
+        <w:ind w:firstLine="420"/>
+      </w:pPr>
+      <w:r>
+        <w:rPr>
+          <w:rFonts w:hint="eastAsia" w:ascii="Times New Roman" w:hAnsi="Times New Roman" w:eastAsia="FangSong" w:cs="Times New Roman"/>
+        </w:rPr>
+        <w:t xml:space="preserve">试指出第</w:t>
+      </w:r>
+      <w:r>
+        <w:rPr>
+          <w:rFonts w:ascii="Times New Roman" w:hAnsi="Times New Roman" w:eastAsia="Times New Roman" w:cs="Times New Roman"/>
+        </w:rPr>
+        <w:t xml:space="preserve"> </w:t>
+      </w:r>
+      <m:oMath>
+        <m:r>
+          <m:t>m</m:t>
+        </m:r>
+      </m:oMath>
+      <w:r>
+        <w:rPr>
+          <w:rFonts w:ascii="Times New Roman" w:hAnsi="Times New Roman" w:eastAsia="Times New Roman" w:cs="Times New Roman"/>
+        </w:rPr>
+        <w:t xml:space="preserve"> </w:t>
+      </w:r>
+      <w:r>
+        <w:rPr>
+          <w:rFonts w:hint="eastAsia" w:ascii="Times New Roman" w:hAnsi="Times New Roman" w:eastAsia="FangSong" w:cs="Times New Roman"/>
+        </w:rPr>
+        <w:t>周期可容纳的总元素个数</w:t>
+      </w:r>
+      <w:r>
+        <w:rPr>
+          <w:rFonts w:hint="eastAsia" w:ascii="Times New Roman" w:hAnsi="Times New Roman" w:eastAsia="Times New Roman" w:cs="Times New Roman"/>
+        </w:rPr>
+        <w:t>。</w:t>
       </w:r>
     </w:p>
     <w:p>
@@ -6480,6 +7130,7 @@
     <w:p>
       <w:pPr>
         <w:pStyle w:val="FirstParagraph"/>
+        <w:ind w:firstLine="420"/>
       </w:pPr>
       <w:r>
         <w:rPr>
@@ -6682,14 +7333,12 @@
     </w:p>
     <w:p>
       <w:pPr>
-        <w:pStyle w:val="BodyText"/>
-      </w:pPr>
-      <w:r>
-        <w:rPr>
-          <w:rFonts w:ascii="Times New Roman" w:hAnsi="Times New Roman" w:eastAsia="Times New Roman" w:cs="Times New Roman"/>
-        </w:rPr>
-        <w:t xml:space="preserve">14-1 </w:t>
-      </w:r>
+        <w:numPr>
+          <w:ilvl w:val="0"/>
+          <w:numId w:val="1006"/>
+        </w:numPr>
+        <w:ind w:firstLine="420"/>
+      </w:pPr>
       <w:r>
         <w:rPr>
           <w:rFonts w:hint="eastAsia" w:ascii="Times New Roman" w:hAnsi="Times New Roman" w:eastAsia="FangSong" w:cs="Times New Roman"/>
@@ -6771,14 +7420,12 @@
     </w:p>
     <w:p>
       <w:pPr>
-        <w:pStyle w:val="BodyText"/>
-      </w:pPr>
-      <w:r>
-        <w:rPr>
-          <w:rFonts w:ascii="Times New Roman" w:hAnsi="Times New Roman" w:eastAsia="Times New Roman" w:cs="Times New Roman"/>
-        </w:rPr>
-        <w:t xml:space="preserve">14-2 </w:t>
-      </w:r>
+        <w:numPr>
+          <w:ilvl w:val="0"/>
+          <w:numId w:val="1006"/>
+        </w:numPr>
+        <w:ind w:firstLine="420"/>
+      </w:pPr>
       <w:r>
         <w:rPr>
           <w:rFonts w:hint="eastAsia" w:ascii="Times New Roman" w:hAnsi="Times New Roman" w:eastAsia="Times New Roman" w:cs="Times New Roman"/>
@@ -6884,7 +7531,8 @@
     </w:p>
     <w:p>
       <w:pPr>
-        <w:pStyle w:val="BodyText"/>
+        <w:pStyle w:val="FirstParagraph"/>
+        <w:ind w:firstLine="420"/>
       </w:pPr>
       <w:r>
         <w:rPr>
@@ -6920,6 +7568,7 @@
     <w:p>
       <w:pPr>
         <w:pStyle w:val="BodyText"/>
+        <w:ind w:firstLine="420"/>
       </w:pPr>
       <w:r>
         <w:rPr>
@@ -6967,6 +7616,7 @@
     <w:p>
       <w:pPr>
         <w:pStyle w:val="BodyText"/>
+        <w:ind w:firstLine="420"/>
       </w:pPr>
       <w:r>
         <w:rPr>
@@ -7055,14 +7705,12 @@
     </w:p>
     <w:p>
       <w:pPr>
-        <w:pStyle w:val="BodyText"/>
-      </w:pPr>
-      <w:r>
-        <w:rPr>
-          <w:rFonts w:ascii="Times New Roman" w:hAnsi="Times New Roman" w:eastAsia="Times New Roman" w:cs="Times New Roman"/>
-        </w:rPr>
-        <w:t xml:space="preserve">14-3 </w:t>
-      </w:r>
+        <w:numPr>
+          <w:ilvl w:val="0"/>
+          <w:numId w:val="1007"/>
+        </w:numPr>
+        <w:ind w:firstLine="420"/>
+      </w:pPr>
       <w:r>
         <w:rPr>
           <w:rFonts w:hint="eastAsia" w:ascii="Times New Roman" w:hAnsi="Times New Roman" w:eastAsia="FangSong" w:cs="Times New Roman"/>
@@ -7210,14 +7858,12 @@
     </w:p>
     <w:p>
       <w:pPr>
-        <w:pStyle w:val="BodyText"/>
-      </w:pPr>
-      <w:r>
-        <w:rPr>
-          <w:rFonts w:ascii="Times New Roman" w:hAnsi="Times New Roman" w:eastAsia="Times New Roman" w:cs="Times New Roman"/>
-        </w:rPr>
-        <w:t xml:space="preserve">14-4 </w:t>
-      </w:r>
+        <w:numPr>
+          <w:ilvl w:val="0"/>
+          <w:numId w:val="1007"/>
+        </w:numPr>
+        <w:ind w:firstLine="420"/>
+      </w:pPr>
       <w:r>
         <w:rPr>
           <w:rFonts w:hint="eastAsia" w:ascii="Times New Roman" w:hAnsi="Times New Roman" w:eastAsia="FangSong" w:cs="Times New Roman"/>
@@ -7281,14 +7927,12 @@
     </w:p>
     <w:p>
       <w:pPr>
-        <w:pStyle w:val="BodyText"/>
-      </w:pPr>
-      <w:r>
-        <w:rPr>
-          <w:rFonts w:ascii="Times New Roman" w:hAnsi="Times New Roman" w:eastAsia="Times New Roman" w:cs="Times New Roman"/>
-        </w:rPr>
-        <w:t xml:space="preserve">14-5 </w:t>
-      </w:r>
+        <w:numPr>
+          <w:ilvl w:val="0"/>
+          <w:numId w:val="1007"/>
+        </w:numPr>
+        <w:ind w:firstLine="420"/>
+      </w:pPr>
       <w:r>
         <w:rPr>
           <w:rFonts w:hint="eastAsia" w:ascii="Times New Roman" w:hAnsi="Times New Roman" w:eastAsia="FangSong" w:cs="Times New Roman"/>
@@ -7401,6 +8045,7 @@
     <w:p>
       <w:pPr>
         <w:pStyle w:val="FirstParagraph"/>
+        <w:ind w:firstLine="420"/>
       </w:pPr>
       <w:r>
         <w:rPr>
@@ -7519,6 +8164,7 @@
     <w:p>
       <w:pPr>
         <w:pStyle w:val="FirstParagraph"/>
+        <w:ind w:firstLine="420"/>
       </w:pPr>
       <w:r>
         <w:rPr>
@@ -7600,6 +8246,7 @@
     <w:p>
       <w:pPr>
         <w:pStyle w:val="BodyText"/>
+        <w:ind w:firstLine="420"/>
       </w:pPr>
       <w:r>
         <w:rPr>
@@ -7637,8 +8284,9 @@
         <w:pStyle w:val="Compact"/>
         <w:numPr>
           <w:ilvl w:val="0"/>
-          <w:numId w:val="1001"/>
+          <w:numId w:val="1008"/>
         </w:numPr>
+        <w:ind w:firstLine="420"/>
       </w:pPr>
       <w:r>
         <w:rPr>
@@ -7700,8 +8348,9 @@
         <w:pStyle w:val="Compact"/>
         <w:numPr>
           <w:ilvl w:val="0"/>
-          <w:numId w:val="1001"/>
+          <w:numId w:val="1008"/>
         </w:numPr>
+        <w:ind w:firstLine="420"/>
       </w:pPr>
       <w:r>
         <w:rPr>
@@ -7792,6 +8441,7 @@
     <w:p>
       <w:pPr>
         <w:pStyle w:val="FirstParagraph"/>
+        <w:ind w:firstLine="420"/>
       </w:pPr>
       <w:r>
         <w:rPr>
@@ -8194,8 +8844,9 @@
         <w:pStyle w:val="Compact"/>
         <w:numPr>
           <w:ilvl w:val="0"/>
-          <w:numId w:val="1002"/>
+          <w:numId w:val="1009"/>
         </w:numPr>
+        <w:ind w:firstLine="420"/>
       </w:pPr>
       <w:r>
         <w:rPr>
@@ -8257,8 +8908,9 @@
         <w:pStyle w:val="Compact"/>
         <w:numPr>
           <w:ilvl w:val="0"/>
-          <w:numId w:val="1002"/>
+          <w:numId w:val="1009"/>
         </w:numPr>
+        <w:ind w:firstLine="420"/>
       </w:pPr>
       <w:r>
         <w:rPr>
@@ -8333,7 +8985,7 @@
         </w:rPr>
         <w:drawing>
           <wp:inline>
-            <wp:extent cx="3600000" cy="2426086"/>
+            <wp:extent cx="3600000" cy="2308332"/>
             <wp:effectExtent b="0" l="0" r="0" t="0"/>
             <wp:docPr descr="" title="" id="59" name="Picture"/>
             <a:graphic>
@@ -8354,7 +9006,7 @@
                   <pic:spPr bwMode="auto">
                     <a:xfrm>
                       <a:off x="0" y="0"/>
-                      <a:ext cx="3600000" cy="2426086"/>
+                      <a:ext cx="3600000" cy="2308332"/>
                     </a:xfrm>
                     <a:prstGeom prst="rect">
                       <a:avLst/>
@@ -8412,6 +9064,7 @@
     <w:p>
       <w:pPr>
         <w:pStyle w:val="FirstParagraph"/>
+        <w:ind w:firstLine="420"/>
       </w:pPr>
       <w:r>
         <w:rPr>
@@ -8551,8 +9204,9 @@
         <w:pStyle w:val="Compact"/>
         <w:numPr>
           <w:ilvl w:val="0"/>
-          <w:numId w:val="1003"/>
+          <w:numId w:val="1010"/>
         </w:numPr>
+        <w:ind w:firstLine="420"/>
       </w:pPr>
       <w:r>
         <w:rPr>
@@ -8596,8 +9250,9 @@
         <w:pStyle w:val="Compact"/>
         <w:numPr>
           <w:ilvl w:val="0"/>
-          <w:numId w:val="1003"/>
+          <w:numId w:val="1010"/>
         </w:numPr>
+        <w:ind w:firstLine="420"/>
       </w:pPr>
       <w:r>
         <w:rPr>
@@ -8699,6 +9354,7 @@
     <w:p>
       <w:pPr>
         <w:pStyle w:val="FirstParagraph"/>
+        <w:ind w:firstLine="420"/>
       </w:pPr>
       <w:r>
         <w:rPr>
@@ -9475,8 +10131,9 @@
         <w:pStyle w:val="Compact"/>
         <w:numPr>
           <w:ilvl w:val="0"/>
-          <w:numId w:val="1004"/>
+          <w:numId w:val="1011"/>
         </w:numPr>
+        <w:ind w:firstLine="420"/>
       </w:pPr>
       <w:r>
         <w:rPr>
@@ -9508,8 +10165,9 @@
         <w:pStyle w:val="Compact"/>
         <w:numPr>
           <w:ilvl w:val="0"/>
-          <w:numId w:val="1004"/>
+          <w:numId w:val="1011"/>
         </w:numPr>
+        <w:ind w:firstLine="420"/>
       </w:pPr>
       <w:r>
         <w:rPr>
@@ -9541,8 +10199,9 @@
         <w:pStyle w:val="Compact"/>
         <w:numPr>
           <w:ilvl w:val="0"/>
-          <w:numId w:val="1004"/>
+          <w:numId w:val="1011"/>
         </w:numPr>
+        <w:ind w:firstLine="420"/>
       </w:pPr>
       <w:r>
         <w:rPr>
@@ -9592,8 +10251,9 @@
         <w:pStyle w:val="Compact"/>
         <w:numPr>
           <w:ilvl w:val="0"/>
-          <w:numId w:val="1004"/>
+          <w:numId w:val="1011"/>
         </w:numPr>
+        <w:ind w:firstLine="420"/>
       </w:pPr>
       <w:r>
         <w:rPr>
@@ -9724,6 +10384,7 @@
     <w:p>
       <w:pPr>
         <w:pStyle w:val="FirstParagraph"/>
+        <w:ind w:firstLine="420"/>
       </w:pPr>
       <w:r>
         <w:rPr>
@@ -9984,8 +10645,9 @@
         <w:pStyle w:val="Compact"/>
         <w:numPr>
           <w:ilvl w:val="0"/>
-          <w:numId w:val="1005"/>
+          <w:numId w:val="1012"/>
         </w:numPr>
+        <w:ind w:firstLine="420"/>
       </w:pPr>
       <w:r>
         <w:rPr>
@@ -10127,8 +10789,9 @@
         <w:pStyle w:val="Compact"/>
         <w:numPr>
           <w:ilvl w:val="0"/>
-          <w:numId w:val="1005"/>
+          <w:numId w:val="1012"/>
         </w:numPr>
+        <w:ind w:firstLine="420"/>
       </w:pPr>
       <w:r>
         <w:rPr>
@@ -10304,8 +10967,9 @@
         <w:pStyle w:val="Compact"/>
         <w:numPr>
           <w:ilvl w:val="0"/>
-          <w:numId w:val="1005"/>
+          <w:numId w:val="1012"/>
         </w:numPr>
+        <w:ind w:firstLine="420"/>
       </w:pPr>
       <w:r>
         <w:rPr>
@@ -10389,8 +11053,9 @@
         <w:pStyle w:val="Compact"/>
         <w:numPr>
           <w:ilvl w:val="0"/>
-          <w:numId w:val="1005"/>
+          <w:numId w:val="1012"/>
         </w:numPr>
+        <w:ind w:firstLine="420"/>
       </w:pPr>
       <w:r>
         <w:rPr>
@@ -10515,6 +11180,7 @@
     <w:p>
       <w:pPr>
         <w:pStyle w:val="FirstParagraph"/>
+        <w:ind w:firstLine="420"/>
       </w:pPr>
       <w:r>
         <w:rPr>
@@ -10962,7 +11628,7 @@
         <w:pStyle w:val="Compact"/>
         <w:numPr>
           <w:ilvl w:val="0"/>
-          <w:numId w:val="1006"/>
+          <w:numId w:val="1013"/>
         </w:numPr>
       </w:pPr>
       <w:r>
@@ -11036,7 +11702,7 @@
         <w:pStyle w:val="Compact"/>
         <w:numPr>
           <w:ilvl w:val="0"/>
-          <w:numId w:val="1006"/>
+          <w:numId w:val="1013"/>
         </w:numPr>
       </w:pPr>
       <w:r>
@@ -11090,7 +11756,7 @@
         <w:pStyle w:val="Compact"/>
         <w:numPr>
           <w:ilvl w:val="0"/>
-          <w:numId w:val="1006"/>
+          <w:numId w:val="1013"/>
         </w:numPr>
       </w:pPr>
       <w:r>
@@ -11125,7 +11791,7 @@
         <w:pStyle w:val="Compact"/>
         <w:numPr>
           <w:ilvl w:val="0"/>
-          <w:numId w:val="1006"/>
+          <w:numId w:val="1013"/>
         </w:numPr>
       </w:pPr>
       <w:r>
@@ -11213,6 +11879,7 @@
     <w:p>
       <w:pPr>
         <w:pStyle w:val="FirstParagraph"/>
+        <w:ind w:firstLine="420"/>
       </w:pPr>
       <w:r>
         <w:rPr>
@@ -11255,6 +11922,7 @@
       <w:pPr>
         <w:pStyle w:val="BodyText"/>
         <w:spacing w:after="80"/>
+        <w:ind w:firstLine="420"/>
       </w:pPr>
       <w:r>
         <w:rPr>
@@ -11262,7 +11930,7 @@
           <w:b/>
           <w:bCs/>
         </w:rPr>
-        <w:t xml:space="preserve">1-1</w:t>
+        <w:t xml:space="preserve">(1)</w:t>
       </w:r>
       <w:r>
         <w:rPr>
@@ -11289,6 +11957,15 @@
         <w:tblW w:type="pct" w:w="5000"/>
         <w:tblLayout w:type="fixed"/>
         <w:tblLook w:firstRow="1" w:lastRow="0" w:firstColumn="0" w:lastColumn="0" w:noHBand="0" w:noVBand="0" w:val="0020"/>
+        <w:jc w:val="center"/>
+        <w:tblBorders>
+          <w:top w:val="single" w:sz="12" w:space="0" w:color="000000"/>
+          <w:bottom w:val="single" w:sz="12" w:space="0" w:color="000000"/>
+          <w:left w:val="none"/>
+          <w:right w:val="none"/>
+          <w:insideH w:val="none"/>
+          <w:insideV w:val="none"/>
+        </w:tblBorders>
       </w:tblPr>
       <w:tblGrid>
         <w:gridCol w:w="1980"/>
@@ -11301,7 +11978,11 @@
           <w:tblHeader w:val="on"/>
         </w:trPr>
         <w:tc>
-          <w:tcPr/>
+          <w:tcPr>
+            <w:tcBorders>
+              <w:bottom w:val="single" w:sz="6" w:space="0" w:color="000000"/>
+            </w:tcBorders>
+          </w:tcPr>
           <w:p>
             <w:pPr>
               <w:pStyle w:val="Compact"/>
@@ -11317,7 +11998,11 @@
           </w:p>
         </w:tc>
         <w:tc>
-          <w:tcPr/>
+          <w:tcPr>
+            <w:tcBorders>
+              <w:bottom w:val="single" w:sz="6" w:space="0" w:color="000000"/>
+            </w:tcBorders>
+          </w:tcPr>
           <w:p>
             <w:pPr>
               <w:pStyle w:val="Compact"/>
@@ -11354,7 +12039,11 @@
           </w:p>
         </w:tc>
         <w:tc>
-          <w:tcPr/>
+          <w:tcPr>
+            <w:tcBorders>
+              <w:bottom w:val="single" w:sz="6" w:space="0" w:color="000000"/>
+            </w:tcBorders>
+          </w:tcPr>
           <w:p>
             <w:pPr>
               <w:pStyle w:val="Compact"/>
@@ -11406,7 +12095,11 @@
           </w:p>
         </w:tc>
         <w:tc>
-          <w:tcPr/>
+          <w:tcPr>
+            <w:tcBorders>
+              <w:bottom w:val="single" w:sz="6" w:space="0" w:color="000000"/>
+            </w:tcBorders>
+          </w:tcPr>
           <w:p>
             <w:pPr>
               <w:pStyle w:val="Compact"/>
@@ -11578,6 +12271,7 @@
       <w:pPr>
         <w:pStyle w:val="BodyText"/>
         <w:spacing w:before="120"/>
+        <w:ind w:firstLine="420"/>
       </w:pPr>
       <w:r>
         <w:rPr>
@@ -11619,6 +12313,7 @@
     <w:p>
       <w:pPr>
         <w:pStyle w:val="BodyText"/>
+        <w:ind w:firstLine="420"/>
       </w:pPr>
       <w:r>
         <w:rPr>
@@ -11626,7 +12321,7 @@
           <w:b/>
           <w:bCs/>
         </w:rPr>
-        <w:t xml:space="preserve">1-2</w:t>
+        <w:t xml:space="preserve">(2)</w:t>
       </w:r>
       <w:r>
         <w:rPr>
@@ -11716,6 +12411,7 @@
     <w:p>
       <w:pPr>
         <w:pStyle w:val="BodyText"/>
+        <w:ind w:firstLine="420"/>
       </w:pPr>
       <w:r>
         <w:rPr>
@@ -11723,7 +12419,7 @@
           <w:b/>
           <w:bCs/>
         </w:rPr>
-        <w:t xml:space="preserve">1-3</w:t>
+        <w:t xml:space="preserve">(3)</w:t>
       </w:r>
       <w:r>
         <w:rPr>
@@ -11819,6 +12515,7 @@
     <w:p>
       <w:pPr>
         <w:pStyle w:val="BodyText"/>
+        <w:ind w:firstLine="420"/>
       </w:pPr>
       <w:r>
         <w:rPr>
@@ -11826,7 +12523,7 @@
           <w:b/>
           <w:bCs/>
         </w:rPr>
-        <w:t xml:space="preserve">1-4</w:t>
+        <w:t xml:space="preserve">(4)</w:t>
       </w:r>
       <w:r>
         <w:rPr>
@@ -12055,6 +12752,7 @@
     <w:p>
       <w:pPr>
         <w:pStyle w:val="FirstParagraph"/>
+        <w:ind w:firstLine="420"/>
       </w:pPr>
       <w:r>
         <w:rPr>
@@ -12250,6 +12948,7 @@
     <w:p>
       <w:pPr>
         <w:pStyle w:val="BodyText"/>
+        <w:ind w:firstLine="420"/>
       </w:pPr>
       <w:r>
         <w:rPr>
@@ -12736,6 +13435,7 @@
     <w:p>
       <w:pPr>
         <w:pStyle w:val="FirstParagraph"/>
+        <w:ind w:firstLine="420"/>
       </w:pPr>
       <m:oMath>
         <m:oMathPr>
@@ -13001,6 +13701,7 @@
     <w:p>
       <w:pPr>
         <w:pStyle w:val="FirstParagraph"/>
+        <w:ind w:firstLine="420"/>
       </w:pPr>
       <w:r>
         <w:rPr>
@@ -13354,6 +14055,7 @@
     <w:p>
       <w:pPr>
         <w:pStyle w:val="FirstParagraph"/>
+        <w:ind w:firstLine="420"/>
       </w:pPr>
       <m:oMath>
         <m:oMathPr>
@@ -14039,6 +14741,7 @@
     <w:p>
       <w:pPr>
         <w:pStyle w:val="BodyText"/>
+        <w:ind w:firstLine="420"/>
       </w:pPr>
       <w:r>
         <w:rPr>
@@ -14062,6 +14765,7 @@
     <w:p>
       <w:pPr>
         <w:pStyle w:val="BodyText"/>
+        <w:ind w:firstLine="420"/>
       </w:pPr>
       <w:r>
         <w:rPr>
@@ -14115,6 +14819,7 @@
     <w:p>
       <w:pPr>
         <w:pStyle w:val="BodyText"/>
+        <w:ind w:firstLine="420"/>
       </w:pPr>
       <w:r>
         <w:rPr>
@@ -14131,13 +14836,17 @@
     </w:p>
     <w:p>
       <w:pPr>
-        <w:pStyle w:val="BodyText"/>
-      </w:pPr>
-      <w:r>
-        <w:rPr>
-          <w:rFonts w:ascii="Times New Roman" w:hAnsi="Times New Roman" w:eastAsia="Times New Roman" w:cs="Times New Roman"/>
-        </w:rPr>
-        <w:t xml:space="preserve">7-1 A </w:t>
+        <w:numPr>
+          <w:ilvl w:val="0"/>
+          <w:numId w:val="1014"/>
+        </w:numPr>
+        <w:ind w:firstLine="420"/>
+      </w:pPr>
+      <w:r>
+        <w:rPr>
+          <w:rFonts w:ascii="Times New Roman" w:hAnsi="Times New Roman" w:eastAsia="Times New Roman" w:cs="Times New Roman"/>
+        </w:rPr>
+        <w:t xml:space="preserve">A </w:t>
       </w:r>
       <w:r>
         <w:rPr>
@@ -14154,14 +14863,12 @@
     </w:p>
     <w:p>
       <w:pPr>
-        <w:pStyle w:val="BodyText"/>
-      </w:pPr>
-      <w:r>
-        <w:rPr>
-          <w:rFonts w:ascii="Times New Roman" w:hAnsi="Times New Roman" w:eastAsia="Times New Roman" w:cs="Times New Roman"/>
-        </w:rPr>
-        <w:t xml:space="preserve">7-2 </w:t>
-      </w:r>
+        <w:numPr>
+          <w:ilvl w:val="0"/>
+          <w:numId w:val="1014"/>
+        </w:numPr>
+        <w:ind w:firstLine="420"/>
+      </w:pPr>
       <w:r>
         <w:rPr>
           <w:rFonts w:hint="eastAsia" w:ascii="Times New Roman" w:hAnsi="Times New Roman" w:eastAsia="FangSong" w:cs="Times New Roman"/>
@@ -14249,14 +14956,12 @@
     </w:p>
     <w:p>
       <w:pPr>
-        <w:pStyle w:val="BodyText"/>
-      </w:pPr>
-      <w:r>
-        <w:rPr>
-          <w:rFonts w:ascii="Times New Roman" w:hAnsi="Times New Roman" w:eastAsia="Times New Roman" w:cs="Times New Roman"/>
-        </w:rPr>
-        <w:t xml:space="preserve">7-3 </w:t>
-      </w:r>
+        <w:numPr>
+          <w:ilvl w:val="0"/>
+          <w:numId w:val="1014"/>
+        </w:numPr>
+        <w:ind w:firstLine="420"/>
+      </w:pPr>
       <w:r>
         <w:rPr>
           <w:rFonts w:hint="eastAsia" w:ascii="Times New Roman" w:hAnsi="Times New Roman" w:eastAsia="FangSong" w:cs="Times New Roman"/>
@@ -14751,6 +15456,7 @@
     <w:p>
       <w:pPr>
         <w:pStyle w:val="FirstParagraph"/>
+        <w:ind w:firstLine="420"/>
       </w:pPr>
       <w:r>
         <w:rPr>
@@ -14791,14 +15497,13 @@
     </w:p>
     <w:p>
       <w:pPr>
-        <w:pStyle w:val="BodyText"/>
-      </w:pPr>
-      <w:r>
-        <w:rPr>
-          <w:rFonts w:ascii="Times New Roman" w:hAnsi="Times New Roman" w:eastAsia="Times New Roman" w:cs="Times New Roman"/>
-        </w:rPr>
-        <w:t xml:space="preserve">2-1 </w:t>
-      </w:r>
+        <w:pStyle w:val="Compact"/>
+        <w:numPr>
+          <w:ilvl w:val="0"/>
+          <w:numId w:val="1015"/>
+        </w:numPr>
+        <w:ind w:firstLine="420"/>
+      </w:pPr>
       <w:r>
         <w:rPr>
           <w:rFonts w:hint="eastAsia" w:ascii="Times New Roman" w:hAnsi="Times New Roman" w:eastAsia="FangSong" w:cs="Times New Roman"/>
@@ -14814,7 +15519,7 @@
     </w:p>
     <w:p>
       <w:pPr>
-        <w:pStyle w:val="BodyText"/>
+        <w:pStyle w:val="FirstParagraph"/>
       </w:pPr>
       <m:oMathPara>
         <m:oMathParaPr>
@@ -15421,6 +16126,7 @@
     <w:p>
       <w:pPr>
         <w:pStyle w:val="FirstParagraph"/>
+        <w:ind w:firstLine="420"/>
       </w:pPr>
       <w:r>
         <w:rPr>
@@ -15642,14 +16348,13 @@
     </w:p>
     <w:p>
       <w:pPr>
-        <w:pStyle w:val="BodyText"/>
-      </w:pPr>
-      <w:r>
-        <w:rPr>
-          <w:rFonts w:ascii="Times New Roman" w:hAnsi="Times New Roman" w:eastAsia="Times New Roman" w:cs="Times New Roman"/>
-        </w:rPr>
-        <w:t xml:space="preserve">2-2 </w:t>
-      </w:r>
+        <w:pStyle w:val="Compact"/>
+        <w:numPr>
+          <w:ilvl w:val="0"/>
+          <w:numId w:val="1016"/>
+        </w:numPr>
+        <w:ind w:firstLine="420"/>
+      </w:pPr>
       <w:r>
         <w:rPr>
           <w:rFonts w:hint="eastAsia" w:ascii="Times New Roman" w:hAnsi="Times New Roman" w:eastAsia="FangSong" w:cs="Times New Roman"/>
@@ -15683,7 +16388,7 @@
     </w:p>
     <w:p>
       <w:pPr>
-        <w:pStyle w:val="BodyText"/>
+        <w:pStyle w:val="FirstParagraph"/>
       </w:pPr>
       <m:oMathPara>
         <m:oMathParaPr>
@@ -16406,6 +17111,7 @@
     <w:p>
       <w:pPr>
         <w:pStyle w:val="BodyText"/>
+        <w:ind w:firstLine="420"/>
       </w:pPr>
       <w:r>
         <w:rPr>
@@ -16469,14 +17175,13 @@
     </w:p>
     <w:p>
       <w:pPr>
-        <w:pStyle w:val="BodyText"/>
-      </w:pPr>
-      <w:r>
-        <w:rPr>
-          <w:rFonts w:ascii="Times New Roman" w:hAnsi="Times New Roman" w:eastAsia="Times New Roman" w:cs="Times New Roman"/>
-        </w:rPr>
-        <w:t xml:space="preserve">2-3 </w:t>
-      </w:r>
+        <w:pStyle w:val="Compact"/>
+        <w:numPr>
+          <w:ilvl w:val="0"/>
+          <w:numId w:val="1017"/>
+        </w:numPr>
+        <w:ind w:firstLine="420"/>
+      </w:pPr>
       <w:r>
         <w:rPr>
           <w:rFonts w:hint="eastAsia" w:ascii="Times New Roman" w:hAnsi="Times New Roman" w:eastAsia="FangSong" w:cs="Times New Roman"/>
@@ -16586,7 +17291,7 @@
     </w:p>
     <w:p>
       <w:pPr>
-        <w:pStyle w:val="BodyText"/>
+        <w:pStyle w:val="FirstParagraph"/>
       </w:pPr>
       <m:oMathPara>
         <m:oMathParaPr>
@@ -17157,6 +17862,7 @@
     <w:p>
       <w:pPr>
         <w:pStyle w:val="FirstParagraph"/>
+        <w:ind w:firstLine="420"/>
       </w:pPr>
       <w:r>
         <w:rPr>
@@ -17534,6 +18240,7 @@
     <w:p>
       <w:pPr>
         <w:pStyle w:val="FirstParagraph"/>
+        <w:ind w:firstLine="420"/>
       </w:pPr>
       <w:r>
         <w:rPr>
@@ -17562,14 +18269,12 @@
     </w:p>
     <w:p>
       <w:pPr>
-        <w:pStyle w:val="BodyText"/>
-      </w:pPr>
-      <w:r>
-        <w:rPr>
-          <w:rFonts w:ascii="Times New Roman" w:hAnsi="Times New Roman" w:eastAsia="Times New Roman" w:cs="Times New Roman"/>
-        </w:rPr>
-        <w:t xml:space="preserve">3-1 </w:t>
-      </w:r>
+        <w:numPr>
+          <w:ilvl w:val="0"/>
+          <w:numId w:val="1018"/>
+        </w:numPr>
+        <w:ind w:firstLine="420"/>
+      </w:pPr>
       <w:r>
         <w:rPr>
           <w:rFonts w:hint="eastAsia" w:ascii="Times New Roman" w:hAnsi="Times New Roman" w:eastAsia="FangSong" w:cs="Times New Roman"/>
@@ -17655,14 +18360,12 @@
     </w:p>
     <w:p>
       <w:pPr>
-        <w:pStyle w:val="BodyText"/>
-      </w:pPr>
-      <w:r>
-        <w:rPr>
-          <w:rFonts w:ascii="Times New Roman" w:hAnsi="Times New Roman" w:eastAsia="Times New Roman" w:cs="Times New Roman"/>
-        </w:rPr>
-        <w:t xml:space="preserve">3-2 </w:t>
-      </w:r>
+        <w:numPr>
+          <w:ilvl w:val="0"/>
+          <w:numId w:val="1018"/>
+        </w:numPr>
+        <w:ind w:firstLine="420"/>
+      </w:pPr>
       <w:r>
         <w:rPr>
           <w:rFonts w:hint="eastAsia" w:ascii="Times New Roman" w:hAnsi="Times New Roman" w:eastAsia="FangSong" w:cs="Times New Roman"/>
@@ -17678,7 +18381,8 @@
     </w:p>
     <w:p>
       <w:pPr>
-        <w:pStyle w:val="BodyText"/>
+        <w:pStyle w:val="FirstParagraph"/>
+        <w:ind w:firstLine="420"/>
       </w:pPr>
       <w:r>
         <w:rPr>
@@ -18214,6 +18918,7 @@
     <w:p>
       <w:pPr>
         <w:pStyle w:val="FirstParagraph"/>
+        <w:ind w:firstLine="420"/>
       </w:pPr>
       <w:r>
         <w:rPr>
@@ -18230,14 +18935,12 @@
     </w:p>
     <w:p>
       <w:pPr>
-        <w:pStyle w:val="BodyText"/>
-      </w:pPr>
-      <w:r>
-        <w:rPr>
-          <w:rFonts w:ascii="Times New Roman" w:hAnsi="Times New Roman" w:eastAsia="Times New Roman" w:cs="Times New Roman"/>
-        </w:rPr>
-        <w:t xml:space="preserve">3-3 </w:t>
-      </w:r>
+        <w:numPr>
+          <w:ilvl w:val="0"/>
+          <w:numId w:val="1019"/>
+        </w:numPr>
+        <w:ind w:firstLine="420"/>
+      </w:pPr>
       <w:r>
         <w:rPr>
           <w:rFonts w:hint="eastAsia" w:ascii="Times New Roman" w:hAnsi="Times New Roman" w:eastAsia="FangSong" w:cs="Times New Roman"/>
@@ -18528,14 +19231,12 @@
     </w:p>
     <w:p>
       <w:pPr>
-        <w:pStyle w:val="BodyText"/>
-      </w:pPr>
-      <w:r>
-        <w:rPr>
-          <w:rFonts w:ascii="Times New Roman" w:hAnsi="Times New Roman" w:eastAsia="Times New Roman" w:cs="Times New Roman"/>
-        </w:rPr>
-        <w:t xml:space="preserve">3-4 </w:t>
-      </w:r>
+        <w:numPr>
+          <w:ilvl w:val="0"/>
+          <w:numId w:val="1019"/>
+        </w:numPr>
+        <w:ind w:firstLine="420"/>
+      </w:pPr>
       <w:r>
         <w:rPr>
           <w:rFonts w:hint="eastAsia" w:ascii="Times New Roman" w:hAnsi="Times New Roman" w:eastAsia="FangSong" w:cs="Times New Roman"/>
@@ -18575,7 +19276,8 @@
     </w:p>
     <w:p>
       <w:pPr>
-        <w:pStyle w:val="BodyText"/>
+        <w:pStyle w:val="FirstParagraph"/>
+        <w:ind w:firstLine="420"/>
       </w:pPr>
       <w:r>
         <w:rPr>
@@ -18641,6 +19343,7 @@
     <w:p>
       <w:pPr>
         <w:pStyle w:val="BodyText"/>
+        <w:ind w:firstLine="420"/>
       </w:pPr>
       <w:r>
         <w:rPr>
@@ -19000,6 +19703,7 @@
     <w:p>
       <w:pPr>
         <w:pStyle w:val="FirstParagraph"/>
+        <w:ind w:firstLine="420"/>
       </w:pPr>
       <w:r>
         <w:rPr>
@@ -19619,6 +20323,7 @@
     <w:p>
       <w:pPr>
         <w:pStyle w:val="BodyText"/>
+        <w:ind w:firstLine="420"/>
       </w:pPr>
       <m:oMath>
         <m:sSub>
@@ -19933,6 +20638,279 @@
       </w:pPr>
     </w:lvl>
   </w:abstractNum>
+  <w:abstractNum w:abstractNumId="991">
+    <w:nsid w:val="0000A991"/>
+    <w:multiLevelType w:val="multilevel"/>
+    <w:lvl w:ilvl="0">
+      <w:numFmt w:val="bullet"/>
+      <w:lvlText w:val=""/>
+      <w:lvlJc w:val="left"/>
+      <w:pPr>
+        <w:ind w:left="720" w:hanging="360"/>
+      </w:pPr>
+      <w:rPr>
+        <w:rFonts w:ascii="Symbol" w:hAnsi="Symbol" w:cs="Symbol" w:hint="default"/>
+      </w:rPr>
+    </w:lvl>
+    <w:lvl w:ilvl="1">
+      <w:numFmt w:val="bullet"/>
+      <w:lvlText w:val="o"/>
+      <w:lvlJc w:val="left"/>
+      <w:pPr>
+        <w:ind w:left="1440" w:hanging="360"/>
+      </w:pPr>
+      <w:rPr>
+        <w:rFonts w:ascii="Courier New" w:hAnsi="Courier New" w:cs="Courier New" w:hint="default"/>
+      </w:rPr>
+    </w:lvl>
+    <w:lvl w:ilvl="2">
+      <w:numFmt w:val="bullet"/>
+      <w:lvlText w:val=""/>
+      <w:lvlJc w:val="left"/>
+      <w:pPr>
+        <w:ind w:left="2160" w:hanging="360"/>
+      </w:pPr>
+      <w:rPr>
+        <w:rFonts w:ascii="Wingdings" w:hAnsi="Wingdings" w:cs="Wingdings" w:hint="default"/>
+      </w:rPr>
+    </w:lvl>
+    <w:lvl w:ilvl="3">
+      <w:numFmt w:val="bullet"/>
+      <w:lvlText w:val=""/>
+      <w:lvlJc w:val="left"/>
+      <w:pPr>
+        <w:ind w:left="2880" w:hanging="360"/>
+      </w:pPr>
+      <w:rPr>
+        <w:rFonts w:ascii="Symbol" w:hAnsi="Symbol" w:cs="Symbol" w:hint="default"/>
+      </w:rPr>
+    </w:lvl>
+    <w:lvl w:ilvl="4">
+      <w:numFmt w:val="bullet"/>
+      <w:lvlText w:val="o"/>
+      <w:lvlJc w:val="left"/>
+      <w:pPr>
+        <w:ind w:left="3600" w:hanging="360"/>
+      </w:pPr>
+      <w:rPr>
+        <w:rFonts w:ascii="Courier New" w:hAnsi="Courier New" w:cs="Courier New" w:hint="default"/>
+      </w:rPr>
+    </w:lvl>
+    <w:lvl w:ilvl="5">
+      <w:numFmt w:val="bullet"/>
+      <w:lvlText w:val=""/>
+      <w:lvlJc w:val="left"/>
+      <w:pPr>
+        <w:ind w:left="4320" w:hanging="360"/>
+      </w:pPr>
+      <w:rPr>
+        <w:rFonts w:ascii="Wingdings" w:hAnsi="Wingdings" w:cs="Wingdings" w:hint="default"/>
+      </w:rPr>
+    </w:lvl>
+    <w:lvl w:ilvl="6">
+      <w:numFmt w:val="bullet"/>
+      <w:lvlText w:val=""/>
+      <w:lvlJc w:val="left"/>
+      <w:pPr>
+        <w:ind w:left="5040" w:hanging="360"/>
+      </w:pPr>
+      <w:rPr>
+        <w:rFonts w:ascii="Symbol" w:hAnsi="Symbol" w:cs="Symbol" w:hint="default"/>
+      </w:rPr>
+    </w:lvl>
+    <w:lvl w:ilvl="7">
+      <w:numFmt w:val="bullet"/>
+      <w:lvlText w:val="o"/>
+      <w:lvlJc w:val="left"/>
+      <w:pPr>
+        <w:ind w:left="5760" w:hanging="360"/>
+      </w:pPr>
+      <w:rPr>
+        <w:rFonts w:ascii="Courier New" w:hAnsi="Courier New" w:cs="Courier New" w:hint="default"/>
+      </w:rPr>
+    </w:lvl>
+    <w:lvl w:ilvl="8">
+      <w:numFmt w:val="bullet"/>
+      <w:lvlText w:val=""/>
+      <w:lvlJc w:val="left"/>
+      <w:pPr>
+        <w:ind w:left="6480" w:hanging="360"/>
+      </w:pPr>
+      <w:rPr>
+        <w:rFonts w:ascii="Wingdings" w:hAnsi="Wingdings" w:cs="Wingdings" w:hint="default"/>
+      </w:rPr>
+    </w:lvl>
+  </w:abstractNum>
+  <w:abstractNum w:abstractNumId="99431">
+    <w:nsid w:val="00A99431"/>
+    <w:multiLevelType w:val="multilevel"/>
+    <w:lvl w:ilvl="0">
+      <w:start w:val="1"/>
+      <w:numFmt w:val="decimal"/>
+      <w:lvlText w:val="(%1)"/>
+      <w:lvlJc w:val="left"/>
+      <w:pPr>
+        <w:ind w:left="720" w:hanging="360"/>
+      </w:pPr>
+    </w:lvl>
+    <w:lvl w:ilvl="1">
+      <w:start w:val="1"/>
+      <w:numFmt w:val="decimal"/>
+      <w:lvlText w:val="(%2)"/>
+      <w:lvlJc w:val="left"/>
+      <w:pPr>
+        <w:ind w:left="1440" w:hanging="360"/>
+      </w:pPr>
+    </w:lvl>
+    <w:lvl w:ilvl="2">
+      <w:start w:val="1"/>
+      <w:numFmt w:val="decimal"/>
+      <w:lvlText w:val="(%3)"/>
+      <w:lvlJc w:val="left"/>
+      <w:pPr>
+        <w:ind w:left="2160" w:hanging="360"/>
+      </w:pPr>
+    </w:lvl>
+    <w:lvl w:ilvl="3">
+      <w:start w:val="1"/>
+      <w:numFmt w:val="decimal"/>
+      <w:lvlText w:val="(%4)"/>
+      <w:lvlJc w:val="left"/>
+      <w:pPr>
+        <w:ind w:left="2880" w:hanging="360"/>
+      </w:pPr>
+    </w:lvl>
+    <w:lvl w:ilvl="4">
+      <w:start w:val="1"/>
+      <w:numFmt w:val="decimal"/>
+      <w:lvlText w:val="(%5)"/>
+      <w:lvlJc w:val="left"/>
+      <w:pPr>
+        <w:ind w:left="3600" w:hanging="360"/>
+      </w:pPr>
+    </w:lvl>
+    <w:lvl w:ilvl="5">
+      <w:start w:val="1"/>
+      <w:numFmt w:val="decimal"/>
+      <w:lvlText w:val="(%6)"/>
+      <w:lvlJc w:val="left"/>
+      <w:pPr>
+        <w:ind w:left="4320" w:hanging="360"/>
+      </w:pPr>
+    </w:lvl>
+    <w:lvl w:ilvl="6">
+      <w:start w:val="1"/>
+      <w:numFmt w:val="decimal"/>
+      <w:lvlText w:val="(%7)"/>
+      <w:lvlJc w:val="left"/>
+      <w:pPr>
+        <w:ind w:left="5040" w:hanging="360"/>
+      </w:pPr>
+    </w:lvl>
+    <w:lvl w:ilvl="7">
+      <w:start w:val="1"/>
+      <w:numFmt w:val="decimal"/>
+      <w:lvlText w:val="(%8)"/>
+      <w:lvlJc w:val="left"/>
+      <w:pPr>
+        <w:ind w:left="5760" w:hanging="360"/>
+      </w:pPr>
+    </w:lvl>
+    <w:lvl w:ilvl="8">
+      <w:start w:val="1"/>
+      <w:numFmt w:val="decimal"/>
+      <w:lvlText w:val="(%9)"/>
+      <w:lvlJc w:val="left"/>
+      <w:pPr>
+        <w:ind w:left="6480" w:hanging="360"/>
+      </w:pPr>
+    </w:lvl>
+  </w:abstractNum>
+  <w:abstractNum w:abstractNumId="99433">
+    <w:nsid w:val="00A99433"/>
+    <w:multiLevelType w:val="multilevel"/>
+    <w:lvl w:ilvl="0">
+      <w:start w:val="3"/>
+      <w:numFmt w:val="decimal"/>
+      <w:lvlText w:val="(%1)"/>
+      <w:lvlJc w:val="left"/>
+      <w:pPr>
+        <w:ind w:left="720" w:hanging="360"/>
+      </w:pPr>
+    </w:lvl>
+    <w:lvl w:ilvl="1">
+      <w:start w:val="3"/>
+      <w:numFmt w:val="decimal"/>
+      <w:lvlText w:val="(%2)"/>
+      <w:lvlJc w:val="left"/>
+      <w:pPr>
+        <w:ind w:left="1440" w:hanging="360"/>
+      </w:pPr>
+    </w:lvl>
+    <w:lvl w:ilvl="2">
+      <w:start w:val="3"/>
+      <w:numFmt w:val="decimal"/>
+      <w:lvlText w:val="(%3)"/>
+      <w:lvlJc w:val="left"/>
+      <w:pPr>
+        <w:ind w:left="2160" w:hanging="360"/>
+      </w:pPr>
+    </w:lvl>
+    <w:lvl w:ilvl="3">
+      <w:start w:val="3"/>
+      <w:numFmt w:val="decimal"/>
+      <w:lvlText w:val="(%4)"/>
+      <w:lvlJc w:val="left"/>
+      <w:pPr>
+        <w:ind w:left="2880" w:hanging="360"/>
+      </w:pPr>
+    </w:lvl>
+    <w:lvl w:ilvl="4">
+      <w:start w:val="3"/>
+      <w:numFmt w:val="decimal"/>
+      <w:lvlText w:val="(%5)"/>
+      <w:lvlJc w:val="left"/>
+      <w:pPr>
+        <w:ind w:left="3600" w:hanging="360"/>
+      </w:pPr>
+    </w:lvl>
+    <w:lvl w:ilvl="5">
+      <w:start w:val="3"/>
+      <w:numFmt w:val="decimal"/>
+      <w:lvlText w:val="(%6)"/>
+      <w:lvlJc w:val="left"/>
+      <w:pPr>
+        <w:ind w:left="4320" w:hanging="360"/>
+      </w:pPr>
+    </w:lvl>
+    <w:lvl w:ilvl="6">
+      <w:start w:val="3"/>
+      <w:numFmt w:val="decimal"/>
+      <w:lvlText w:val="(%7)"/>
+      <w:lvlJc w:val="left"/>
+      <w:pPr>
+        <w:ind w:left="5040" w:hanging="360"/>
+      </w:pPr>
+    </w:lvl>
+    <w:lvl w:ilvl="7">
+      <w:start w:val="3"/>
+      <w:numFmt w:val="decimal"/>
+      <w:lvlText w:val="(%8)"/>
+      <w:lvlJc w:val="left"/>
+      <w:pPr>
+        <w:ind w:left="5760" w:hanging="360"/>
+      </w:pPr>
+    </w:lvl>
+    <w:lvl w:ilvl="8">
+      <w:start w:val="3"/>
+      <w:numFmt w:val="decimal"/>
+      <w:lvlText w:val="(%9)"/>
+      <w:lvlJc w:val="left"/>
+      <w:pPr>
+        <w:ind w:left="6480" w:hanging="360"/>
+      </w:pPr>
+    </w:lvl>
+  </w:abstractNum>
   <w:abstractNum w:abstractNumId="99411">
     <w:nsid w:val="00A99411"/>
     <w:multiLevelType w:val="multilevel"/>
@@ -20018,113 +20996,224 @@
       </w:pPr>
     </w:lvl>
   </w:abstractNum>
-  <w:abstractNum w:abstractNumId="991">
-    <w:nsid w:val="0000A991"/>
+  <w:abstractNum w:abstractNumId="99432">
+    <w:nsid w:val="00A99432"/>
     <w:multiLevelType w:val="multilevel"/>
     <w:lvl w:ilvl="0">
-      <w:numFmt w:val="bullet"/>
-      <w:lvlText w:val=""/>
+      <w:start w:val="2"/>
+      <w:numFmt w:val="decimal"/>
+      <w:lvlText w:val="(%1)"/>
       <w:lvlJc w:val="left"/>
       <w:pPr>
         <w:ind w:left="720" w:hanging="360"/>
       </w:pPr>
-      <w:rPr>
-        <w:rFonts w:ascii="Symbol" w:hAnsi="Symbol" w:cs="Symbol" w:hint="default"/>
-      </w:rPr>
     </w:lvl>
     <w:lvl w:ilvl="1">
-      <w:numFmt w:val="bullet"/>
-      <w:lvlText w:val="o"/>
+      <w:start w:val="2"/>
+      <w:numFmt w:val="decimal"/>
+      <w:lvlText w:val="(%2)"/>
       <w:lvlJc w:val="left"/>
       <w:pPr>
         <w:ind w:left="1440" w:hanging="360"/>
       </w:pPr>
-      <w:rPr>
-        <w:rFonts w:ascii="Courier New" w:hAnsi="Courier New" w:cs="Courier New" w:hint="default"/>
-      </w:rPr>
     </w:lvl>
     <w:lvl w:ilvl="2">
-      <w:numFmt w:val="bullet"/>
-      <w:lvlText w:val=""/>
+      <w:start w:val="2"/>
+      <w:numFmt w:val="decimal"/>
+      <w:lvlText w:val="(%3)"/>
       <w:lvlJc w:val="left"/>
       <w:pPr>
         <w:ind w:left="2160" w:hanging="360"/>
       </w:pPr>
-      <w:rPr>
-        <w:rFonts w:ascii="Wingdings" w:hAnsi="Wingdings" w:cs="Wingdings" w:hint="default"/>
-      </w:rPr>
     </w:lvl>
     <w:lvl w:ilvl="3">
-      <w:numFmt w:val="bullet"/>
-      <w:lvlText w:val=""/>
+      <w:start w:val="2"/>
+      <w:numFmt w:val="decimal"/>
+      <w:lvlText w:val="(%4)"/>
       <w:lvlJc w:val="left"/>
       <w:pPr>
         <w:ind w:left="2880" w:hanging="360"/>
       </w:pPr>
-      <w:rPr>
-        <w:rFonts w:ascii="Symbol" w:hAnsi="Symbol" w:cs="Symbol" w:hint="default"/>
-      </w:rPr>
     </w:lvl>
     <w:lvl w:ilvl="4">
-      <w:numFmt w:val="bullet"/>
-      <w:lvlText w:val="o"/>
+      <w:start w:val="2"/>
+      <w:numFmt w:val="decimal"/>
+      <w:lvlText w:val="(%5)"/>
       <w:lvlJc w:val="left"/>
       <w:pPr>
         <w:ind w:left="3600" w:hanging="360"/>
       </w:pPr>
-      <w:rPr>
-        <w:rFonts w:ascii="Courier New" w:hAnsi="Courier New" w:cs="Courier New" w:hint="default"/>
-      </w:rPr>
     </w:lvl>
     <w:lvl w:ilvl="5">
-      <w:numFmt w:val="bullet"/>
-      <w:lvlText w:val=""/>
+      <w:start w:val="2"/>
+      <w:numFmt w:val="decimal"/>
+      <w:lvlText w:val="(%6)"/>
       <w:lvlJc w:val="left"/>
       <w:pPr>
         <w:ind w:left="4320" w:hanging="360"/>
       </w:pPr>
-      <w:rPr>
-        <w:rFonts w:ascii="Wingdings" w:hAnsi="Wingdings" w:cs="Wingdings" w:hint="default"/>
-      </w:rPr>
     </w:lvl>
     <w:lvl w:ilvl="6">
-      <w:numFmt w:val="bullet"/>
-      <w:lvlText w:val=""/>
+      <w:start w:val="2"/>
+      <w:numFmt w:val="decimal"/>
+      <w:lvlText w:val="(%7)"/>
       <w:lvlJc w:val="left"/>
       <w:pPr>
         <w:ind w:left="5040" w:hanging="360"/>
       </w:pPr>
-      <w:rPr>
-        <w:rFonts w:ascii="Symbol" w:hAnsi="Symbol" w:cs="Symbol" w:hint="default"/>
-      </w:rPr>
     </w:lvl>
     <w:lvl w:ilvl="7">
-      <w:numFmt w:val="bullet"/>
-      <w:lvlText w:val="o"/>
+      <w:start w:val="2"/>
+      <w:numFmt w:val="decimal"/>
+      <w:lvlText w:val="(%8)"/>
       <w:lvlJc w:val="left"/>
       <w:pPr>
         <w:ind w:left="5760" w:hanging="360"/>
       </w:pPr>
-      <w:rPr>
-        <w:rFonts w:ascii="Courier New" w:hAnsi="Courier New" w:cs="Courier New" w:hint="default"/>
-      </w:rPr>
     </w:lvl>
     <w:lvl w:ilvl="8">
-      <w:numFmt w:val="bullet"/>
-      <w:lvlText w:val=""/>
+      <w:start w:val="2"/>
+      <w:numFmt w:val="decimal"/>
+      <w:lvlText w:val="(%9)"/>
       <w:lvlJc w:val="left"/>
       <w:pPr>
         <w:ind w:left="6480" w:hanging="360"/>
       </w:pPr>
-      <w:rPr>
-        <w:rFonts w:ascii="Wingdings" w:hAnsi="Wingdings" w:cs="Wingdings" w:hint="default"/>
-      </w:rPr>
     </w:lvl>
   </w:abstractNum>
   <w:num w:numId="1000">
     <w:abstractNumId w:val="990"/>
   </w:num>
   <w:num w:numId="1001">
+    <w:abstractNumId w:val="991"/>
+  </w:num>
+  <w:num w:numId="1002">
+    <w:abstractNumId w:val="991"/>
+  </w:num>
+  <w:num w:numId="1003">
+    <w:abstractNumId w:val="991"/>
+  </w:num>
+  <w:num w:numId="1004">
+    <w:abstractNumId w:val="99431"/>
+    <w:lvlOverride w:ilvl="0">
+      <w:startOverride w:val="1"/>
+    </w:lvlOverride>
+    <w:lvlOverride w:ilvl="1">
+      <w:startOverride w:val="1"/>
+    </w:lvlOverride>
+    <w:lvlOverride w:ilvl="2">
+      <w:startOverride w:val="1"/>
+    </w:lvlOverride>
+    <w:lvlOverride w:ilvl="3">
+      <w:startOverride w:val="1"/>
+    </w:lvlOverride>
+    <w:lvlOverride w:ilvl="4">
+      <w:startOverride w:val="1"/>
+    </w:lvlOverride>
+    <w:lvlOverride w:ilvl="5">
+      <w:startOverride w:val="1"/>
+    </w:lvlOverride>
+    <w:lvlOverride w:ilvl="6">
+      <w:startOverride w:val="1"/>
+    </w:lvlOverride>
+    <w:lvlOverride w:ilvl="7">
+      <w:startOverride w:val="1"/>
+    </w:lvlOverride>
+    <w:lvlOverride w:ilvl="8">
+      <w:startOverride w:val="1"/>
+    </w:lvlOverride>
+  </w:num>
+  <w:num w:numId="1005">
+    <w:abstractNumId w:val="99431"/>
+    <w:lvlOverride w:ilvl="0">
+      <w:startOverride w:val="1"/>
+    </w:lvlOverride>
+    <w:lvlOverride w:ilvl="1">
+      <w:startOverride w:val="1"/>
+    </w:lvlOverride>
+    <w:lvlOverride w:ilvl="2">
+      <w:startOverride w:val="1"/>
+    </w:lvlOverride>
+    <w:lvlOverride w:ilvl="3">
+      <w:startOverride w:val="1"/>
+    </w:lvlOverride>
+    <w:lvlOverride w:ilvl="4">
+      <w:startOverride w:val="1"/>
+    </w:lvlOverride>
+    <w:lvlOverride w:ilvl="5">
+      <w:startOverride w:val="1"/>
+    </w:lvlOverride>
+    <w:lvlOverride w:ilvl="6">
+      <w:startOverride w:val="1"/>
+    </w:lvlOverride>
+    <w:lvlOverride w:ilvl="7">
+      <w:startOverride w:val="1"/>
+    </w:lvlOverride>
+    <w:lvlOverride w:ilvl="8">
+      <w:startOverride w:val="1"/>
+    </w:lvlOverride>
+  </w:num>
+  <w:num w:numId="1006">
+    <w:abstractNumId w:val="99431"/>
+    <w:lvlOverride w:ilvl="0">
+      <w:startOverride w:val="1"/>
+    </w:lvlOverride>
+    <w:lvlOverride w:ilvl="1">
+      <w:startOverride w:val="1"/>
+    </w:lvlOverride>
+    <w:lvlOverride w:ilvl="2">
+      <w:startOverride w:val="1"/>
+    </w:lvlOverride>
+    <w:lvlOverride w:ilvl="3">
+      <w:startOverride w:val="1"/>
+    </w:lvlOverride>
+    <w:lvlOverride w:ilvl="4">
+      <w:startOverride w:val="1"/>
+    </w:lvlOverride>
+    <w:lvlOverride w:ilvl="5">
+      <w:startOverride w:val="1"/>
+    </w:lvlOverride>
+    <w:lvlOverride w:ilvl="6">
+      <w:startOverride w:val="1"/>
+    </w:lvlOverride>
+    <w:lvlOverride w:ilvl="7">
+      <w:startOverride w:val="1"/>
+    </w:lvlOverride>
+    <w:lvlOverride w:ilvl="8">
+      <w:startOverride w:val="1"/>
+    </w:lvlOverride>
+  </w:num>
+  <w:num w:numId="1007">
+    <w:abstractNumId w:val="99433"/>
+    <w:lvlOverride w:ilvl="0">
+      <w:startOverride w:val="3"/>
+    </w:lvlOverride>
+    <w:lvlOverride w:ilvl="1">
+      <w:startOverride w:val="3"/>
+    </w:lvlOverride>
+    <w:lvlOverride w:ilvl="2">
+      <w:startOverride w:val="3"/>
+    </w:lvlOverride>
+    <w:lvlOverride w:ilvl="3">
+      <w:startOverride w:val="3"/>
+    </w:lvlOverride>
+    <w:lvlOverride w:ilvl="4">
+      <w:startOverride w:val="3"/>
+    </w:lvlOverride>
+    <w:lvlOverride w:ilvl="5">
+      <w:startOverride w:val="3"/>
+    </w:lvlOverride>
+    <w:lvlOverride w:ilvl="6">
+      <w:startOverride w:val="3"/>
+    </w:lvlOverride>
+    <w:lvlOverride w:ilvl="7">
+      <w:startOverride w:val="3"/>
+    </w:lvlOverride>
+    <w:lvlOverride w:ilvl="8">
+      <w:startOverride w:val="3"/>
+    </w:lvlOverride>
+  </w:num>
+  <w:num w:numId="1008">
     <w:abstractNumId w:val="99411"/>
     <w:lvlOverride w:ilvl="0">
       <w:startOverride w:val="1"/>
@@ -20154,7 +21243,7 @@
       <w:startOverride w:val="1"/>
     </w:lvlOverride>
   </w:num>
-  <w:num w:numId="1002">
+  <w:num w:numId="1009">
     <w:abstractNumId w:val="99411"/>
     <w:lvlOverride w:ilvl="0">
       <w:startOverride w:val="1"/>
@@ -20184,7 +21273,7 @@
       <w:startOverride w:val="1"/>
     </w:lvlOverride>
   </w:num>
-  <w:num w:numId="1003">
+  <w:num w:numId="1010">
     <w:abstractNumId w:val="99411"/>
     <w:lvlOverride w:ilvl="0">
       <w:startOverride w:val="1"/>
@@ -20214,7 +21303,7 @@
       <w:startOverride w:val="1"/>
     </w:lvlOverride>
   </w:num>
-  <w:num w:numId="1004">
+  <w:num w:numId="1011">
     <w:abstractNumId w:val="99411"/>
     <w:lvlOverride w:ilvl="0">
       <w:startOverride w:val="1"/>
@@ -20244,11 +21333,191 @@
       <w:startOverride w:val="1"/>
     </w:lvlOverride>
   </w:num>
-  <w:num w:numId="1005">
+  <w:num w:numId="1012">
     <w:abstractNumId w:val="991"/>
   </w:num>
-  <w:num w:numId="1006">
+  <w:num w:numId="1013">
     <w:abstractNumId w:val="991"/>
+  </w:num>
+  <w:num w:numId="1014">
+    <w:abstractNumId w:val="99431"/>
+    <w:lvlOverride w:ilvl="0">
+      <w:startOverride w:val="1"/>
+    </w:lvlOverride>
+    <w:lvlOverride w:ilvl="1">
+      <w:startOverride w:val="1"/>
+    </w:lvlOverride>
+    <w:lvlOverride w:ilvl="2">
+      <w:startOverride w:val="1"/>
+    </w:lvlOverride>
+    <w:lvlOverride w:ilvl="3">
+      <w:startOverride w:val="1"/>
+    </w:lvlOverride>
+    <w:lvlOverride w:ilvl="4">
+      <w:startOverride w:val="1"/>
+    </w:lvlOverride>
+    <w:lvlOverride w:ilvl="5">
+      <w:startOverride w:val="1"/>
+    </w:lvlOverride>
+    <w:lvlOverride w:ilvl="6">
+      <w:startOverride w:val="1"/>
+    </w:lvlOverride>
+    <w:lvlOverride w:ilvl="7">
+      <w:startOverride w:val="1"/>
+    </w:lvlOverride>
+    <w:lvlOverride w:ilvl="8">
+      <w:startOverride w:val="1"/>
+    </w:lvlOverride>
+  </w:num>
+  <w:num w:numId="1015">
+    <w:abstractNumId w:val="99431"/>
+    <w:lvlOverride w:ilvl="0">
+      <w:startOverride w:val="1"/>
+    </w:lvlOverride>
+    <w:lvlOverride w:ilvl="1">
+      <w:startOverride w:val="1"/>
+    </w:lvlOverride>
+    <w:lvlOverride w:ilvl="2">
+      <w:startOverride w:val="1"/>
+    </w:lvlOverride>
+    <w:lvlOverride w:ilvl="3">
+      <w:startOverride w:val="1"/>
+    </w:lvlOverride>
+    <w:lvlOverride w:ilvl="4">
+      <w:startOverride w:val="1"/>
+    </w:lvlOverride>
+    <w:lvlOverride w:ilvl="5">
+      <w:startOverride w:val="1"/>
+    </w:lvlOverride>
+    <w:lvlOverride w:ilvl="6">
+      <w:startOverride w:val="1"/>
+    </w:lvlOverride>
+    <w:lvlOverride w:ilvl="7">
+      <w:startOverride w:val="1"/>
+    </w:lvlOverride>
+    <w:lvlOverride w:ilvl="8">
+      <w:startOverride w:val="1"/>
+    </w:lvlOverride>
+  </w:num>
+  <w:num w:numId="1016">
+    <w:abstractNumId w:val="99432"/>
+    <w:lvlOverride w:ilvl="0">
+      <w:startOverride w:val="2"/>
+    </w:lvlOverride>
+    <w:lvlOverride w:ilvl="1">
+      <w:startOverride w:val="2"/>
+    </w:lvlOverride>
+    <w:lvlOverride w:ilvl="2">
+      <w:startOverride w:val="2"/>
+    </w:lvlOverride>
+    <w:lvlOverride w:ilvl="3">
+      <w:startOverride w:val="2"/>
+    </w:lvlOverride>
+    <w:lvlOverride w:ilvl="4">
+      <w:startOverride w:val="2"/>
+    </w:lvlOverride>
+    <w:lvlOverride w:ilvl="5">
+      <w:startOverride w:val="2"/>
+    </w:lvlOverride>
+    <w:lvlOverride w:ilvl="6">
+      <w:startOverride w:val="2"/>
+    </w:lvlOverride>
+    <w:lvlOverride w:ilvl="7">
+      <w:startOverride w:val="2"/>
+    </w:lvlOverride>
+    <w:lvlOverride w:ilvl="8">
+      <w:startOverride w:val="2"/>
+    </w:lvlOverride>
+  </w:num>
+  <w:num w:numId="1017">
+    <w:abstractNumId w:val="99433"/>
+    <w:lvlOverride w:ilvl="0">
+      <w:startOverride w:val="3"/>
+    </w:lvlOverride>
+    <w:lvlOverride w:ilvl="1">
+      <w:startOverride w:val="3"/>
+    </w:lvlOverride>
+    <w:lvlOverride w:ilvl="2">
+      <w:startOverride w:val="3"/>
+    </w:lvlOverride>
+    <w:lvlOverride w:ilvl="3">
+      <w:startOverride w:val="3"/>
+    </w:lvlOverride>
+    <w:lvlOverride w:ilvl="4">
+      <w:startOverride w:val="3"/>
+    </w:lvlOverride>
+    <w:lvlOverride w:ilvl="5">
+      <w:startOverride w:val="3"/>
+    </w:lvlOverride>
+    <w:lvlOverride w:ilvl="6">
+      <w:startOverride w:val="3"/>
+    </w:lvlOverride>
+    <w:lvlOverride w:ilvl="7">
+      <w:startOverride w:val="3"/>
+    </w:lvlOverride>
+    <w:lvlOverride w:ilvl="8">
+      <w:startOverride w:val="3"/>
+    </w:lvlOverride>
+  </w:num>
+  <w:num w:numId="1018">
+    <w:abstractNumId w:val="99431"/>
+    <w:lvlOverride w:ilvl="0">
+      <w:startOverride w:val="1"/>
+    </w:lvlOverride>
+    <w:lvlOverride w:ilvl="1">
+      <w:startOverride w:val="1"/>
+    </w:lvlOverride>
+    <w:lvlOverride w:ilvl="2">
+      <w:startOverride w:val="1"/>
+    </w:lvlOverride>
+    <w:lvlOverride w:ilvl="3">
+      <w:startOverride w:val="1"/>
+    </w:lvlOverride>
+    <w:lvlOverride w:ilvl="4">
+      <w:startOverride w:val="1"/>
+    </w:lvlOverride>
+    <w:lvlOverride w:ilvl="5">
+      <w:startOverride w:val="1"/>
+    </w:lvlOverride>
+    <w:lvlOverride w:ilvl="6">
+      <w:startOverride w:val="1"/>
+    </w:lvlOverride>
+    <w:lvlOverride w:ilvl="7">
+      <w:startOverride w:val="1"/>
+    </w:lvlOverride>
+    <w:lvlOverride w:ilvl="8">
+      <w:startOverride w:val="1"/>
+    </w:lvlOverride>
+  </w:num>
+  <w:num w:numId="1019">
+    <w:abstractNumId w:val="99433"/>
+    <w:lvlOverride w:ilvl="0">
+      <w:startOverride w:val="3"/>
+    </w:lvlOverride>
+    <w:lvlOverride w:ilvl="1">
+      <w:startOverride w:val="3"/>
+    </w:lvlOverride>
+    <w:lvlOverride w:ilvl="2">
+      <w:startOverride w:val="3"/>
+    </w:lvlOverride>
+    <w:lvlOverride w:ilvl="3">
+      <w:startOverride w:val="3"/>
+    </w:lvlOverride>
+    <w:lvlOverride w:ilvl="4">
+      <w:startOverride w:val="3"/>
+    </w:lvlOverride>
+    <w:lvlOverride w:ilvl="5">
+      <w:startOverride w:val="3"/>
+    </w:lvlOverride>
+    <w:lvlOverride w:ilvl="6">
+      <w:startOverride w:val="3"/>
+    </w:lvlOverride>
+    <w:lvlOverride w:ilvl="7">
+      <w:startOverride w:val="3"/>
+    </w:lvlOverride>
+    <w:lvlOverride w:ilvl="8">
+      <w:startOverride w:val="3"/>
+    </w:lvlOverride>
   </w:num>
 </w:numbering>
 </file>

--- a/00-首页/题组Word/第一轮·综合套卷/第一轮综合卷09（学生版-打印版）.docx
+++ b/00-首页/题组Word/第一轮·综合套卷/第一轮综合卷09（学生版-打印版）.docx
@@ -4538,7 +4538,7 @@
           <w:b/>
           <w:bCs/>
         </w:rPr>
-        <w:t xml:space="preserve">7-4-1</w:t>
+        <w:t xml:space="preserve">①</w:t>
       </w:r>
       <w:r>
         <w:rPr>
@@ -4618,7 +4618,7 @@
           <w:b/>
           <w:bCs/>
         </w:rPr>
-        <w:t xml:space="preserve">7-4-2</w:t>
+        <w:t xml:space="preserve">②</w:t>
       </w:r>
       <w:r>
         <w:rPr>

--- a/00-首页/题组Word/第一轮·综合套卷/第一轮综合卷09（学生版-打印版）.docx
+++ b/00-首页/题组Word/第一轮·综合套卷/第一轮综合卷09（学生版-打印版）.docx
@@ -2,7 +2,7 @@
 <file path=word/document.xml><?xml version="1.0" encoding="utf-8"?>
 <w:document xmlns:w="http://schemas.openxmlformats.org/wordprocessingml/2006/main" xmlns:m="http://schemas.openxmlformats.org/officeDocument/2006/math" xmlns:r="http://schemas.openxmlformats.org/officeDocument/2006/relationships" xmlns:o="urn:schemas-microsoft-com:office:office" xmlns:v="urn:schemas-microsoft-com:vml" xmlns:w10="urn:schemas-microsoft-com:office:word" xmlns:a="http://schemas.openxmlformats.org/drawingml/2006/main" xmlns:pic="http://schemas.openxmlformats.org/drawingml/2006/picture" xmlns:wp="http://schemas.openxmlformats.org/drawingml/2006/wordprocessingDrawing">
   <w:body>
-    <w:bookmarkStart w:id="87" w:name="第一轮综合练习-第09卷"/>
+    <w:bookmarkStart w:id="84" w:name="第一轮综合练习-第09卷"/>
     <w:p>
       <w:pPr>
         <w:pStyle w:val="Heading1"/>
@@ -105,7 +105,7 @@
         </w:pict>
       </w:r>
     </w:p>
-    <w:bookmarkStart w:id="86" w:name="题目"/>
+    <w:bookmarkStart w:id="83" w:name="题目"/>
     <w:p>
       <w:pPr>
         <w:pStyle w:val="Heading2"/>
@@ -8413,7 +8413,7 @@
       </w:r>
     </w:p>
     <w:bookmarkEnd w:id="57"/>
-    <w:bookmarkStart w:id="61" w:name="第14题"/>
+    <w:bookmarkStart w:id="58" w:name="第14题"/>
     <w:p>
       <w:pPr>
         <w:pStyle w:val="Heading3"/>
@@ -8975,58 +8975,6 @@
     </w:p>
     <w:p>
       <w:pPr>
-        <w:pStyle w:val="FirstParagraph"/>
-        <w:spacing w:before="160" w:after="80"/>
-        <w:jc w:val="center"/>
-      </w:pPr>
-      <w:r>
-        <w:rPr>
-          <w:rFonts w:ascii="Times New Roman" w:hAnsi="Times New Roman" w:eastAsia="Times New Roman" w:cs="Times New Roman"/>
-        </w:rPr>
-        <w:drawing>
-          <wp:inline>
-            <wp:extent cx="3600000" cy="2308332"/>
-            <wp:effectExtent b="0" l="0" r="0" t="0"/>
-            <wp:docPr descr="" title="" id="59" name="Picture"/>
-            <a:graphic>
-              <a:graphicData uri="http://schemas.openxmlformats.org/drawingml/2006/picture">
-                <pic:pic>
-                  <pic:nvPicPr>
-                    <pic:cNvPr descr="7937fa3a4ad6d5d9124ba067bca2710abd9c4ab591c0e70741f298f0452bda78.png" id="60" name="Picture"/>
-                    <pic:cNvPicPr>
-                      <a:picLocks noChangeArrowheads="1" noChangeAspect="1"/>
-                    </pic:cNvPicPr>
-                  </pic:nvPicPr>
-                  <pic:blipFill>
-                    <a:blip r:embed="rId58"/>
-                    <a:stretch>
-                      <a:fillRect/>
-                    </a:stretch>
-                  </pic:blipFill>
-                  <pic:spPr bwMode="auto">
-                    <a:xfrm>
-                      <a:off x="0" y="0"/>
-                      <a:ext cx="3600000" cy="2308332"/>
-                    </a:xfrm>
-                    <a:prstGeom prst="rect">
-                      <a:avLst/>
-                    </a:prstGeom>
-                    <a:noFill/>
-                    <a:ln w="9525">
-                      <a:noFill/>
-                      <a:headEnd/>
-                      <a:tailEnd/>
-                    </a:ln>
-                  </pic:spPr>
-                </pic:pic>
-              </a:graphicData>
-            </a:graphic>
-          </wp:inline>
-        </w:drawing>
-      </w:r>
-    </w:p>
-    <w:p>
-      <w:pPr>
         <w:spacing w:before="160" w:after="80"/>
       </w:pPr>
       <w:r>
@@ -9035,8 +8983,8 @@
         </w:pict>
       </w:r>
     </w:p>
-    <w:bookmarkEnd w:id="61"/>
-    <w:bookmarkStart w:id="62" w:name="第15题"/>
+    <w:bookmarkEnd w:id="58"/>
+    <w:bookmarkStart w:id="59" w:name="第15题"/>
     <w:p>
       <w:pPr>
         <w:pStyle w:val="Heading3"/>
@@ -9325,8 +9273,8 @@
         </w:pict>
       </w:r>
     </w:p>
-    <w:bookmarkEnd w:id="62"/>
-    <w:bookmarkStart w:id="63" w:name="第16题"/>
+    <w:bookmarkEnd w:id="59"/>
+    <w:bookmarkStart w:id="60" w:name="第16题"/>
     <w:p>
       <w:pPr>
         <w:pStyle w:val="Heading3"/>
@@ -10355,8 +10303,8 @@
         </w:pict>
       </w:r>
     </w:p>
-    <w:bookmarkEnd w:id="63"/>
-    <w:bookmarkStart w:id="67" w:name="第17题"/>
+    <w:bookmarkEnd w:id="60"/>
+    <w:bookmarkStart w:id="64" w:name="第17题"/>
     <w:p>
       <w:pPr>
         <w:pStyle w:val="Heading3"/>
@@ -10602,18 +10550,18 @@
           <wp:inline>
             <wp:extent cx="3600000" cy="1525023"/>
             <wp:effectExtent b="0" l="0" r="0" t="0"/>
-            <wp:docPr descr="" title="" id="65" name="Picture"/>
+            <wp:docPr descr="" title="" id="62" name="Picture"/>
             <a:graphic>
               <a:graphicData uri="http://schemas.openxmlformats.org/drawingml/2006/picture">
                 <pic:pic>
                   <pic:nvPicPr>
-                    <pic:cNvPr descr="6f0bf8789489a212.png" id="66" name="Picture"/>
+                    <pic:cNvPr descr="6f0bf8789489a212.png" id="63" name="Picture"/>
                     <pic:cNvPicPr>
                       <a:picLocks noChangeArrowheads="1" noChangeAspect="1"/>
                     </pic:cNvPicPr>
                   </pic:nvPicPr>
                   <pic:blipFill>
-                    <a:blip r:embed="rId64"/>
+                    <a:blip r:embed="rId61"/>
                     <a:stretch>
                       <a:fillRect/>
                     </a:stretch>
@@ -11151,8 +11099,8 @@
         </w:pict>
       </w:r>
     </w:p>
-    <w:bookmarkEnd w:id="67"/>
-    <w:bookmarkStart w:id="71" w:name="第18题"/>
+    <w:bookmarkEnd w:id="64"/>
+    <w:bookmarkStart w:id="68" w:name="第18题"/>
     <w:p>
       <w:pPr>
         <w:pStyle w:val="Heading3"/>
@@ -11585,18 +11533,18 @@
           <wp:inline>
             <wp:extent cx="3600000" cy="1066019"/>
             <wp:effectExtent b="0" l="0" r="0" t="0"/>
-            <wp:docPr descr="" title="" id="69" name="Picture"/>
+            <wp:docPr descr="" title="" id="66" name="Picture"/>
             <a:graphic>
               <a:graphicData uri="http://schemas.openxmlformats.org/drawingml/2006/picture">
                 <pic:pic>
                   <pic:nvPicPr>
-                    <pic:cNvPr descr="aa299cc0797a8401.png" id="70" name="Picture"/>
+                    <pic:cNvPr descr="aa299cc0797a8401.png" id="67" name="Picture"/>
                     <pic:cNvPicPr>
                       <a:picLocks noChangeArrowheads="1" noChangeAspect="1"/>
                     </pic:cNvPicPr>
                   </pic:nvPicPr>
                   <pic:blipFill>
-                    <a:blip r:embed="rId68"/>
+                    <a:blip r:embed="rId65"/>
                     <a:stretch>
                       <a:fillRect/>
                     </a:stretch>
@@ -11850,8 +11798,8 @@
         </w:pict>
       </w:r>
     </w:p>
-    <w:bookmarkEnd w:id="71"/>
-    <w:bookmarkStart w:id="72" w:name="第19题"/>
+    <w:bookmarkEnd w:id="68"/>
+    <w:bookmarkStart w:id="69" w:name="第19题"/>
     <w:p>
       <w:pPr>
         <w:pStyle w:val="Heading3"/>
@@ -12723,8 +12671,8 @@
         </w:pict>
       </w:r>
     </w:p>
-    <w:bookmarkEnd w:id="72"/>
-    <w:bookmarkStart w:id="73" w:name="第20题"/>
+    <w:bookmarkEnd w:id="69"/>
+    <w:bookmarkStart w:id="70" w:name="第20题"/>
     <w:p>
       <w:pPr>
         <w:pStyle w:val="Heading3"/>
@@ -13406,8 +13354,8 @@
         </w:pict>
       </w:r>
     </w:p>
-    <w:bookmarkEnd w:id="73"/>
-    <w:bookmarkStart w:id="74" w:name="第21题"/>
+    <w:bookmarkEnd w:id="70"/>
+    <w:bookmarkStart w:id="71" w:name="第21题"/>
     <w:p>
       <w:pPr>
         <w:pStyle w:val="Heading3"/>
@@ -13672,8 +13620,8 @@
         </w:pict>
       </w:r>
     </w:p>
-    <w:bookmarkEnd w:id="74"/>
-    <w:bookmarkStart w:id="75" w:name="第22题"/>
+    <w:bookmarkEnd w:id="71"/>
+    <w:bookmarkStart w:id="72" w:name="第22题"/>
     <w:p>
       <w:pPr>
         <w:pStyle w:val="Heading3"/>
@@ -14026,8 +13974,8 @@
         </w:pict>
       </w:r>
     </w:p>
-    <w:bookmarkEnd w:id="75"/>
-    <w:bookmarkStart w:id="79" w:name="第23题"/>
+    <w:bookmarkEnd w:id="72"/>
+    <w:bookmarkStart w:id="76" w:name="第23题"/>
     <w:p>
       <w:pPr>
         <w:pStyle w:val="Heading3"/>
@@ -14700,18 +14648,18 @@
           <wp:inline>
             <wp:extent cx="3240000" cy="2546225"/>
             <wp:effectExtent b="0" l="0" r="0" t="0"/>
-            <wp:docPr descr="" title="" id="77" name="Picture"/>
+            <wp:docPr descr="" title="" id="74" name="Picture"/>
             <a:graphic>
               <a:graphicData uri="http://schemas.openxmlformats.org/drawingml/2006/picture">
                 <pic:pic>
                   <pic:nvPicPr>
-                    <pic:cNvPr descr="c136ad01e9af85711659c2b06c97a3379827f71ae8369b3dfbe0f89c6e3c1e19.jpg" id="78" name="Picture"/>
+                    <pic:cNvPr descr="c136ad01e9af85711659c2b06c97a3379827f71ae8369b3dfbe0f89c6e3c1e19.jpg" id="75" name="Picture"/>
                     <pic:cNvPicPr>
                       <a:picLocks noChangeArrowheads="1" noChangeAspect="1"/>
                     </pic:cNvPicPr>
                   </pic:nvPicPr>
                   <pic:blipFill>
-                    <a:blip r:embed="rId76"/>
+                    <a:blip r:embed="rId73"/>
                     <a:stretch>
                       <a:fillRect/>
                     </a:stretch>
@@ -15427,8 +15375,8 @@
         </w:pict>
       </w:r>
     </w:p>
-    <w:bookmarkEnd w:id="79"/>
-    <w:bookmarkStart w:id="80" w:name="第24题"/>
+    <w:bookmarkEnd w:id="76"/>
+    <w:bookmarkStart w:id="77" w:name="第24题"/>
     <w:p>
       <w:pPr>
         <w:pStyle w:val="Heading3"/>
@@ -18211,8 +18159,8 @@
         </w:pict>
       </w:r>
     </w:p>
-    <w:bookmarkEnd w:id="80"/>
-    <w:bookmarkStart w:id="84" w:name="第25题"/>
+    <w:bookmarkEnd w:id="77"/>
+    <w:bookmarkStart w:id="81" w:name="第25题"/>
     <w:p>
       <w:pPr>
         <w:pStyle w:val="Heading3"/>
@@ -19602,18 +19550,18 @@
           <wp:inline>
             <wp:extent cx="3600000" cy="2454919"/>
             <wp:effectExtent b="0" l="0" r="0" t="0"/>
-            <wp:docPr descr="" title="" id="82" name="Picture"/>
+            <wp:docPr descr="" title="" id="79" name="Picture"/>
             <a:graphic>
               <a:graphicData uri="http://schemas.openxmlformats.org/drawingml/2006/picture">
                 <pic:pic>
                   <pic:nvPicPr>
-                    <pic:cNvPr descr="aa9a37e8cb5cb22fb67c2082e39ea4360bd06dc65b0d333972a61d8e7ecaefb5.jpg" id="83" name="Picture"/>
+                    <pic:cNvPr descr="aa9a37e8cb5cb22fb67c2082e39ea4360bd06dc65b0d333972a61d8e7ecaefb5.jpg" id="80" name="Picture"/>
                     <pic:cNvPicPr>
                       <a:picLocks noChangeArrowheads="1" noChangeAspect="1"/>
                     </pic:cNvPicPr>
                   </pic:nvPicPr>
                   <pic:blipFill>
-                    <a:blip r:embed="rId81"/>
+                    <a:blip r:embed="rId78"/>
                     <a:stretch>
                       <a:fillRect/>
                     </a:stretch>
@@ -19674,8 +19622,8 @@
         </w:pict>
       </w:r>
     </w:p>
-    <w:bookmarkEnd w:id="84"/>
-    <w:bookmarkStart w:id="85" w:name="第26题"/>
+    <w:bookmarkEnd w:id="81"/>
+    <w:bookmarkStart w:id="82" w:name="第26题"/>
     <w:p>
       <w:pPr>
         <w:pStyle w:val="Heading3"/>
@@ -20408,9 +20356,9 @@
         </w:pict>
       </w:r>
     </w:p>
-    <w:bookmarkEnd w:id="85"/>
-    <w:bookmarkEnd w:id="86"/>
-    <w:bookmarkEnd w:id="87"/>
+    <w:bookmarkEnd w:id="82"/>
+    <w:bookmarkEnd w:id="83"/>
+    <w:bookmarkEnd w:id="84"/>
     <w:sectPr>
       <w:footerReference w:type="default" r:id="rId9"/>
       <w:headerReference w:type="default" r:id="rId10"/>
